--- a/Notat:Rapport .docx
+++ b/Notat:Rapport .docx
@@ -4,232 +4,198 @@
   <w:body>
     <w:p>
       <w:pPr>
-        <w:spacing w:before="100" w:beforeAutospacing="1" w:after="100" w:afterAutospacing="1"/>
-        <w:outlineLvl w:val="0"/>
-        <w:rPr>
-          <w:rFonts w:eastAsia="Times New Roman" w:cs="Times New Roman"/>
+        <w:outlineLvl w:val="2"/>
+        <w:rPr>
+          <w:rFonts w:asciiTheme="majorHAnsi" w:eastAsia="Times New Roman" w:hAnsiTheme="majorHAnsi" w:cs="Times New Roman"/>
           <w:b/>
           <w:bCs/>
-          <w:kern w:val="36"/>
-          <w:sz w:val="48"/>
-          <w:szCs w:val="48"/>
-          <w:lang w:eastAsia="nb-NO"/>
-          <w14:ligatures w14:val="none"/>
-        </w:rPr>
-      </w:pPr>
-      <w:r>
-        <w:rPr>
-          <w:rFonts w:eastAsia="Times New Roman" w:cs="Times New Roman"/>
+          <w:kern w:val="0"/>
+          <w:sz w:val="27"/>
+          <w:szCs w:val="27"/>
+          <w:lang w:eastAsia="nb-NO"/>
+          <w14:ligatures w14:val="none"/>
+        </w:rPr>
+      </w:pPr>
+      <w:r>
+        <w:rPr>
+          <w:rFonts w:asciiTheme="majorHAnsi" w:eastAsia="Times New Roman" w:hAnsiTheme="majorHAnsi" w:cs="Times New Roman"/>
           <w:b/>
           <w:bCs/>
-          <w:kern w:val="36"/>
-          <w:sz w:val="48"/>
-          <w:szCs w:val="48"/>
-          <w:lang w:eastAsia="nb-NO"/>
-          <w14:ligatures w14:val="none"/>
-        </w:rPr>
-        <w:t>Tverrfaglig prosjekt (Uke 13)</w:t>
-      </w:r>
-    </w:p>
-    <w:p>
-      <w:pPr>
-        <w:spacing w:before="100" w:beforeAutospacing="1" w:after="100" w:afterAutospacing="1"/>
-        <w:outlineLvl w:val="2"/>
-        <w:rPr>
-          <w:rFonts w:eastAsia="Times New Roman" w:cs="Times New Roman"/>
+          <w:kern w:val="0"/>
+          <w:sz w:val="27"/>
+          <w:szCs w:val="27"/>
+          <w:lang w:eastAsia="nb-NO"/>
+          <w14:ligatures w14:val="none"/>
+        </w:rPr>
+        <w:t>Rapport Del 1</w:t>
+      </w:r>
+    </w:p>
+    <w:p>
+      <w:pPr>
+        <w:rPr>
+          <w:rFonts w:asciiTheme="majorHAnsi" w:eastAsia="Times New Roman" w:hAnsiTheme="majorHAnsi" w:cs="Times New Roman"/>
+          <w:kern w:val="0"/>
+          <w:lang w:eastAsia="nb-NO"/>
+          <w14:ligatures w14:val="none"/>
+        </w:rPr>
+      </w:pPr>
+      <w:r>
+        <w:rPr>
+          <w:rFonts w:asciiTheme="majorHAnsi" w:eastAsia="Times New Roman" w:hAnsiTheme="majorHAnsi" w:cs="Times New Roman"/>
           <w:b/>
           <w:bCs/>
           <w:kern w:val="0"/>
-          <w:sz w:val="27"/>
-          <w:szCs w:val="27"/>
-          <w:lang w:eastAsia="nb-NO"/>
-          <w14:ligatures w14:val="none"/>
-        </w:rPr>
-      </w:pPr>
-      <w:r>
-        <w:rPr>
-          <w:rFonts w:eastAsia="Times New Roman" w:cs="Times New Roman"/>
+          <w:sz w:val="28"/>
+          <w:szCs w:val="28"/>
+          <w:lang w:eastAsia="nb-NO"/>
+          <w14:ligatures w14:val="none"/>
+        </w:rPr>
+        <w:t>Hva som bør endres:</w:t>
+      </w:r>
+    </w:p>
+    <w:p>
+      <w:pPr>
+        <w:rPr>
+          <w:rFonts w:asciiTheme="majorHAnsi" w:eastAsia="Times New Roman" w:hAnsiTheme="majorHAnsi" w:cs="Times New Roman"/>
+          <w:kern w:val="0"/>
+          <w:lang w:eastAsia="nb-NO"/>
+          <w14:ligatures w14:val="none"/>
+        </w:rPr>
+      </w:pPr>
+      <w:r>
+        <w:rPr>
+          <w:rFonts w:asciiTheme="majorHAnsi" w:eastAsia="Times New Roman" w:hAnsiTheme="majorHAnsi" w:cs="Times New Roman"/>
+          <w:kern w:val="0"/>
+          <w:lang w:eastAsia="nb-NO"/>
+          <w14:ligatures w14:val="none"/>
+        </w:rPr>
+        <w:t xml:space="preserve">Jeg mener at startsiden etter innlogging i </w:t>
+      </w:r>
+      <w:proofErr w:type="spellStart"/>
+      <w:r>
+        <w:rPr>
+          <w:rFonts w:asciiTheme="majorHAnsi" w:eastAsia="Times New Roman" w:hAnsiTheme="majorHAnsi" w:cs="Times New Roman"/>
+          <w:kern w:val="0"/>
+          <w:lang w:eastAsia="nb-NO"/>
+          <w14:ligatures w14:val="none"/>
+        </w:rPr>
+        <w:t>iSkole</w:t>
+      </w:r>
+      <w:proofErr w:type="spellEnd"/>
+      <w:r>
+        <w:rPr>
+          <w:rFonts w:asciiTheme="majorHAnsi" w:eastAsia="Times New Roman" w:hAnsiTheme="majorHAnsi" w:cs="Times New Roman"/>
+          <w:kern w:val="0"/>
+          <w:lang w:eastAsia="nb-NO"/>
+          <w14:ligatures w14:val="none"/>
+        </w:rPr>
+        <w:t xml:space="preserve"> bør endres. Timeplanen vises først, men jeg mener at studietid burde være det første man ser når man logger inn. I tillegg burde det være mulig å registrere studietid direkte fra timeplanen.</w:t>
+      </w:r>
+    </w:p>
+    <w:p>
+      <w:pPr>
+        <w:rPr>
+          <w:rFonts w:asciiTheme="majorHAnsi" w:eastAsia="Times New Roman" w:hAnsiTheme="majorHAnsi" w:cs="Times New Roman"/>
+          <w:kern w:val="0"/>
+          <w:lang w:eastAsia="nb-NO"/>
+          <w14:ligatures w14:val="none"/>
+        </w:rPr>
+      </w:pPr>
+      <w:r>
+        <w:rPr>
+          <w:rFonts w:asciiTheme="majorHAnsi" w:eastAsia="Times New Roman" w:hAnsiTheme="majorHAnsi" w:cs="Times New Roman"/>
           <w:b/>
           <w:bCs/>
           <w:kern w:val="0"/>
-          <w:sz w:val="27"/>
-          <w:szCs w:val="27"/>
-          <w:lang w:eastAsia="nb-NO"/>
-          <w14:ligatures w14:val="none"/>
-        </w:rPr>
-        <w:t>Rapport Del 1</w:t>
-      </w:r>
-    </w:p>
-    <w:p>
-      <w:pPr>
-        <w:spacing w:before="100" w:beforeAutospacing="1" w:after="100" w:afterAutospacing="1"/>
-        <w:rPr>
-          <w:rFonts w:eastAsia="Times New Roman" w:cs="Times New Roman"/>
-          <w:kern w:val="0"/>
-          <w:lang w:eastAsia="nb-NO"/>
-          <w14:ligatures w14:val="none"/>
-        </w:rPr>
-      </w:pPr>
-      <w:r>
-        <w:rPr>
-          <w:rFonts w:eastAsia="Times New Roman" w:cs="Times New Roman"/>
+          <w:lang w:eastAsia="nb-NO"/>
+          <w14:ligatures w14:val="none"/>
+        </w:rPr>
+        <w:t>Hvorfor:</w:t>
+      </w:r>
+    </w:p>
+    <w:p>
+      <w:pPr>
+        <w:rPr>
+          <w:rFonts w:asciiTheme="majorHAnsi" w:eastAsia="Times New Roman" w:hAnsiTheme="majorHAnsi" w:cs="Times New Roman"/>
+          <w:kern w:val="0"/>
+          <w:lang w:eastAsia="nb-NO"/>
+          <w14:ligatures w14:val="none"/>
+        </w:rPr>
+      </w:pPr>
+      <w:proofErr w:type="spellStart"/>
+      <w:r>
+        <w:rPr>
+          <w:rFonts w:asciiTheme="majorHAnsi" w:eastAsia="Times New Roman" w:hAnsiTheme="majorHAnsi" w:cs="Times New Roman"/>
+          <w:kern w:val="0"/>
+          <w:lang w:eastAsia="nb-NO"/>
+          <w14:ligatures w14:val="none"/>
+        </w:rPr>
+        <w:t>iSkole</w:t>
+      </w:r>
+      <w:proofErr w:type="spellEnd"/>
+      <w:r>
+        <w:rPr>
+          <w:rFonts w:asciiTheme="majorHAnsi" w:eastAsia="Times New Roman" w:hAnsiTheme="majorHAnsi" w:cs="Times New Roman"/>
+          <w:kern w:val="0"/>
+          <w:lang w:eastAsia="nb-NO"/>
+          <w14:ligatures w14:val="none"/>
+        </w:rPr>
+        <w:t xml:space="preserve"> blir ikke brukt så mye for å se på timeplan, siden vi allerede har Canvas til det. Det første man ofte gjør når man åpner </w:t>
+      </w:r>
+      <w:proofErr w:type="spellStart"/>
+      <w:r>
+        <w:rPr>
+          <w:rFonts w:asciiTheme="majorHAnsi" w:eastAsia="Times New Roman" w:hAnsiTheme="majorHAnsi" w:cs="Times New Roman"/>
+          <w:kern w:val="0"/>
+          <w:lang w:eastAsia="nb-NO"/>
+          <w14:ligatures w14:val="none"/>
+        </w:rPr>
+        <w:t>iSkole</w:t>
+      </w:r>
+      <w:proofErr w:type="spellEnd"/>
+      <w:r>
+        <w:rPr>
+          <w:rFonts w:asciiTheme="majorHAnsi" w:eastAsia="Times New Roman" w:hAnsiTheme="majorHAnsi" w:cs="Times New Roman"/>
+          <w:kern w:val="0"/>
+          <w:lang w:eastAsia="nb-NO"/>
+          <w14:ligatures w14:val="none"/>
+        </w:rPr>
+        <w:t>, er å registrere studietid. Derfor mener jeg det hadde vært bedre om man kunne registrere studietid direkte i timeplanen, der det står studietid, i stedet for å måtte gå et annet sted.</w:t>
+      </w:r>
+    </w:p>
+    <w:p>
+      <w:pPr>
+        <w:rPr>
+          <w:rFonts w:asciiTheme="majorHAnsi" w:eastAsia="Times New Roman" w:hAnsiTheme="majorHAnsi" w:cs="Times New Roman"/>
+          <w:kern w:val="0"/>
+          <w:lang w:eastAsia="nb-NO"/>
+          <w14:ligatures w14:val="none"/>
+        </w:rPr>
+      </w:pPr>
+      <w:r>
+        <w:rPr>
+          <w:rFonts w:asciiTheme="majorHAnsi" w:eastAsia="Times New Roman" w:hAnsiTheme="majorHAnsi" w:cs="Times New Roman"/>
           <w:b/>
           <w:bCs/>
           <w:kern w:val="0"/>
           <w:lang w:eastAsia="nb-NO"/>
           <w14:ligatures w14:val="none"/>
         </w:rPr>
-        <w:t>Hva som bør endres:</w:t>
-      </w:r>
-    </w:p>
-    <w:p>
-      <w:pPr>
-        <w:spacing w:before="100" w:beforeAutospacing="1" w:after="100" w:afterAutospacing="1"/>
-        <w:rPr>
-          <w:rFonts w:eastAsia="Times New Roman" w:cs="Times New Roman"/>
-          <w:kern w:val="0"/>
-          <w:lang w:eastAsia="nb-NO"/>
-          <w14:ligatures w14:val="none"/>
-        </w:rPr>
-      </w:pPr>
-      <w:r>
-        <w:rPr>
-          <w:rFonts w:eastAsia="Times New Roman" w:cs="Times New Roman"/>
-          <w:kern w:val="0"/>
-          <w:lang w:eastAsia="nb-NO"/>
-          <w14:ligatures w14:val="none"/>
-        </w:rPr>
-        <w:t xml:space="preserve">Jeg mener at startsiden etter innlogging i </w:t>
-      </w:r>
-      <w:proofErr w:type="spellStart"/>
-      <w:r>
-        <w:rPr>
-          <w:rFonts w:eastAsia="Times New Roman" w:cs="Times New Roman"/>
-          <w:kern w:val="0"/>
-          <w:lang w:eastAsia="nb-NO"/>
-          <w14:ligatures w14:val="none"/>
-        </w:rPr>
-        <w:t>iSkole</w:t>
-      </w:r>
-      <w:proofErr w:type="spellEnd"/>
-      <w:r>
-        <w:rPr>
-          <w:rFonts w:eastAsia="Times New Roman" w:cs="Times New Roman"/>
-          <w:kern w:val="0"/>
-          <w:lang w:eastAsia="nb-NO"/>
-          <w14:ligatures w14:val="none"/>
-        </w:rPr>
-        <w:t xml:space="preserve"> bør endres. Timeplanen vises først, men jeg mener at studietid burde være det første man ser når man logger inn. I tillegg burde det være mulig å registrere studietid direkte fra timeplanen.</w:t>
-      </w:r>
-    </w:p>
-    <w:p>
-      <w:pPr>
-        <w:spacing w:before="100" w:beforeAutospacing="1" w:after="100" w:afterAutospacing="1"/>
-        <w:rPr>
-          <w:rFonts w:eastAsia="Times New Roman" w:cs="Times New Roman"/>
-          <w:kern w:val="0"/>
-          <w:lang w:eastAsia="nb-NO"/>
-          <w14:ligatures w14:val="none"/>
-        </w:rPr>
-      </w:pPr>
-      <w:r>
-        <w:rPr>
-          <w:rFonts w:eastAsia="Times New Roman" w:cs="Times New Roman"/>
-          <w:b/>
-          <w:bCs/>
-          <w:kern w:val="0"/>
-          <w:lang w:eastAsia="nb-NO"/>
-          <w14:ligatures w14:val="none"/>
-        </w:rPr>
-        <w:t>Hvorfor:</w:t>
-      </w:r>
-    </w:p>
-    <w:p>
-      <w:pPr>
-        <w:spacing w:before="100" w:beforeAutospacing="1" w:after="100" w:afterAutospacing="1"/>
-        <w:rPr>
-          <w:rFonts w:eastAsia="Times New Roman" w:cs="Times New Roman"/>
-          <w:kern w:val="0"/>
-          <w:lang w:eastAsia="nb-NO"/>
-          <w14:ligatures w14:val="none"/>
-        </w:rPr>
-      </w:pPr>
-      <w:proofErr w:type="spellStart"/>
-      <w:r>
-        <w:rPr>
-          <w:rFonts w:eastAsia="Times New Roman" w:cs="Times New Roman"/>
-          <w:kern w:val="0"/>
-          <w:lang w:eastAsia="nb-NO"/>
-          <w14:ligatures w14:val="none"/>
-        </w:rPr>
-        <w:t>iSkole</w:t>
-      </w:r>
-      <w:proofErr w:type="spellEnd"/>
-      <w:r>
-        <w:rPr>
-          <w:rFonts w:eastAsia="Times New Roman" w:cs="Times New Roman"/>
-          <w:kern w:val="0"/>
-          <w:lang w:eastAsia="nb-NO"/>
-          <w14:ligatures w14:val="none"/>
-        </w:rPr>
-        <w:t xml:space="preserve"> blir ikke brukt så mye for å se på timeplan, siden vi allerede har Canvas til det. Det første man ofte gjør når man åpner </w:t>
-      </w:r>
-      <w:proofErr w:type="spellStart"/>
-      <w:r>
-        <w:rPr>
-          <w:rFonts w:eastAsia="Times New Roman" w:cs="Times New Roman"/>
-          <w:kern w:val="0"/>
-          <w:lang w:eastAsia="nb-NO"/>
-          <w14:ligatures w14:val="none"/>
-        </w:rPr>
-        <w:t>iSkole</w:t>
-      </w:r>
-      <w:proofErr w:type="spellEnd"/>
-      <w:r>
-        <w:rPr>
-          <w:rFonts w:eastAsia="Times New Roman" w:cs="Times New Roman"/>
-          <w:kern w:val="0"/>
-          <w:lang w:eastAsia="nb-NO"/>
-          <w14:ligatures w14:val="none"/>
-        </w:rPr>
-        <w:t>, er å registrere studietid. Derfor mener jeg det hadde vært bedre om man kunne registrere studietid direkte i timeplanen, der det står studietid, i stedet for å måtte gå et annet sted.</w:t>
-      </w:r>
-    </w:p>
-    <w:p>
-      <w:pPr>
-        <w:spacing w:before="100" w:beforeAutospacing="1" w:after="100" w:afterAutospacing="1"/>
-        <w:rPr>
-          <w:rFonts w:eastAsia="Times New Roman" w:cs="Times New Roman"/>
-          <w:kern w:val="0"/>
-          <w:lang w:eastAsia="nb-NO"/>
-          <w14:ligatures w14:val="none"/>
-        </w:rPr>
-      </w:pPr>
-      <w:r>
-        <w:rPr>
-          <w:rFonts w:eastAsia="Times New Roman" w:cs="Times New Roman"/>
-          <w:b/>
-          <w:bCs/>
-          <w:kern w:val="0"/>
-          <w:lang w:eastAsia="nb-NO"/>
-          <w14:ligatures w14:val="none"/>
-        </w:rPr>
         <w:t>Hvordan:</w:t>
       </w:r>
     </w:p>
     <w:p>
       <w:pPr>
-        <w:spacing w:before="100" w:beforeAutospacing="1" w:after="100" w:afterAutospacing="1"/>
-        <w:rPr>
-          <w:rFonts w:eastAsia="Times New Roman" w:cs="Times New Roman"/>
-          <w:kern w:val="0"/>
-          <w:lang w:eastAsia="nb-NO"/>
-          <w14:ligatures w14:val="none"/>
-        </w:rPr>
-      </w:pPr>
-      <w:r>
-        <w:rPr>
-          <w:rFonts w:eastAsia="Times New Roman" w:cs="Times New Roman"/>
+        <w:rPr>
+          <w:rFonts w:asciiTheme="majorHAnsi" w:eastAsia="Times New Roman" w:hAnsiTheme="majorHAnsi" w:cs="Times New Roman"/>
+          <w:kern w:val="0"/>
+          <w:lang w:eastAsia="nb-NO"/>
+          <w14:ligatures w14:val="none"/>
+        </w:rPr>
+      </w:pPr>
+      <w:r>
+        <w:rPr>
+          <w:rFonts w:asciiTheme="majorHAnsi" w:eastAsia="Times New Roman" w:hAnsiTheme="majorHAnsi" w:cs="Times New Roman"/>
           <w:kern w:val="0"/>
           <w:lang w:eastAsia="nb-NO"/>
           <w14:ligatures w14:val="none"/>
@@ -239,34 +205,55 @@
     </w:p>
     <w:p>
       <w:pPr>
-        <w:spacing w:before="100" w:beforeAutospacing="1" w:after="100" w:afterAutospacing="1"/>
-        <w:rPr>
-          <w:rFonts w:eastAsia="Times New Roman" w:cs="Times New Roman"/>
-          <w:kern w:val="0"/>
-          <w:lang w:eastAsia="nb-NO"/>
-          <w14:ligatures w14:val="none"/>
-        </w:rPr>
-      </w:pPr>
-      <w:hyperlink r:id="rId4" w:history="1">
+        <w:rPr>
+          <w:rFonts w:asciiTheme="majorHAnsi" w:eastAsia="Times New Roman" w:hAnsiTheme="majorHAnsi" w:cs="Times New Roman"/>
+          <w:kern w:val="0"/>
+          <w:lang w:eastAsia="nb-NO"/>
+          <w14:ligatures w14:val="none"/>
+        </w:rPr>
+      </w:pPr>
+      <w:hyperlink r:id="rId4" w:tgtFrame="_blank" w:history="1">
+        <w:proofErr w:type="spellStart"/>
         <w:r>
           <w:rPr>
-            <w:rFonts w:eastAsia="Times New Roman" w:cs="Times New Roman"/>
+            <w:rFonts w:asciiTheme="majorHAnsi" w:eastAsia="Times New Roman" w:hAnsiTheme="majorHAnsi" w:cs="Times New Roman"/>
             <w:color w:val="0000FF"/>
             <w:kern w:val="0"/>
             <w:u w:val="single"/>
             <w:lang w:eastAsia="nb-NO"/>
             <w14:ligatures w14:val="none"/>
           </w:rPr>
-          <w:t>Skjermopptak 2026-03-23 kl. 13.59.43.mov</w:t>
+          <w:t>Iskole</w:t>
+        </w:r>
+        <w:proofErr w:type="spellEnd"/>
+        <w:r>
+          <w:rPr>
+            <w:rFonts w:asciiTheme="majorHAnsi" w:eastAsia="Times New Roman" w:hAnsiTheme="majorHAnsi" w:cs="Times New Roman"/>
+            <w:color w:val="0000FF"/>
+            <w:kern w:val="0"/>
+            <w:u w:val="single"/>
+            <w:lang w:eastAsia="nb-NO"/>
+            <w14:ligatures w14:val="none"/>
+          </w:rPr>
+          <w:t xml:space="preserve"> Video</w:t>
         </w:r>
       </w:hyperlink>
     </w:p>
     <w:p>
       <w:pPr>
-        <w:spacing w:before="100" w:beforeAutospacing="1" w:after="100" w:afterAutospacing="1"/>
+        <w:rPr>
+          <w:rFonts w:asciiTheme="majorHAnsi" w:eastAsia="Times New Roman" w:hAnsiTheme="majorHAnsi" w:cs="Times New Roman"/>
+          <w:kern w:val="0"/>
+          <w:lang w:eastAsia="nb-NO"/>
+          <w14:ligatures w14:val="none"/>
+        </w:rPr>
+      </w:pPr>
+    </w:p>
+    <w:p>
+      <w:pPr>
         <w:outlineLvl w:val="2"/>
         <w:rPr>
-          <w:rFonts w:eastAsia="Times New Roman" w:cs="Times New Roman"/>
+          <w:rFonts w:asciiTheme="majorHAnsi" w:eastAsia="Times New Roman" w:hAnsiTheme="majorHAnsi" w:cs="Times New Roman"/>
           <w:b/>
           <w:bCs/>
           <w:kern w:val="0"/>
@@ -278,7 +265,7 @@
       </w:pPr>
       <w:r>
         <w:rPr>
-          <w:rFonts w:eastAsia="Times New Roman" w:cs="Times New Roman"/>
+          <w:rFonts w:asciiTheme="majorHAnsi" w:eastAsia="Times New Roman" w:hAnsiTheme="majorHAnsi" w:cs="Times New Roman"/>
           <w:b/>
           <w:bCs/>
           <w:kern w:val="0"/>
@@ -292,17 +279,16 @@
     </w:p>
     <w:p>
       <w:pPr>
-        <w:spacing w:before="100" w:beforeAutospacing="1" w:after="100" w:afterAutospacing="1"/>
-        <w:rPr>
-          <w:rFonts w:eastAsia="Times New Roman" w:cs="Times New Roman"/>
-          <w:kern w:val="0"/>
-          <w:lang w:eastAsia="nb-NO"/>
-          <w14:ligatures w14:val="none"/>
-        </w:rPr>
-      </w:pPr>
-      <w:r>
-        <w:rPr>
-          <w:rFonts w:eastAsia="Times New Roman" w:cs="Times New Roman"/>
+        <w:rPr>
+          <w:rFonts w:asciiTheme="majorHAnsi" w:eastAsia="Times New Roman" w:hAnsiTheme="majorHAnsi" w:cs="Times New Roman"/>
+          <w:kern w:val="0"/>
+          <w:lang w:eastAsia="nb-NO"/>
+          <w14:ligatures w14:val="none"/>
+        </w:rPr>
+      </w:pPr>
+      <w:r>
+        <w:rPr>
+          <w:rFonts w:asciiTheme="majorHAnsi" w:eastAsia="Times New Roman" w:hAnsiTheme="majorHAnsi" w:cs="Times New Roman"/>
           <w:kern w:val="0"/>
           <w:lang w:eastAsia="nb-NO"/>
           <w14:ligatures w14:val="none"/>
@@ -312,7 +298,7 @@
       <w:proofErr w:type="gramStart"/>
       <w:r>
         <w:rPr>
-          <w:rFonts w:eastAsia="Times New Roman" w:cs="Times New Roman"/>
+          <w:rFonts w:asciiTheme="majorHAnsi" w:eastAsia="Times New Roman" w:hAnsiTheme="majorHAnsi" w:cs="Times New Roman"/>
           <w:kern w:val="0"/>
           <w:lang w:eastAsia="nb-NO"/>
           <w14:ligatures w14:val="none"/>
@@ -322,7 +308,7 @@
       <w:proofErr w:type="gramEnd"/>
       <w:r>
         <w:rPr>
-          <w:rFonts w:eastAsia="Times New Roman" w:cs="Times New Roman"/>
+          <w:rFonts w:asciiTheme="majorHAnsi" w:eastAsia="Times New Roman" w:hAnsiTheme="majorHAnsi" w:cs="Times New Roman"/>
           <w:kern w:val="0"/>
           <w:lang w:eastAsia="nb-NO"/>
           <w14:ligatures w14:val="none"/>
@@ -332,7 +318,7 @@
       <w:proofErr w:type="spellStart"/>
       <w:r>
         <w:rPr>
-          <w:rFonts w:eastAsia="Times New Roman" w:cs="Times New Roman"/>
+          <w:rFonts w:asciiTheme="majorHAnsi" w:eastAsia="Times New Roman" w:hAnsiTheme="majorHAnsi" w:cs="Times New Roman"/>
           <w:kern w:val="0"/>
           <w:lang w:eastAsia="nb-NO"/>
           <w14:ligatures w14:val="none"/>
@@ -342,7 +328,7 @@
       <w:proofErr w:type="spellEnd"/>
       <w:r>
         <w:rPr>
-          <w:rFonts w:eastAsia="Times New Roman" w:cs="Times New Roman"/>
+          <w:rFonts w:asciiTheme="majorHAnsi" w:eastAsia="Times New Roman" w:hAnsiTheme="majorHAnsi" w:cs="Times New Roman"/>
           <w:kern w:val="0"/>
           <w:lang w:eastAsia="nb-NO"/>
           <w14:ligatures w14:val="none"/>
@@ -352,7 +338,7 @@
       <w:proofErr w:type="spellStart"/>
       <w:r>
         <w:rPr>
-          <w:rFonts w:eastAsia="Times New Roman" w:cs="Times New Roman"/>
+          <w:rFonts w:asciiTheme="majorHAnsi" w:eastAsia="Times New Roman" w:hAnsiTheme="majorHAnsi" w:cs="Times New Roman"/>
           <w:kern w:val="0"/>
           <w:lang w:eastAsia="nb-NO"/>
           <w14:ligatures w14:val="none"/>
@@ -362,7 +348,7 @@
       <w:proofErr w:type="spellEnd"/>
       <w:r>
         <w:rPr>
-          <w:rFonts w:eastAsia="Times New Roman" w:cs="Times New Roman"/>
+          <w:rFonts w:asciiTheme="majorHAnsi" w:eastAsia="Times New Roman" w:hAnsiTheme="majorHAnsi" w:cs="Times New Roman"/>
           <w:kern w:val="0"/>
           <w:lang w:eastAsia="nb-NO"/>
           <w14:ligatures w14:val="none"/>
@@ -372,23 +358,35 @@
     </w:p>
     <w:p>
       <w:pPr>
-        <w:spacing w:before="100" w:beforeAutospacing="1" w:after="100" w:afterAutospacing="1"/>
-        <w:outlineLvl w:val="3"/>
-        <w:rPr>
-          <w:rFonts w:eastAsia="Times New Roman" w:cs="Times New Roman"/>
+        <w:rPr>
+          <w:rFonts w:asciiTheme="majorHAnsi" w:eastAsia="Times New Roman" w:hAnsiTheme="majorHAnsi" w:cs="Times New Roman"/>
           <w:b/>
           <w:bCs/>
           <w:kern w:val="0"/>
-          <w:lang w:eastAsia="nb-NO"/>
-          <w14:ligatures w14:val="none"/>
-        </w:rPr>
-      </w:pPr>
-      <w:r>
-        <w:rPr>
-          <w:rFonts w:eastAsia="Times New Roman" w:cs="Times New Roman"/>
+          <w:sz w:val="28"/>
+          <w:szCs w:val="28"/>
+          <w:lang w:eastAsia="nb-NO"/>
+          <w14:ligatures w14:val="none"/>
+        </w:rPr>
+      </w:pPr>
+    </w:p>
+    <w:p>
+      <w:pPr>
+        <w:rPr>
+          <w:rFonts w:asciiTheme="majorHAnsi" w:eastAsia="Times New Roman" w:hAnsiTheme="majorHAnsi" w:cs="Times New Roman"/>
+          <w:kern w:val="0"/>
+          <w:lang w:eastAsia="nb-NO"/>
+          <w14:ligatures w14:val="none"/>
+        </w:rPr>
+      </w:pPr>
+      <w:r>
+        <w:rPr>
+          <w:rFonts w:asciiTheme="majorHAnsi" w:eastAsia="Times New Roman" w:hAnsiTheme="majorHAnsi" w:cs="Times New Roman"/>
           <w:b/>
           <w:bCs/>
           <w:kern w:val="0"/>
+          <w:sz w:val="28"/>
+          <w:szCs w:val="28"/>
           <w:lang w:eastAsia="nb-NO"/>
           <w14:ligatures w14:val="none"/>
         </w:rPr>
@@ -416,18 +414,18 @@
           <w:tab w:val="left" w:pos="14656"/>
         </w:tabs>
         <w:rPr>
-          <w:rFonts w:eastAsia="Times New Roman" w:cs="Courier New"/>
-          <w:kern w:val="0"/>
-          <w:sz w:val="20"/>
-          <w:szCs w:val="20"/>
-          <w:lang w:eastAsia="nb-NO"/>
-          <w14:ligatures w14:val="none"/>
-        </w:rPr>
-      </w:pPr>
-      <w:proofErr w:type="spellStart"/>
-      <w:r>
-        <w:rPr>
-          <w:rFonts w:eastAsia="Times New Roman" w:cs="Courier New"/>
+          <w:rFonts w:asciiTheme="majorHAnsi" w:eastAsia="Times New Roman" w:hAnsiTheme="majorHAnsi" w:cs="Courier New"/>
+          <w:kern w:val="0"/>
+          <w:sz w:val="20"/>
+          <w:szCs w:val="20"/>
+          <w:lang w:eastAsia="nb-NO"/>
+          <w14:ligatures w14:val="none"/>
+        </w:rPr>
+      </w:pPr>
+      <w:proofErr w:type="spellStart"/>
+      <w:r>
+        <w:rPr>
+          <w:rFonts w:asciiTheme="majorHAnsi" w:eastAsia="Times New Roman" w:hAnsiTheme="majorHAnsi" w:cs="Courier New"/>
           <w:kern w:val="0"/>
           <w:sz w:val="20"/>
           <w:szCs w:val="20"/>
@@ -439,38 +437,14 @@
       <w:proofErr w:type="spellEnd"/>
       <w:r>
         <w:rPr>
-          <w:rFonts w:eastAsia="Times New Roman" w:cs="Courier New"/>
-          <w:kern w:val="0"/>
-          <w:sz w:val="20"/>
-          <w:szCs w:val="20"/>
-          <w:lang w:eastAsia="nb-NO"/>
-          <w14:ligatures w14:val="none"/>
-        </w:rPr>
-        <w:t xml:space="preserve"> </w:t>
-      </w:r>
-      <w:proofErr w:type="spellStart"/>
-      <w:r>
-        <w:rPr>
-          <w:rFonts w:eastAsia="Times New Roman" w:cs="Courier New"/>
-          <w:kern w:val="0"/>
-          <w:sz w:val="20"/>
-          <w:szCs w:val="20"/>
-          <w:lang w:eastAsia="nb-NO"/>
-          <w14:ligatures w14:val="none"/>
-        </w:rPr>
-        <w:t>hasAllowedEmailDomain</w:t>
-      </w:r>
-      <w:proofErr w:type="spellEnd"/>
-      <w:r>
-        <w:rPr>
-          <w:rFonts w:eastAsia="Times New Roman" w:cs="Courier New"/>
-          <w:kern w:val="0"/>
-          <w:sz w:val="20"/>
-          <w:szCs w:val="20"/>
-          <w:lang w:eastAsia="nb-NO"/>
-          <w14:ligatures w14:val="none"/>
-        </w:rPr>
-        <w:t>(email) {</w:t>
+          <w:rFonts w:asciiTheme="majorHAnsi" w:eastAsia="Times New Roman" w:hAnsiTheme="majorHAnsi" w:cs="Courier New"/>
+          <w:kern w:val="0"/>
+          <w:sz w:val="20"/>
+          <w:szCs w:val="20"/>
+          <w:lang w:eastAsia="nb-NO"/>
+          <w14:ligatures w14:val="none"/>
+        </w:rPr>
+        <w:t xml:space="preserve"> hasAllowedEmailDomain(email) {</w:t>
       </w:r>
     </w:p>
     <w:p>
@@ -494,17 +468,17 @@
           <w:tab w:val="left" w:pos="14656"/>
         </w:tabs>
         <w:rPr>
-          <w:rFonts w:eastAsia="Times New Roman" w:cs="Courier New"/>
-          <w:kern w:val="0"/>
-          <w:sz w:val="20"/>
-          <w:szCs w:val="20"/>
-          <w:lang w:eastAsia="nb-NO"/>
-          <w14:ligatures w14:val="none"/>
-        </w:rPr>
-      </w:pPr>
-      <w:r>
-        <w:rPr>
-          <w:rFonts w:eastAsia="Times New Roman" w:cs="Courier New"/>
+          <w:rFonts w:asciiTheme="majorHAnsi" w:eastAsia="Times New Roman" w:hAnsiTheme="majorHAnsi" w:cs="Courier New"/>
+          <w:kern w:val="0"/>
+          <w:sz w:val="20"/>
+          <w:szCs w:val="20"/>
+          <w:lang w:eastAsia="nb-NO"/>
+          <w14:ligatures w14:val="none"/>
+        </w:rPr>
+      </w:pPr>
+      <w:r>
+        <w:rPr>
+          <w:rFonts w:asciiTheme="majorHAnsi" w:eastAsia="Times New Roman" w:hAnsiTheme="majorHAnsi" w:cs="Courier New"/>
           <w:kern w:val="0"/>
           <w:sz w:val="20"/>
           <w:szCs w:val="20"/>
@@ -516,7 +490,7 @@
       <w:proofErr w:type="spellStart"/>
       <w:r>
         <w:rPr>
-          <w:rFonts w:eastAsia="Times New Roman" w:cs="Courier New"/>
+          <w:rFonts w:asciiTheme="majorHAnsi" w:eastAsia="Times New Roman" w:hAnsiTheme="majorHAnsi" w:cs="Courier New"/>
           <w:kern w:val="0"/>
           <w:sz w:val="20"/>
           <w:szCs w:val="20"/>
@@ -528,7 +502,7 @@
       <w:proofErr w:type="spellEnd"/>
       <w:r>
         <w:rPr>
-          <w:rFonts w:eastAsia="Times New Roman" w:cs="Courier New"/>
+          <w:rFonts w:asciiTheme="majorHAnsi" w:eastAsia="Times New Roman" w:hAnsiTheme="majorHAnsi" w:cs="Courier New"/>
           <w:kern w:val="0"/>
           <w:sz w:val="20"/>
           <w:szCs w:val="20"/>
@@ -540,7 +514,7 @@
       <w:proofErr w:type="spellStart"/>
       <w:r>
         <w:rPr>
-          <w:rFonts w:eastAsia="Times New Roman" w:cs="Courier New"/>
+          <w:rFonts w:asciiTheme="majorHAnsi" w:eastAsia="Times New Roman" w:hAnsiTheme="majorHAnsi" w:cs="Courier New"/>
           <w:kern w:val="0"/>
           <w:sz w:val="20"/>
           <w:szCs w:val="20"/>
@@ -552,7 +526,7 @@
       <w:proofErr w:type="spellEnd"/>
       <w:r>
         <w:rPr>
-          <w:rFonts w:eastAsia="Times New Roman" w:cs="Courier New"/>
+          <w:rFonts w:asciiTheme="majorHAnsi" w:eastAsia="Times New Roman" w:hAnsiTheme="majorHAnsi" w:cs="Courier New"/>
           <w:kern w:val="0"/>
           <w:sz w:val="20"/>
           <w:szCs w:val="20"/>
@@ -565,7 +539,7 @@
       <w:proofErr w:type="gramStart"/>
       <w:r>
         <w:rPr>
-          <w:rFonts w:eastAsia="Times New Roman" w:cs="Courier New"/>
+          <w:rFonts w:asciiTheme="majorHAnsi" w:eastAsia="Times New Roman" w:hAnsiTheme="majorHAnsi" w:cs="Courier New"/>
           <w:kern w:val="0"/>
           <w:sz w:val="20"/>
           <w:szCs w:val="20"/>
@@ -577,7 +551,7 @@
       <w:proofErr w:type="spellEnd"/>
       <w:r>
         <w:rPr>
-          <w:rFonts w:eastAsia="Times New Roman" w:cs="Courier New"/>
+          <w:rFonts w:asciiTheme="majorHAnsi" w:eastAsia="Times New Roman" w:hAnsiTheme="majorHAnsi" w:cs="Courier New"/>
           <w:kern w:val="0"/>
           <w:sz w:val="20"/>
           <w:szCs w:val="20"/>
@@ -589,7 +563,7 @@
       <w:proofErr w:type="gramEnd"/>
       <w:r>
         <w:rPr>
-          <w:rFonts w:eastAsia="Times New Roman" w:cs="Courier New"/>
+          <w:rFonts w:asciiTheme="majorHAnsi" w:eastAsia="Times New Roman" w:hAnsiTheme="majorHAnsi" w:cs="Courier New"/>
           <w:kern w:val="0"/>
           <w:sz w:val="20"/>
           <w:szCs w:val="20"/>
@@ -601,7 +575,7 @@
       <w:proofErr w:type="gramStart"/>
       <w:r>
         <w:rPr>
-          <w:rFonts w:eastAsia="Times New Roman" w:cs="Courier New"/>
+          <w:rFonts w:asciiTheme="majorHAnsi" w:eastAsia="Times New Roman" w:hAnsiTheme="majorHAnsi" w:cs="Courier New"/>
           <w:kern w:val="0"/>
           <w:sz w:val="20"/>
           <w:szCs w:val="20"/>
@@ -613,7 +587,7 @@
       <w:proofErr w:type="gramEnd"/>
       <w:r>
         <w:rPr>
-          <w:rFonts w:eastAsia="Times New Roman" w:cs="Courier New"/>
+          <w:rFonts w:asciiTheme="majorHAnsi" w:eastAsia="Times New Roman" w:hAnsiTheme="majorHAnsi" w:cs="Courier New"/>
           <w:kern w:val="0"/>
           <w:sz w:val="20"/>
           <w:szCs w:val="20"/>
@@ -625,7 +599,7 @@
       <w:proofErr w:type="gramStart"/>
       <w:r>
         <w:rPr>
-          <w:rFonts w:eastAsia="Times New Roman" w:cs="Courier New"/>
+          <w:rFonts w:asciiTheme="majorHAnsi" w:eastAsia="Times New Roman" w:hAnsiTheme="majorHAnsi" w:cs="Courier New"/>
           <w:kern w:val="0"/>
           <w:sz w:val="20"/>
           <w:szCs w:val="20"/>
@@ -637,7 +611,7 @@
       <w:proofErr w:type="spellStart"/>
       <w:r>
         <w:rPr>
-          <w:rFonts w:eastAsia="Times New Roman" w:cs="Courier New"/>
+          <w:rFonts w:asciiTheme="majorHAnsi" w:eastAsia="Times New Roman" w:hAnsiTheme="majorHAnsi" w:cs="Courier New"/>
           <w:kern w:val="0"/>
           <w:sz w:val="20"/>
           <w:szCs w:val="20"/>
@@ -650,7 +624,7 @@
       <w:proofErr w:type="gramEnd"/>
       <w:r>
         <w:rPr>
-          <w:rFonts w:eastAsia="Times New Roman" w:cs="Courier New"/>
+          <w:rFonts w:asciiTheme="majorHAnsi" w:eastAsia="Times New Roman" w:hAnsiTheme="majorHAnsi" w:cs="Courier New"/>
           <w:kern w:val="0"/>
           <w:sz w:val="20"/>
           <w:szCs w:val="20"/>
@@ -681,17 +655,17 @@
           <w:tab w:val="left" w:pos="14656"/>
         </w:tabs>
         <w:rPr>
-          <w:rFonts w:eastAsia="Times New Roman" w:cs="Courier New"/>
-          <w:kern w:val="0"/>
-          <w:sz w:val="20"/>
-          <w:szCs w:val="20"/>
-          <w:lang w:eastAsia="nb-NO"/>
-          <w14:ligatures w14:val="none"/>
-        </w:rPr>
-      </w:pPr>
-      <w:r>
-        <w:rPr>
-          <w:rFonts w:eastAsia="Times New Roman" w:cs="Courier New"/>
+          <w:rFonts w:asciiTheme="majorHAnsi" w:eastAsia="Times New Roman" w:hAnsiTheme="majorHAnsi" w:cs="Courier New"/>
+          <w:kern w:val="0"/>
+          <w:sz w:val="20"/>
+          <w:szCs w:val="20"/>
+          <w:lang w:eastAsia="nb-NO"/>
+          <w14:ligatures w14:val="none"/>
+        </w:rPr>
+      </w:pPr>
+      <w:r>
+        <w:rPr>
+          <w:rFonts w:asciiTheme="majorHAnsi" w:eastAsia="Times New Roman" w:hAnsiTheme="majorHAnsi" w:cs="Courier New"/>
           <w:kern w:val="0"/>
           <w:sz w:val="20"/>
           <w:szCs w:val="20"/>
@@ -703,7 +677,7 @@
       <w:proofErr w:type="spellStart"/>
       <w:r>
         <w:rPr>
-          <w:rFonts w:eastAsia="Times New Roman" w:cs="Courier New"/>
+          <w:rFonts w:asciiTheme="majorHAnsi" w:eastAsia="Times New Roman" w:hAnsiTheme="majorHAnsi" w:cs="Courier New"/>
           <w:kern w:val="0"/>
           <w:sz w:val="20"/>
           <w:szCs w:val="20"/>
@@ -715,7 +689,7 @@
       <w:proofErr w:type="spellEnd"/>
       <w:r>
         <w:rPr>
-          <w:rFonts w:eastAsia="Times New Roman" w:cs="Courier New"/>
+          <w:rFonts w:asciiTheme="majorHAnsi" w:eastAsia="Times New Roman" w:hAnsiTheme="majorHAnsi" w:cs="Courier New"/>
           <w:kern w:val="0"/>
           <w:sz w:val="20"/>
           <w:szCs w:val="20"/>
@@ -727,7 +701,7 @@
       <w:proofErr w:type="spellStart"/>
       <w:r>
         <w:rPr>
-          <w:rFonts w:eastAsia="Times New Roman" w:cs="Courier New"/>
+          <w:rFonts w:asciiTheme="majorHAnsi" w:eastAsia="Times New Roman" w:hAnsiTheme="majorHAnsi" w:cs="Courier New"/>
           <w:kern w:val="0"/>
           <w:sz w:val="20"/>
           <w:szCs w:val="20"/>
@@ -739,7 +713,7 @@
       <w:proofErr w:type="spellEnd"/>
       <w:r>
         <w:rPr>
-          <w:rFonts w:eastAsia="Times New Roman" w:cs="Courier New"/>
+          <w:rFonts w:asciiTheme="majorHAnsi" w:eastAsia="Times New Roman" w:hAnsiTheme="majorHAnsi" w:cs="Courier New"/>
           <w:kern w:val="0"/>
           <w:sz w:val="20"/>
           <w:szCs w:val="20"/>
@@ -751,7 +725,7 @@
       <w:proofErr w:type="spellStart"/>
       <w:r>
         <w:rPr>
-          <w:rFonts w:eastAsia="Times New Roman" w:cs="Courier New"/>
+          <w:rFonts w:asciiTheme="majorHAnsi" w:eastAsia="Times New Roman" w:hAnsiTheme="majorHAnsi" w:cs="Courier New"/>
           <w:kern w:val="0"/>
           <w:sz w:val="20"/>
           <w:szCs w:val="20"/>
@@ -763,7 +737,7 @@
       <w:proofErr w:type="spellEnd"/>
       <w:r>
         <w:rPr>
-          <w:rFonts w:eastAsia="Times New Roman" w:cs="Courier New"/>
+          <w:rFonts w:asciiTheme="majorHAnsi" w:eastAsia="Times New Roman" w:hAnsiTheme="majorHAnsi" w:cs="Courier New"/>
           <w:kern w:val="0"/>
           <w:sz w:val="20"/>
           <w:szCs w:val="20"/>
@@ -794,7 +768,7 @@
           <w:tab w:val="left" w:pos="14656"/>
         </w:tabs>
         <w:rPr>
-          <w:rFonts w:eastAsia="Times New Roman" w:cs="Courier New"/>
+          <w:rFonts w:asciiTheme="majorHAnsi" w:eastAsia="Times New Roman" w:hAnsiTheme="majorHAnsi" w:cs="Courier New"/>
           <w:kern w:val="0"/>
           <w:sz w:val="20"/>
           <w:szCs w:val="20"/>
@@ -824,17 +798,17 @@
           <w:tab w:val="left" w:pos="14656"/>
         </w:tabs>
         <w:rPr>
-          <w:rFonts w:eastAsia="Times New Roman" w:cs="Courier New"/>
-          <w:kern w:val="0"/>
-          <w:sz w:val="20"/>
-          <w:szCs w:val="20"/>
-          <w:lang w:eastAsia="nb-NO"/>
-          <w14:ligatures w14:val="none"/>
-        </w:rPr>
-      </w:pPr>
-      <w:r>
-        <w:rPr>
-          <w:rFonts w:eastAsia="Times New Roman" w:cs="Courier New"/>
+          <w:rFonts w:asciiTheme="majorHAnsi" w:eastAsia="Times New Roman" w:hAnsiTheme="majorHAnsi" w:cs="Courier New"/>
+          <w:kern w:val="0"/>
+          <w:sz w:val="20"/>
+          <w:szCs w:val="20"/>
+          <w:lang w:eastAsia="nb-NO"/>
+          <w14:ligatures w14:val="none"/>
+        </w:rPr>
+      </w:pPr>
+      <w:r>
+        <w:rPr>
+          <w:rFonts w:asciiTheme="majorHAnsi" w:eastAsia="Times New Roman" w:hAnsiTheme="majorHAnsi" w:cs="Courier New"/>
           <w:kern w:val="0"/>
           <w:sz w:val="20"/>
           <w:szCs w:val="20"/>
@@ -846,7 +820,7 @@
       <w:proofErr w:type="spellStart"/>
       <w:r>
         <w:rPr>
-          <w:rFonts w:eastAsia="Times New Roman" w:cs="Courier New"/>
+          <w:rFonts w:asciiTheme="majorHAnsi" w:eastAsia="Times New Roman" w:hAnsiTheme="majorHAnsi" w:cs="Courier New"/>
           <w:kern w:val="0"/>
           <w:sz w:val="20"/>
           <w:szCs w:val="20"/>
@@ -858,7 +832,7 @@
       <w:proofErr w:type="spellEnd"/>
       <w:r>
         <w:rPr>
-          <w:rFonts w:eastAsia="Times New Roman" w:cs="Courier New"/>
+          <w:rFonts w:asciiTheme="majorHAnsi" w:eastAsia="Times New Roman" w:hAnsiTheme="majorHAnsi" w:cs="Courier New"/>
           <w:kern w:val="0"/>
           <w:sz w:val="20"/>
           <w:szCs w:val="20"/>
@@ -870,7 +844,7 @@
       <w:proofErr w:type="spellStart"/>
       <w:r>
         <w:rPr>
-          <w:rFonts w:eastAsia="Times New Roman" w:cs="Courier New"/>
+          <w:rFonts w:asciiTheme="majorHAnsi" w:eastAsia="Times New Roman" w:hAnsiTheme="majorHAnsi" w:cs="Courier New"/>
           <w:kern w:val="0"/>
           <w:sz w:val="20"/>
           <w:szCs w:val="20"/>
@@ -882,7 +856,7 @@
       <w:proofErr w:type="spellEnd"/>
       <w:r>
         <w:rPr>
-          <w:rFonts w:eastAsia="Times New Roman" w:cs="Courier New"/>
+          <w:rFonts w:asciiTheme="majorHAnsi" w:eastAsia="Times New Roman" w:hAnsiTheme="majorHAnsi" w:cs="Courier New"/>
           <w:kern w:val="0"/>
           <w:sz w:val="20"/>
           <w:szCs w:val="20"/>
@@ -894,7 +868,7 @@
       <w:proofErr w:type="spellStart"/>
       <w:r>
         <w:rPr>
-          <w:rFonts w:eastAsia="Times New Roman" w:cs="Courier New"/>
+          <w:rFonts w:asciiTheme="majorHAnsi" w:eastAsia="Times New Roman" w:hAnsiTheme="majorHAnsi" w:cs="Courier New"/>
           <w:kern w:val="0"/>
           <w:sz w:val="20"/>
           <w:szCs w:val="20"/>
@@ -906,7 +880,7 @@
       <w:proofErr w:type="spellEnd"/>
       <w:r>
         <w:rPr>
-          <w:rFonts w:eastAsia="Times New Roman" w:cs="Courier New"/>
+          <w:rFonts w:asciiTheme="majorHAnsi" w:eastAsia="Times New Roman" w:hAnsiTheme="majorHAnsi" w:cs="Courier New"/>
           <w:kern w:val="0"/>
           <w:sz w:val="20"/>
           <w:szCs w:val="20"/>
@@ -918,7 +892,7 @@
       <w:proofErr w:type="spellStart"/>
       <w:r>
         <w:rPr>
-          <w:rFonts w:eastAsia="Times New Roman" w:cs="Courier New"/>
+          <w:rFonts w:asciiTheme="majorHAnsi" w:eastAsia="Times New Roman" w:hAnsiTheme="majorHAnsi" w:cs="Courier New"/>
           <w:kern w:val="0"/>
           <w:sz w:val="20"/>
           <w:szCs w:val="20"/>
@@ -930,7 +904,7 @@
       <w:proofErr w:type="spellEnd"/>
       <w:r>
         <w:rPr>
-          <w:rFonts w:eastAsia="Times New Roman" w:cs="Courier New"/>
+          <w:rFonts w:asciiTheme="majorHAnsi" w:eastAsia="Times New Roman" w:hAnsiTheme="majorHAnsi" w:cs="Courier New"/>
           <w:kern w:val="0"/>
           <w:sz w:val="20"/>
           <w:szCs w:val="20"/>
@@ -961,17 +935,17 @@
           <w:tab w:val="left" w:pos="14656"/>
         </w:tabs>
         <w:rPr>
-          <w:rFonts w:eastAsia="Times New Roman" w:cs="Courier New"/>
-          <w:kern w:val="0"/>
-          <w:sz w:val="20"/>
-          <w:szCs w:val="20"/>
-          <w:lang w:eastAsia="nb-NO"/>
-          <w14:ligatures w14:val="none"/>
-        </w:rPr>
-      </w:pPr>
-      <w:r>
-        <w:rPr>
-          <w:rFonts w:eastAsia="Times New Roman" w:cs="Courier New"/>
+          <w:rFonts w:asciiTheme="majorHAnsi" w:eastAsia="Times New Roman" w:hAnsiTheme="majorHAnsi" w:cs="Courier New"/>
+          <w:kern w:val="0"/>
+          <w:sz w:val="20"/>
+          <w:szCs w:val="20"/>
+          <w:lang w:eastAsia="nb-NO"/>
+          <w14:ligatures w14:val="none"/>
+        </w:rPr>
+      </w:pPr>
+      <w:r>
+        <w:rPr>
+          <w:rFonts w:asciiTheme="majorHAnsi" w:eastAsia="Times New Roman" w:hAnsiTheme="majorHAnsi" w:cs="Courier New"/>
           <w:kern w:val="0"/>
           <w:sz w:val="20"/>
           <w:szCs w:val="20"/>
@@ -983,7 +957,7 @@
       <w:proofErr w:type="spellStart"/>
       <w:r>
         <w:rPr>
-          <w:rFonts w:eastAsia="Times New Roman" w:cs="Courier New"/>
+          <w:rFonts w:asciiTheme="majorHAnsi" w:eastAsia="Times New Roman" w:hAnsiTheme="majorHAnsi" w:cs="Courier New"/>
           <w:kern w:val="0"/>
           <w:sz w:val="20"/>
           <w:szCs w:val="20"/>
@@ -995,7 +969,7 @@
       <w:proofErr w:type="spellEnd"/>
       <w:r>
         <w:rPr>
-          <w:rFonts w:eastAsia="Times New Roman" w:cs="Courier New"/>
+          <w:rFonts w:asciiTheme="majorHAnsi" w:eastAsia="Times New Roman" w:hAnsiTheme="majorHAnsi" w:cs="Courier New"/>
           <w:kern w:val="0"/>
           <w:sz w:val="20"/>
           <w:szCs w:val="20"/>
@@ -1026,17 +1000,17 @@
           <w:tab w:val="left" w:pos="14656"/>
         </w:tabs>
         <w:rPr>
-          <w:rFonts w:eastAsia="Times New Roman" w:cs="Courier New"/>
-          <w:kern w:val="0"/>
-          <w:sz w:val="20"/>
-          <w:szCs w:val="20"/>
-          <w:lang w:eastAsia="nb-NO"/>
-          <w14:ligatures w14:val="none"/>
-        </w:rPr>
-      </w:pPr>
-      <w:r>
-        <w:rPr>
-          <w:rFonts w:eastAsia="Times New Roman" w:cs="Courier New"/>
+          <w:rFonts w:asciiTheme="majorHAnsi" w:eastAsia="Times New Roman" w:hAnsiTheme="majorHAnsi" w:cs="Courier New"/>
+          <w:kern w:val="0"/>
+          <w:sz w:val="20"/>
+          <w:szCs w:val="20"/>
+          <w:lang w:eastAsia="nb-NO"/>
+          <w14:ligatures w14:val="none"/>
+        </w:rPr>
+      </w:pPr>
+      <w:r>
+        <w:rPr>
+          <w:rFonts w:asciiTheme="majorHAnsi" w:eastAsia="Times New Roman" w:hAnsiTheme="majorHAnsi" w:cs="Courier New"/>
           <w:kern w:val="0"/>
           <w:sz w:val="20"/>
           <w:szCs w:val="20"/>
@@ -1067,7 +1041,7 @@
           <w:tab w:val="left" w:pos="14656"/>
         </w:tabs>
         <w:rPr>
-          <w:rFonts w:eastAsia="Times New Roman" w:cs="Courier New"/>
+          <w:rFonts w:asciiTheme="majorHAnsi" w:eastAsia="Times New Roman" w:hAnsiTheme="majorHAnsi" w:cs="Courier New"/>
           <w:kern w:val="0"/>
           <w:sz w:val="20"/>
           <w:szCs w:val="20"/>
@@ -1097,17 +1071,17 @@
           <w:tab w:val="left" w:pos="14656"/>
         </w:tabs>
         <w:rPr>
-          <w:rFonts w:eastAsia="Times New Roman" w:cs="Courier New"/>
-          <w:kern w:val="0"/>
-          <w:sz w:val="20"/>
-          <w:szCs w:val="20"/>
-          <w:lang w:eastAsia="nb-NO"/>
-          <w14:ligatures w14:val="none"/>
-        </w:rPr>
-      </w:pPr>
-      <w:r>
-        <w:rPr>
-          <w:rFonts w:eastAsia="Times New Roman" w:cs="Courier New"/>
+          <w:rFonts w:asciiTheme="majorHAnsi" w:eastAsia="Times New Roman" w:hAnsiTheme="majorHAnsi" w:cs="Courier New"/>
+          <w:kern w:val="0"/>
+          <w:sz w:val="20"/>
+          <w:szCs w:val="20"/>
+          <w:lang w:eastAsia="nb-NO"/>
+          <w14:ligatures w14:val="none"/>
+        </w:rPr>
+      </w:pPr>
+      <w:r>
+        <w:rPr>
+          <w:rFonts w:asciiTheme="majorHAnsi" w:eastAsia="Times New Roman" w:hAnsiTheme="majorHAnsi" w:cs="Courier New"/>
           <w:kern w:val="0"/>
           <w:sz w:val="20"/>
           <w:szCs w:val="20"/>
@@ -1119,7 +1093,7 @@
       <w:proofErr w:type="spellStart"/>
       <w:r>
         <w:rPr>
-          <w:rFonts w:eastAsia="Times New Roman" w:cs="Courier New"/>
+          <w:rFonts w:asciiTheme="majorHAnsi" w:eastAsia="Times New Roman" w:hAnsiTheme="majorHAnsi" w:cs="Courier New"/>
           <w:kern w:val="0"/>
           <w:sz w:val="20"/>
           <w:szCs w:val="20"/>
@@ -1131,7 +1105,7 @@
       <w:proofErr w:type="spellEnd"/>
       <w:r>
         <w:rPr>
-          <w:rFonts w:eastAsia="Times New Roman" w:cs="Courier New"/>
+          <w:rFonts w:asciiTheme="majorHAnsi" w:eastAsia="Times New Roman" w:hAnsiTheme="majorHAnsi" w:cs="Courier New"/>
           <w:kern w:val="0"/>
           <w:sz w:val="20"/>
           <w:szCs w:val="20"/>
@@ -1143,7 +1117,7 @@
       <w:proofErr w:type="spellStart"/>
       <w:r>
         <w:rPr>
-          <w:rFonts w:eastAsia="Times New Roman" w:cs="Courier New"/>
+          <w:rFonts w:asciiTheme="majorHAnsi" w:eastAsia="Times New Roman" w:hAnsiTheme="majorHAnsi" w:cs="Courier New"/>
           <w:kern w:val="0"/>
           <w:sz w:val="20"/>
           <w:szCs w:val="20"/>
@@ -1155,7 +1129,7 @@
       <w:proofErr w:type="spellEnd"/>
       <w:r>
         <w:rPr>
-          <w:rFonts w:eastAsia="Times New Roman" w:cs="Courier New"/>
+          <w:rFonts w:asciiTheme="majorHAnsi" w:eastAsia="Times New Roman" w:hAnsiTheme="majorHAnsi" w:cs="Courier New"/>
           <w:kern w:val="0"/>
           <w:sz w:val="20"/>
           <w:szCs w:val="20"/>
@@ -1167,7 +1141,7 @@
       <w:proofErr w:type="spellStart"/>
       <w:r>
         <w:rPr>
-          <w:rFonts w:eastAsia="Times New Roman" w:cs="Courier New"/>
+          <w:rFonts w:asciiTheme="majorHAnsi" w:eastAsia="Times New Roman" w:hAnsiTheme="majorHAnsi" w:cs="Courier New"/>
           <w:kern w:val="0"/>
           <w:sz w:val="20"/>
           <w:szCs w:val="20"/>
@@ -1179,7 +1153,7 @@
       <w:proofErr w:type="spellEnd"/>
       <w:r>
         <w:rPr>
-          <w:rFonts w:eastAsia="Times New Roman" w:cs="Courier New"/>
+          <w:rFonts w:asciiTheme="majorHAnsi" w:eastAsia="Times New Roman" w:hAnsiTheme="majorHAnsi" w:cs="Courier New"/>
           <w:kern w:val="0"/>
           <w:sz w:val="20"/>
           <w:szCs w:val="20"/>
@@ -1191,7 +1165,7 @@
       <w:proofErr w:type="spellStart"/>
       <w:r>
         <w:rPr>
-          <w:rFonts w:eastAsia="Times New Roman" w:cs="Courier New"/>
+          <w:rFonts w:asciiTheme="majorHAnsi" w:eastAsia="Times New Roman" w:hAnsiTheme="majorHAnsi" w:cs="Courier New"/>
           <w:kern w:val="0"/>
           <w:sz w:val="20"/>
           <w:szCs w:val="20"/>
@@ -1203,7 +1177,7 @@
       <w:proofErr w:type="spellEnd"/>
       <w:r>
         <w:rPr>
-          <w:rFonts w:eastAsia="Times New Roman" w:cs="Courier New"/>
+          <w:rFonts w:asciiTheme="majorHAnsi" w:eastAsia="Times New Roman" w:hAnsiTheme="majorHAnsi" w:cs="Courier New"/>
           <w:kern w:val="0"/>
           <w:sz w:val="20"/>
           <w:szCs w:val="20"/>
@@ -1234,17 +1208,17 @@
           <w:tab w:val="left" w:pos="14656"/>
         </w:tabs>
         <w:rPr>
-          <w:rFonts w:eastAsia="Times New Roman" w:cs="Courier New"/>
-          <w:kern w:val="0"/>
-          <w:sz w:val="20"/>
-          <w:szCs w:val="20"/>
-          <w:lang w:eastAsia="nb-NO"/>
-          <w14:ligatures w14:val="none"/>
-        </w:rPr>
-      </w:pPr>
-      <w:r>
-        <w:rPr>
-          <w:rFonts w:eastAsia="Times New Roman" w:cs="Courier New"/>
+          <w:rFonts w:asciiTheme="majorHAnsi" w:eastAsia="Times New Roman" w:hAnsiTheme="majorHAnsi" w:cs="Courier New"/>
+          <w:kern w:val="0"/>
+          <w:sz w:val="20"/>
+          <w:szCs w:val="20"/>
+          <w:lang w:eastAsia="nb-NO"/>
+          <w14:ligatures w14:val="none"/>
+        </w:rPr>
+      </w:pPr>
+      <w:r>
+        <w:rPr>
+          <w:rFonts w:asciiTheme="majorHAnsi" w:eastAsia="Times New Roman" w:hAnsiTheme="majorHAnsi" w:cs="Courier New"/>
           <w:kern w:val="0"/>
           <w:sz w:val="20"/>
           <w:szCs w:val="20"/>
@@ -1256,7 +1230,7 @@
       <w:proofErr w:type="spellStart"/>
       <w:r>
         <w:rPr>
-          <w:rFonts w:eastAsia="Times New Roman" w:cs="Courier New"/>
+          <w:rFonts w:asciiTheme="majorHAnsi" w:eastAsia="Times New Roman" w:hAnsiTheme="majorHAnsi" w:cs="Courier New"/>
           <w:kern w:val="0"/>
           <w:sz w:val="20"/>
           <w:szCs w:val="20"/>
@@ -1268,7 +1242,7 @@
       <w:proofErr w:type="spellEnd"/>
       <w:r>
         <w:rPr>
-          <w:rFonts w:eastAsia="Times New Roman" w:cs="Courier New"/>
+          <w:rFonts w:asciiTheme="majorHAnsi" w:eastAsia="Times New Roman" w:hAnsiTheme="majorHAnsi" w:cs="Courier New"/>
           <w:kern w:val="0"/>
           <w:sz w:val="20"/>
           <w:szCs w:val="20"/>
@@ -1280,7 +1254,7 @@
       <w:proofErr w:type="spellStart"/>
       <w:r>
         <w:rPr>
-          <w:rFonts w:eastAsia="Times New Roman" w:cs="Courier New"/>
+          <w:rFonts w:asciiTheme="majorHAnsi" w:eastAsia="Times New Roman" w:hAnsiTheme="majorHAnsi" w:cs="Courier New"/>
           <w:kern w:val="0"/>
           <w:sz w:val="20"/>
           <w:szCs w:val="20"/>
@@ -1292,7 +1266,7 @@
       <w:proofErr w:type="spellEnd"/>
       <w:r>
         <w:rPr>
-          <w:rFonts w:eastAsia="Times New Roman" w:cs="Courier New"/>
+          <w:rFonts w:asciiTheme="majorHAnsi" w:eastAsia="Times New Roman" w:hAnsiTheme="majorHAnsi" w:cs="Courier New"/>
           <w:kern w:val="0"/>
           <w:sz w:val="20"/>
           <w:szCs w:val="20"/>
@@ -1304,7 +1278,7 @@
       <w:proofErr w:type="spellStart"/>
       <w:r>
         <w:rPr>
-          <w:rFonts w:eastAsia="Times New Roman" w:cs="Courier New"/>
+          <w:rFonts w:asciiTheme="majorHAnsi" w:eastAsia="Times New Roman" w:hAnsiTheme="majorHAnsi" w:cs="Courier New"/>
           <w:kern w:val="0"/>
           <w:sz w:val="20"/>
           <w:szCs w:val="20"/>
@@ -1316,7 +1290,7 @@
       <w:proofErr w:type="spellEnd"/>
       <w:r>
         <w:rPr>
-          <w:rFonts w:eastAsia="Times New Roman" w:cs="Courier New"/>
+          <w:rFonts w:asciiTheme="majorHAnsi" w:eastAsia="Times New Roman" w:hAnsiTheme="majorHAnsi" w:cs="Courier New"/>
           <w:kern w:val="0"/>
           <w:sz w:val="20"/>
           <w:szCs w:val="20"/>
@@ -1347,24 +1321,23 @@
           <w:tab w:val="left" w:pos="14656"/>
         </w:tabs>
         <w:rPr>
-          <w:rFonts w:eastAsia="Times New Roman" w:cs="Courier New"/>
-          <w:kern w:val="0"/>
-          <w:sz w:val="20"/>
-          <w:szCs w:val="20"/>
-          <w:lang w:eastAsia="nb-NO"/>
-          <w14:ligatures w14:val="none"/>
-        </w:rPr>
-      </w:pPr>
-      <w:r>
-        <w:rPr>
-          <w:rFonts w:eastAsia="Times New Roman" w:cs="Courier New"/>
-          <w:kern w:val="0"/>
-          <w:sz w:val="20"/>
-          <w:szCs w:val="20"/>
-          <w:lang w:eastAsia="nb-NO"/>
-          <w14:ligatures w14:val="none"/>
-        </w:rPr>
-        <w:lastRenderedPageBreak/>
+          <w:rFonts w:asciiTheme="majorHAnsi" w:eastAsia="Times New Roman" w:hAnsiTheme="majorHAnsi" w:cs="Courier New"/>
+          <w:kern w:val="0"/>
+          <w:sz w:val="20"/>
+          <w:szCs w:val="20"/>
+          <w:lang w:eastAsia="nb-NO"/>
+          <w14:ligatures w14:val="none"/>
+        </w:rPr>
+      </w:pPr>
+      <w:r>
+        <w:rPr>
+          <w:rFonts w:asciiTheme="majorHAnsi" w:eastAsia="Times New Roman" w:hAnsiTheme="majorHAnsi" w:cs="Courier New"/>
+          <w:kern w:val="0"/>
+          <w:sz w:val="20"/>
+          <w:szCs w:val="20"/>
+          <w:lang w:eastAsia="nb-NO"/>
+          <w14:ligatures w14:val="none"/>
+        </w:rPr>
         <w:t>}</w:t>
       </w:r>
     </w:p>
@@ -1389,7 +1362,7 @@
           <w:tab w:val="left" w:pos="14656"/>
         </w:tabs>
         <w:rPr>
-          <w:rFonts w:eastAsia="Times New Roman" w:cs="Courier New"/>
+          <w:rFonts w:asciiTheme="majorHAnsi" w:eastAsia="Times New Roman" w:hAnsiTheme="majorHAnsi" w:cs="Courier New"/>
           <w:kern w:val="0"/>
           <w:sz w:val="20"/>
           <w:szCs w:val="20"/>
@@ -1419,18 +1392,18 @@
           <w:tab w:val="left" w:pos="14656"/>
         </w:tabs>
         <w:rPr>
-          <w:rFonts w:eastAsia="Times New Roman" w:cs="Courier New"/>
-          <w:kern w:val="0"/>
-          <w:sz w:val="20"/>
-          <w:szCs w:val="20"/>
-          <w:lang w:eastAsia="nb-NO"/>
-          <w14:ligatures w14:val="none"/>
-        </w:rPr>
-      </w:pPr>
-      <w:proofErr w:type="spellStart"/>
-      <w:r>
-        <w:rPr>
-          <w:rFonts w:eastAsia="Times New Roman" w:cs="Courier New"/>
+          <w:rFonts w:asciiTheme="majorHAnsi" w:eastAsia="Times New Roman" w:hAnsiTheme="majorHAnsi" w:cs="Courier New"/>
+          <w:kern w:val="0"/>
+          <w:sz w:val="20"/>
+          <w:szCs w:val="20"/>
+          <w:lang w:eastAsia="nb-NO"/>
+          <w14:ligatures w14:val="none"/>
+        </w:rPr>
+      </w:pPr>
+      <w:proofErr w:type="spellStart"/>
+      <w:r>
+        <w:rPr>
+          <w:rFonts w:asciiTheme="majorHAnsi" w:eastAsia="Times New Roman" w:hAnsiTheme="majorHAnsi" w:cs="Courier New"/>
           <w:kern w:val="0"/>
           <w:sz w:val="20"/>
           <w:szCs w:val="20"/>
@@ -1442,7 +1415,7 @@
       <w:proofErr w:type="spellEnd"/>
       <w:r>
         <w:rPr>
-          <w:rFonts w:eastAsia="Times New Roman" w:cs="Courier New"/>
+          <w:rFonts w:asciiTheme="majorHAnsi" w:eastAsia="Times New Roman" w:hAnsiTheme="majorHAnsi" w:cs="Courier New"/>
           <w:kern w:val="0"/>
           <w:sz w:val="20"/>
           <w:szCs w:val="20"/>
@@ -1454,7 +1427,7 @@
       <w:proofErr w:type="spellStart"/>
       <w:r>
         <w:rPr>
-          <w:rFonts w:eastAsia="Times New Roman" w:cs="Courier New"/>
+          <w:rFonts w:asciiTheme="majorHAnsi" w:eastAsia="Times New Roman" w:hAnsiTheme="majorHAnsi" w:cs="Courier New"/>
           <w:kern w:val="0"/>
           <w:sz w:val="20"/>
           <w:szCs w:val="20"/>
@@ -1466,7 +1439,7 @@
       <w:proofErr w:type="spellEnd"/>
       <w:r>
         <w:rPr>
-          <w:rFonts w:eastAsia="Times New Roman" w:cs="Courier New"/>
+          <w:rFonts w:asciiTheme="majorHAnsi" w:eastAsia="Times New Roman" w:hAnsiTheme="majorHAnsi" w:cs="Courier New"/>
           <w:kern w:val="0"/>
           <w:sz w:val="20"/>
           <w:szCs w:val="20"/>
@@ -1497,17 +1470,17 @@
           <w:tab w:val="left" w:pos="14656"/>
         </w:tabs>
         <w:rPr>
-          <w:rFonts w:eastAsia="Times New Roman" w:cs="Courier New"/>
-          <w:kern w:val="0"/>
-          <w:sz w:val="20"/>
-          <w:szCs w:val="20"/>
-          <w:lang w:eastAsia="nb-NO"/>
-          <w14:ligatures w14:val="none"/>
-        </w:rPr>
-      </w:pPr>
-      <w:r>
-        <w:rPr>
-          <w:rFonts w:eastAsia="Times New Roman" w:cs="Courier New"/>
+          <w:rFonts w:asciiTheme="majorHAnsi" w:eastAsia="Times New Roman" w:hAnsiTheme="majorHAnsi" w:cs="Courier New"/>
+          <w:kern w:val="0"/>
+          <w:sz w:val="20"/>
+          <w:szCs w:val="20"/>
+          <w:lang w:eastAsia="nb-NO"/>
+          <w14:ligatures w14:val="none"/>
+        </w:rPr>
+      </w:pPr>
+      <w:r>
+        <w:rPr>
+          <w:rFonts w:asciiTheme="majorHAnsi" w:eastAsia="Times New Roman" w:hAnsiTheme="majorHAnsi" w:cs="Courier New"/>
           <w:kern w:val="0"/>
           <w:sz w:val="20"/>
           <w:szCs w:val="20"/>
@@ -1519,7 +1492,7 @@
       <w:proofErr w:type="spellStart"/>
       <w:r>
         <w:rPr>
-          <w:rFonts w:eastAsia="Times New Roman" w:cs="Courier New"/>
+          <w:rFonts w:asciiTheme="majorHAnsi" w:eastAsia="Times New Roman" w:hAnsiTheme="majorHAnsi" w:cs="Courier New"/>
           <w:kern w:val="0"/>
           <w:sz w:val="20"/>
           <w:szCs w:val="20"/>
@@ -1531,7 +1504,7 @@
       <w:proofErr w:type="spellEnd"/>
       <w:r>
         <w:rPr>
-          <w:rFonts w:eastAsia="Times New Roman" w:cs="Courier New"/>
+          <w:rFonts w:asciiTheme="majorHAnsi" w:eastAsia="Times New Roman" w:hAnsiTheme="majorHAnsi" w:cs="Courier New"/>
           <w:kern w:val="0"/>
           <w:sz w:val="20"/>
           <w:szCs w:val="20"/>
@@ -1543,7 +1516,7 @@
       <w:proofErr w:type="spellStart"/>
       <w:r>
         <w:rPr>
-          <w:rFonts w:eastAsia="Times New Roman" w:cs="Courier New"/>
+          <w:rFonts w:asciiTheme="majorHAnsi" w:eastAsia="Times New Roman" w:hAnsiTheme="majorHAnsi" w:cs="Courier New"/>
           <w:kern w:val="0"/>
           <w:sz w:val="20"/>
           <w:szCs w:val="20"/>
@@ -1555,7 +1528,7 @@
       <w:proofErr w:type="spellEnd"/>
       <w:r>
         <w:rPr>
-          <w:rFonts w:eastAsia="Times New Roman" w:cs="Courier New"/>
+          <w:rFonts w:asciiTheme="majorHAnsi" w:eastAsia="Times New Roman" w:hAnsiTheme="majorHAnsi" w:cs="Courier New"/>
           <w:kern w:val="0"/>
           <w:sz w:val="20"/>
           <w:szCs w:val="20"/>
@@ -1568,7 +1541,7 @@
       <w:proofErr w:type="gramStart"/>
       <w:r>
         <w:rPr>
-          <w:rFonts w:eastAsia="Times New Roman" w:cs="Courier New"/>
+          <w:rFonts w:asciiTheme="majorHAnsi" w:eastAsia="Times New Roman" w:hAnsiTheme="majorHAnsi" w:cs="Courier New"/>
           <w:kern w:val="0"/>
           <w:sz w:val="20"/>
           <w:szCs w:val="20"/>
@@ -1580,7 +1553,7 @@
       <w:proofErr w:type="spellEnd"/>
       <w:r>
         <w:rPr>
-          <w:rFonts w:eastAsia="Times New Roman" w:cs="Courier New"/>
+          <w:rFonts w:asciiTheme="majorHAnsi" w:eastAsia="Times New Roman" w:hAnsiTheme="majorHAnsi" w:cs="Courier New"/>
           <w:kern w:val="0"/>
           <w:sz w:val="20"/>
           <w:szCs w:val="20"/>
@@ -1592,7 +1565,7 @@
       <w:proofErr w:type="gramEnd"/>
       <w:r>
         <w:rPr>
-          <w:rFonts w:eastAsia="Times New Roman" w:cs="Courier New"/>
+          <w:rFonts w:asciiTheme="majorHAnsi" w:eastAsia="Times New Roman" w:hAnsiTheme="majorHAnsi" w:cs="Courier New"/>
           <w:kern w:val="0"/>
           <w:sz w:val="20"/>
           <w:szCs w:val="20"/>
@@ -1604,7 +1577,7 @@
       <w:proofErr w:type="gramStart"/>
       <w:r>
         <w:rPr>
-          <w:rFonts w:eastAsia="Times New Roman" w:cs="Courier New"/>
+          <w:rFonts w:asciiTheme="majorHAnsi" w:eastAsia="Times New Roman" w:hAnsiTheme="majorHAnsi" w:cs="Courier New"/>
           <w:kern w:val="0"/>
           <w:sz w:val="20"/>
           <w:szCs w:val="20"/>
@@ -1616,7 +1589,7 @@
       <w:proofErr w:type="gramEnd"/>
       <w:r>
         <w:rPr>
-          <w:rFonts w:eastAsia="Times New Roman" w:cs="Courier New"/>
+          <w:rFonts w:asciiTheme="majorHAnsi" w:eastAsia="Times New Roman" w:hAnsiTheme="majorHAnsi" w:cs="Courier New"/>
           <w:kern w:val="0"/>
           <w:sz w:val="20"/>
           <w:szCs w:val="20"/>
@@ -1647,17 +1620,17 @@
           <w:tab w:val="left" w:pos="14656"/>
         </w:tabs>
         <w:rPr>
-          <w:rFonts w:eastAsia="Times New Roman" w:cs="Courier New"/>
-          <w:kern w:val="0"/>
-          <w:sz w:val="20"/>
-          <w:szCs w:val="20"/>
-          <w:lang w:eastAsia="nb-NO"/>
-          <w14:ligatures w14:val="none"/>
-        </w:rPr>
-      </w:pPr>
-      <w:r>
-        <w:rPr>
-          <w:rFonts w:eastAsia="Times New Roman" w:cs="Courier New"/>
+          <w:rFonts w:asciiTheme="majorHAnsi" w:eastAsia="Times New Roman" w:hAnsiTheme="majorHAnsi" w:cs="Courier New"/>
+          <w:kern w:val="0"/>
+          <w:sz w:val="20"/>
+          <w:szCs w:val="20"/>
+          <w:lang w:eastAsia="nb-NO"/>
+          <w14:ligatures w14:val="none"/>
+        </w:rPr>
+      </w:pPr>
+      <w:r>
+        <w:rPr>
+          <w:rFonts w:asciiTheme="majorHAnsi" w:eastAsia="Times New Roman" w:hAnsiTheme="majorHAnsi" w:cs="Courier New"/>
           <w:kern w:val="0"/>
           <w:sz w:val="20"/>
           <w:szCs w:val="20"/>
@@ -1669,7 +1642,7 @@
       <w:proofErr w:type="spellStart"/>
       <w:r>
         <w:rPr>
-          <w:rFonts w:eastAsia="Times New Roman" w:cs="Courier New"/>
+          <w:rFonts w:asciiTheme="majorHAnsi" w:eastAsia="Times New Roman" w:hAnsiTheme="majorHAnsi" w:cs="Courier New"/>
           <w:kern w:val="0"/>
           <w:sz w:val="20"/>
           <w:szCs w:val="20"/>
@@ -1681,7 +1654,7 @@
       <w:proofErr w:type="spellEnd"/>
       <w:r>
         <w:rPr>
-          <w:rFonts w:eastAsia="Times New Roman" w:cs="Courier New"/>
+          <w:rFonts w:asciiTheme="majorHAnsi" w:eastAsia="Times New Roman" w:hAnsiTheme="majorHAnsi" w:cs="Courier New"/>
           <w:kern w:val="0"/>
           <w:sz w:val="20"/>
           <w:szCs w:val="20"/>
@@ -1693,7 +1666,7 @@
       <w:proofErr w:type="spellStart"/>
       <w:r>
         <w:rPr>
-          <w:rFonts w:eastAsia="Times New Roman" w:cs="Courier New"/>
+          <w:rFonts w:asciiTheme="majorHAnsi" w:eastAsia="Times New Roman" w:hAnsiTheme="majorHAnsi" w:cs="Courier New"/>
           <w:kern w:val="0"/>
           <w:sz w:val="20"/>
           <w:szCs w:val="20"/>
@@ -1705,7 +1678,7 @@
       <w:proofErr w:type="spellEnd"/>
       <w:r>
         <w:rPr>
-          <w:rFonts w:eastAsia="Times New Roman" w:cs="Courier New"/>
+          <w:rFonts w:asciiTheme="majorHAnsi" w:eastAsia="Times New Roman" w:hAnsiTheme="majorHAnsi" w:cs="Courier New"/>
           <w:kern w:val="0"/>
           <w:sz w:val="20"/>
           <w:szCs w:val="20"/>
@@ -1717,7 +1690,7 @@
       <w:proofErr w:type="spellStart"/>
       <w:r>
         <w:rPr>
-          <w:rFonts w:eastAsia="Times New Roman" w:cs="Courier New"/>
+          <w:rFonts w:asciiTheme="majorHAnsi" w:eastAsia="Times New Roman" w:hAnsiTheme="majorHAnsi" w:cs="Courier New"/>
           <w:kern w:val="0"/>
           <w:sz w:val="20"/>
           <w:szCs w:val="20"/>
@@ -1729,7 +1702,7 @@
       <w:proofErr w:type="spellEnd"/>
       <w:r>
         <w:rPr>
-          <w:rFonts w:eastAsia="Times New Roman" w:cs="Courier New"/>
+          <w:rFonts w:asciiTheme="majorHAnsi" w:eastAsia="Times New Roman" w:hAnsiTheme="majorHAnsi" w:cs="Courier New"/>
           <w:kern w:val="0"/>
           <w:sz w:val="20"/>
           <w:szCs w:val="20"/>
@@ -1760,7 +1733,7 @@
           <w:tab w:val="left" w:pos="14656"/>
         </w:tabs>
         <w:rPr>
-          <w:rFonts w:eastAsia="Times New Roman" w:cs="Courier New"/>
+          <w:rFonts w:asciiTheme="majorHAnsi" w:eastAsia="Times New Roman" w:hAnsiTheme="majorHAnsi" w:cs="Courier New"/>
           <w:kern w:val="0"/>
           <w:sz w:val="20"/>
           <w:szCs w:val="20"/>
@@ -1790,17 +1763,17 @@
           <w:tab w:val="left" w:pos="14656"/>
         </w:tabs>
         <w:rPr>
-          <w:rFonts w:eastAsia="Times New Roman" w:cs="Courier New"/>
-          <w:kern w:val="0"/>
-          <w:sz w:val="20"/>
-          <w:szCs w:val="20"/>
-          <w:lang w:eastAsia="nb-NO"/>
-          <w14:ligatures w14:val="none"/>
-        </w:rPr>
-      </w:pPr>
-      <w:r>
-        <w:rPr>
-          <w:rFonts w:eastAsia="Times New Roman" w:cs="Courier New"/>
+          <w:rFonts w:asciiTheme="majorHAnsi" w:eastAsia="Times New Roman" w:hAnsiTheme="majorHAnsi" w:cs="Courier New"/>
+          <w:kern w:val="0"/>
+          <w:sz w:val="20"/>
+          <w:szCs w:val="20"/>
+          <w:lang w:eastAsia="nb-NO"/>
+          <w14:ligatures w14:val="none"/>
+        </w:rPr>
+      </w:pPr>
+      <w:r>
+        <w:rPr>
+          <w:rFonts w:asciiTheme="majorHAnsi" w:eastAsia="Times New Roman" w:hAnsiTheme="majorHAnsi" w:cs="Courier New"/>
           <w:kern w:val="0"/>
           <w:sz w:val="20"/>
           <w:szCs w:val="20"/>
@@ -1812,7 +1785,7 @@
       <w:proofErr w:type="spellStart"/>
       <w:r>
         <w:rPr>
-          <w:rFonts w:eastAsia="Times New Roman" w:cs="Courier New"/>
+          <w:rFonts w:asciiTheme="majorHAnsi" w:eastAsia="Times New Roman" w:hAnsiTheme="majorHAnsi" w:cs="Courier New"/>
           <w:kern w:val="0"/>
           <w:sz w:val="20"/>
           <w:szCs w:val="20"/>
@@ -1824,7 +1797,7 @@
       <w:proofErr w:type="spellEnd"/>
       <w:r>
         <w:rPr>
-          <w:rFonts w:eastAsia="Times New Roman" w:cs="Courier New"/>
+          <w:rFonts w:asciiTheme="majorHAnsi" w:eastAsia="Times New Roman" w:hAnsiTheme="majorHAnsi" w:cs="Courier New"/>
           <w:kern w:val="0"/>
           <w:sz w:val="20"/>
           <w:szCs w:val="20"/>
@@ -1836,7 +1809,7 @@
       <w:proofErr w:type="spellStart"/>
       <w:r>
         <w:rPr>
-          <w:rFonts w:eastAsia="Times New Roman" w:cs="Courier New"/>
+          <w:rFonts w:asciiTheme="majorHAnsi" w:eastAsia="Times New Roman" w:hAnsiTheme="majorHAnsi" w:cs="Courier New"/>
           <w:kern w:val="0"/>
           <w:sz w:val="20"/>
           <w:szCs w:val="20"/>
@@ -1848,7 +1821,7 @@
       <w:proofErr w:type="spellEnd"/>
       <w:r>
         <w:rPr>
-          <w:rFonts w:eastAsia="Times New Roman" w:cs="Courier New"/>
+          <w:rFonts w:asciiTheme="majorHAnsi" w:eastAsia="Times New Roman" w:hAnsiTheme="majorHAnsi" w:cs="Courier New"/>
           <w:kern w:val="0"/>
           <w:sz w:val="20"/>
           <w:szCs w:val="20"/>
@@ -1879,17 +1852,17 @@
           <w:tab w:val="left" w:pos="14656"/>
         </w:tabs>
         <w:rPr>
-          <w:rFonts w:eastAsia="Times New Roman" w:cs="Courier New"/>
-          <w:kern w:val="0"/>
-          <w:sz w:val="20"/>
-          <w:szCs w:val="20"/>
-          <w:lang w:eastAsia="nb-NO"/>
-          <w14:ligatures w14:val="none"/>
-        </w:rPr>
-      </w:pPr>
-      <w:r>
-        <w:rPr>
-          <w:rFonts w:eastAsia="Times New Roman" w:cs="Courier New"/>
+          <w:rFonts w:asciiTheme="majorHAnsi" w:eastAsia="Times New Roman" w:hAnsiTheme="majorHAnsi" w:cs="Courier New"/>
+          <w:kern w:val="0"/>
+          <w:sz w:val="20"/>
+          <w:szCs w:val="20"/>
+          <w:lang w:eastAsia="nb-NO"/>
+          <w14:ligatures w14:val="none"/>
+        </w:rPr>
+      </w:pPr>
+      <w:r>
+        <w:rPr>
+          <w:rFonts w:asciiTheme="majorHAnsi" w:eastAsia="Times New Roman" w:hAnsiTheme="majorHAnsi" w:cs="Courier New"/>
           <w:kern w:val="0"/>
           <w:sz w:val="20"/>
           <w:szCs w:val="20"/>
@@ -1901,7 +1874,7 @@
       <w:proofErr w:type="spellStart"/>
       <w:r>
         <w:rPr>
-          <w:rFonts w:eastAsia="Times New Roman" w:cs="Courier New"/>
+          <w:rFonts w:asciiTheme="majorHAnsi" w:eastAsia="Times New Roman" w:hAnsiTheme="majorHAnsi" w:cs="Courier New"/>
           <w:kern w:val="0"/>
           <w:sz w:val="20"/>
           <w:szCs w:val="20"/>
@@ -1913,7 +1886,7 @@
       <w:proofErr w:type="spellEnd"/>
       <w:r>
         <w:rPr>
-          <w:rFonts w:eastAsia="Times New Roman" w:cs="Courier New"/>
+          <w:rFonts w:asciiTheme="majorHAnsi" w:eastAsia="Times New Roman" w:hAnsiTheme="majorHAnsi" w:cs="Courier New"/>
           <w:kern w:val="0"/>
           <w:sz w:val="20"/>
           <w:szCs w:val="20"/>
@@ -1944,17 +1917,17 @@
           <w:tab w:val="left" w:pos="14656"/>
         </w:tabs>
         <w:rPr>
-          <w:rFonts w:eastAsia="Times New Roman" w:cs="Courier New"/>
-          <w:kern w:val="0"/>
-          <w:sz w:val="20"/>
-          <w:szCs w:val="20"/>
-          <w:lang w:eastAsia="nb-NO"/>
-          <w14:ligatures w14:val="none"/>
-        </w:rPr>
-      </w:pPr>
-      <w:r>
-        <w:rPr>
-          <w:rFonts w:eastAsia="Times New Roman" w:cs="Courier New"/>
+          <w:rFonts w:asciiTheme="majorHAnsi" w:eastAsia="Times New Roman" w:hAnsiTheme="majorHAnsi" w:cs="Courier New"/>
+          <w:kern w:val="0"/>
+          <w:sz w:val="20"/>
+          <w:szCs w:val="20"/>
+          <w:lang w:eastAsia="nb-NO"/>
+          <w14:ligatures w14:val="none"/>
+        </w:rPr>
+      </w:pPr>
+      <w:r>
+        <w:rPr>
+          <w:rFonts w:asciiTheme="majorHAnsi" w:eastAsia="Times New Roman" w:hAnsiTheme="majorHAnsi" w:cs="Courier New"/>
           <w:kern w:val="0"/>
           <w:sz w:val="20"/>
           <w:szCs w:val="20"/>
@@ -1985,7 +1958,7 @@
           <w:tab w:val="left" w:pos="14656"/>
         </w:tabs>
         <w:rPr>
-          <w:rFonts w:eastAsia="Times New Roman" w:cs="Courier New"/>
+          <w:rFonts w:asciiTheme="majorHAnsi" w:eastAsia="Times New Roman" w:hAnsiTheme="majorHAnsi" w:cs="Courier New"/>
           <w:kern w:val="0"/>
           <w:sz w:val="20"/>
           <w:szCs w:val="20"/>
@@ -2015,17 +1988,17 @@
           <w:tab w:val="left" w:pos="14656"/>
         </w:tabs>
         <w:rPr>
-          <w:rFonts w:eastAsia="Times New Roman" w:cs="Courier New"/>
-          <w:kern w:val="0"/>
-          <w:sz w:val="20"/>
-          <w:szCs w:val="20"/>
-          <w:lang w:eastAsia="nb-NO"/>
-          <w14:ligatures w14:val="none"/>
-        </w:rPr>
-      </w:pPr>
-      <w:r>
-        <w:rPr>
-          <w:rFonts w:eastAsia="Times New Roman" w:cs="Courier New"/>
+          <w:rFonts w:asciiTheme="majorHAnsi" w:eastAsia="Times New Roman" w:hAnsiTheme="majorHAnsi" w:cs="Courier New"/>
+          <w:kern w:val="0"/>
+          <w:sz w:val="20"/>
+          <w:szCs w:val="20"/>
+          <w:lang w:eastAsia="nb-NO"/>
+          <w14:ligatures w14:val="none"/>
+        </w:rPr>
+      </w:pPr>
+      <w:r>
+        <w:rPr>
+          <w:rFonts w:asciiTheme="majorHAnsi" w:eastAsia="Times New Roman" w:hAnsiTheme="majorHAnsi" w:cs="Courier New"/>
           <w:kern w:val="0"/>
           <w:sz w:val="20"/>
           <w:szCs w:val="20"/>
@@ -2037,7 +2010,7 @@
       <w:proofErr w:type="spellStart"/>
       <w:r>
         <w:rPr>
-          <w:rFonts w:eastAsia="Times New Roman" w:cs="Courier New"/>
+          <w:rFonts w:asciiTheme="majorHAnsi" w:eastAsia="Times New Roman" w:hAnsiTheme="majorHAnsi" w:cs="Courier New"/>
           <w:kern w:val="0"/>
           <w:sz w:val="20"/>
           <w:szCs w:val="20"/>
@@ -2049,7 +2022,7 @@
       <w:proofErr w:type="spellEnd"/>
       <w:r>
         <w:rPr>
-          <w:rFonts w:eastAsia="Times New Roman" w:cs="Courier New"/>
+          <w:rFonts w:asciiTheme="majorHAnsi" w:eastAsia="Times New Roman" w:hAnsiTheme="majorHAnsi" w:cs="Courier New"/>
           <w:kern w:val="0"/>
           <w:sz w:val="20"/>
           <w:szCs w:val="20"/>
@@ -2061,7 +2034,7 @@
       <w:proofErr w:type="spellStart"/>
       <w:r>
         <w:rPr>
-          <w:rFonts w:eastAsia="Times New Roman" w:cs="Courier New"/>
+          <w:rFonts w:asciiTheme="majorHAnsi" w:eastAsia="Times New Roman" w:hAnsiTheme="majorHAnsi" w:cs="Courier New"/>
           <w:kern w:val="0"/>
           <w:sz w:val="20"/>
           <w:szCs w:val="20"/>
@@ -2073,7 +2046,7 @@
       <w:proofErr w:type="spellEnd"/>
       <w:r>
         <w:rPr>
-          <w:rFonts w:eastAsia="Times New Roman" w:cs="Courier New"/>
+          <w:rFonts w:asciiTheme="majorHAnsi" w:eastAsia="Times New Roman" w:hAnsiTheme="majorHAnsi" w:cs="Courier New"/>
           <w:kern w:val="0"/>
           <w:sz w:val="20"/>
           <w:szCs w:val="20"/>
@@ -2085,7 +2058,7 @@
       <w:proofErr w:type="spellStart"/>
       <w:r>
         <w:rPr>
-          <w:rFonts w:eastAsia="Times New Roman" w:cs="Courier New"/>
+          <w:rFonts w:asciiTheme="majorHAnsi" w:eastAsia="Times New Roman" w:hAnsiTheme="majorHAnsi" w:cs="Courier New"/>
           <w:kern w:val="0"/>
           <w:sz w:val="20"/>
           <w:szCs w:val="20"/>
@@ -2097,7 +2070,7 @@
       <w:proofErr w:type="spellEnd"/>
       <w:r>
         <w:rPr>
-          <w:rFonts w:eastAsia="Times New Roman" w:cs="Courier New"/>
+          <w:rFonts w:asciiTheme="majorHAnsi" w:eastAsia="Times New Roman" w:hAnsiTheme="majorHAnsi" w:cs="Courier New"/>
           <w:kern w:val="0"/>
           <w:sz w:val="20"/>
           <w:szCs w:val="20"/>
@@ -2128,17 +2101,17 @@
           <w:tab w:val="left" w:pos="14656"/>
         </w:tabs>
         <w:rPr>
-          <w:rFonts w:eastAsia="Times New Roman" w:cs="Courier New"/>
-          <w:kern w:val="0"/>
-          <w:sz w:val="20"/>
-          <w:szCs w:val="20"/>
-          <w:lang w:eastAsia="nb-NO"/>
-          <w14:ligatures w14:val="none"/>
-        </w:rPr>
-      </w:pPr>
-      <w:r>
-        <w:rPr>
-          <w:rFonts w:eastAsia="Times New Roman" w:cs="Courier New"/>
+          <w:rFonts w:asciiTheme="majorHAnsi" w:eastAsia="Times New Roman" w:hAnsiTheme="majorHAnsi" w:cs="Courier New"/>
+          <w:kern w:val="0"/>
+          <w:sz w:val="20"/>
+          <w:szCs w:val="20"/>
+          <w:lang w:eastAsia="nb-NO"/>
+          <w14:ligatures w14:val="none"/>
+        </w:rPr>
+      </w:pPr>
+      <w:r>
+        <w:rPr>
+          <w:rFonts w:asciiTheme="majorHAnsi" w:eastAsia="Times New Roman" w:hAnsiTheme="majorHAnsi" w:cs="Courier New"/>
           <w:kern w:val="0"/>
           <w:sz w:val="20"/>
           <w:szCs w:val="20"/>
@@ -2150,72 +2123,20 @@
     </w:p>
     <w:p>
       <w:pPr>
-        <w:spacing w:before="100" w:beforeAutospacing="1" w:after="100" w:afterAutospacing="1"/>
-        <w:rPr>
-          <w:rFonts w:eastAsia="Times New Roman" w:cs="Times New Roman"/>
-          <w:kern w:val="0"/>
-          <w:lang w:eastAsia="nb-NO"/>
-          <w14:ligatures w14:val="none"/>
-        </w:rPr>
-      </w:pPr>
-      <w:r>
-        <w:rPr>
-          <w:rFonts w:eastAsia="Times New Roman" w:cs="Times New Roman"/>
+        <w:rPr>
+          <w:rFonts w:asciiTheme="majorHAnsi" w:eastAsia="Times New Roman" w:hAnsiTheme="majorHAnsi" w:cs="Times New Roman"/>
           <w:b/>
           <w:bCs/>
           <w:kern w:val="0"/>
           <w:lang w:eastAsia="nb-NO"/>
           <w14:ligatures w14:val="none"/>
         </w:rPr>
-        <w:t>Hva skjer og hvorfor:</w:t>
-      </w:r>
-    </w:p>
-    <w:p>
-      <w:pPr>
-        <w:spacing w:before="100" w:beforeAutospacing="1" w:after="100" w:afterAutospacing="1"/>
-        <w:rPr>
-          <w:rFonts w:eastAsia="Times New Roman" w:cs="Times New Roman"/>
-          <w:kern w:val="0"/>
-          <w:lang w:eastAsia="nb-NO"/>
-          <w14:ligatures w14:val="none"/>
-        </w:rPr>
-      </w:pPr>
-      <w:r>
-        <w:rPr>
-          <w:rFonts w:eastAsia="Times New Roman" w:cs="Times New Roman"/>
-          <w:kern w:val="0"/>
-          <w:lang w:eastAsia="nb-NO"/>
-          <w14:ligatures w14:val="none"/>
-        </w:rPr>
-        <w:t>denne koden sjekker om brukeren skriver inn en e-post med riktig domene (</w:t>
-      </w:r>
-      <w:r>
-        <w:rPr>
-          <w:rFonts w:eastAsia="Times New Roman" w:cs="Courier New"/>
-          <w:kern w:val="0"/>
-          <w:sz w:val="20"/>
-          <w:szCs w:val="20"/>
-          <w:lang w:eastAsia="nb-NO"/>
-          <w14:ligatures w14:val="none"/>
-        </w:rPr>
-        <w:t>@stud.akademiet.no</w:t>
-      </w:r>
-      <w:r>
-        <w:rPr>
-          <w:rFonts w:eastAsia="Times New Roman" w:cs="Times New Roman"/>
-          <w:kern w:val="0"/>
-          <w:lang w:eastAsia="nb-NO"/>
-          <w14:ligatures w14:val="none"/>
-        </w:rPr>
-        <w:t>). Dette gjør at vi kan tillate eller blokkere brukere basert på e post. Jeg gjorde det for å sikre at bare studenter kan logge inn.</w:t>
-      </w:r>
-    </w:p>
-    <w:p>
-      <w:pPr>
-        <w:spacing w:before="100" w:beforeAutospacing="1" w:after="100" w:afterAutospacing="1"/>
-        <w:outlineLvl w:val="3"/>
-        <w:rPr>
-          <w:rFonts w:eastAsia="Times New Roman" w:cs="Times New Roman"/>
+      </w:pPr>
+    </w:p>
+    <w:p>
+      <w:pPr>
+        <w:rPr>
+          <w:rFonts w:asciiTheme="majorHAnsi" w:eastAsia="Times New Roman" w:hAnsiTheme="majorHAnsi" w:cs="Times New Roman"/>
           <w:b/>
           <w:bCs/>
           <w:kern w:val="0"/>
@@ -2223,25 +2144,133 @@
           <w14:ligatures w14:val="none"/>
         </w:rPr>
       </w:pPr>
-      <w:proofErr w:type="spellStart"/>
-      <w:r>
-        <w:rPr>
-          <w:rFonts w:eastAsia="Times New Roman" w:cs="Times New Roman"/>
+    </w:p>
+    <w:p>
+      <w:pPr>
+        <w:rPr>
+          <w:rFonts w:asciiTheme="majorHAnsi" w:eastAsia="Times New Roman" w:hAnsiTheme="majorHAnsi" w:cs="Times New Roman"/>
           <w:b/>
           <w:bCs/>
           <w:kern w:val="0"/>
           <w:lang w:eastAsia="nb-NO"/>
           <w14:ligatures w14:val="none"/>
         </w:rPr>
-        <w:t>Utrdag</w:t>
-      </w:r>
-      <w:proofErr w:type="spellEnd"/>
-      <w:r>
-        <w:rPr>
-          <w:rFonts w:eastAsia="Times New Roman" w:cs="Times New Roman"/>
+      </w:pPr>
+    </w:p>
+    <w:p>
+      <w:pPr>
+        <w:rPr>
+          <w:rFonts w:asciiTheme="majorHAnsi" w:eastAsia="Times New Roman" w:hAnsiTheme="majorHAnsi" w:cs="Times New Roman"/>
           <w:b/>
           <w:bCs/>
           <w:kern w:val="0"/>
+          <w:lang w:eastAsia="nb-NO"/>
+          <w14:ligatures w14:val="none"/>
+        </w:rPr>
+      </w:pPr>
+    </w:p>
+    <w:p>
+      <w:pPr>
+        <w:rPr>
+          <w:rFonts w:asciiTheme="majorHAnsi" w:eastAsia="Times New Roman" w:hAnsiTheme="majorHAnsi" w:cs="Times New Roman"/>
+          <w:kern w:val="0"/>
+          <w:lang w:eastAsia="nb-NO"/>
+          <w14:ligatures w14:val="none"/>
+        </w:rPr>
+      </w:pPr>
+      <w:r>
+        <w:rPr>
+          <w:rFonts w:asciiTheme="majorHAnsi" w:eastAsia="Times New Roman" w:hAnsiTheme="majorHAnsi" w:cs="Times New Roman"/>
+          <w:b/>
+          <w:bCs/>
+          <w:kern w:val="0"/>
+          <w:lang w:eastAsia="nb-NO"/>
+          <w14:ligatures w14:val="none"/>
+        </w:rPr>
+        <w:t>Hva skjer og hvorfor:</w:t>
+      </w:r>
+    </w:p>
+    <w:p>
+      <w:pPr>
+        <w:rPr>
+          <w:rFonts w:asciiTheme="majorHAnsi" w:eastAsia="Times New Roman" w:hAnsiTheme="majorHAnsi" w:cs="Times New Roman"/>
+          <w:kern w:val="0"/>
+          <w:lang w:eastAsia="nb-NO"/>
+          <w14:ligatures w14:val="none"/>
+        </w:rPr>
+      </w:pPr>
+      <w:r>
+        <w:rPr>
+          <w:rFonts w:asciiTheme="majorHAnsi" w:eastAsia="Times New Roman" w:hAnsiTheme="majorHAnsi" w:cs="Times New Roman"/>
+          <w:kern w:val="0"/>
+          <w:lang w:eastAsia="nb-NO"/>
+          <w14:ligatures w14:val="none"/>
+        </w:rPr>
+        <w:t>denne koden sjekker om brukeren skriver inn en e-post med riktig domene (</w:t>
+      </w:r>
+      <w:r>
+        <w:rPr>
+          <w:rFonts w:asciiTheme="majorHAnsi" w:eastAsia="Times New Roman" w:hAnsiTheme="majorHAnsi" w:cs="Courier New"/>
+          <w:kern w:val="0"/>
+          <w:sz w:val="20"/>
+          <w:szCs w:val="20"/>
+          <w:lang w:eastAsia="nb-NO"/>
+          <w14:ligatures w14:val="none"/>
+        </w:rPr>
+        <w:t>@stud.akademiet.no</w:t>
+      </w:r>
+      <w:r>
+        <w:rPr>
+          <w:rFonts w:asciiTheme="majorHAnsi" w:eastAsia="Times New Roman" w:hAnsiTheme="majorHAnsi" w:cs="Times New Roman"/>
+          <w:kern w:val="0"/>
+          <w:lang w:eastAsia="nb-NO"/>
+          <w14:ligatures w14:val="none"/>
+        </w:rPr>
+        <w:t>). Dette gjør at vi kan tillate eller blokkere brukere basert på e post. Jeg gjorde det for å sikre at bare studenter kan logge inn.</w:t>
+      </w:r>
+    </w:p>
+    <w:p>
+      <w:pPr>
+        <w:rPr>
+          <w:rFonts w:asciiTheme="majorHAnsi" w:eastAsia="Times New Roman" w:hAnsiTheme="majorHAnsi" w:cs="Times New Roman"/>
+          <w:kern w:val="0"/>
+          <w:lang w:eastAsia="nb-NO"/>
+          <w14:ligatures w14:val="none"/>
+        </w:rPr>
+      </w:pPr>
+    </w:p>
+    <w:p>
+      <w:pPr>
+        <w:rPr>
+          <w:rFonts w:asciiTheme="majorHAnsi" w:eastAsia="Times New Roman" w:hAnsiTheme="majorHAnsi" w:cs="Times New Roman"/>
+          <w:kern w:val="0"/>
+          <w:lang w:eastAsia="nb-NO"/>
+          <w14:ligatures w14:val="none"/>
+        </w:rPr>
+      </w:pPr>
+      <w:proofErr w:type="spellStart"/>
+      <w:r>
+        <w:rPr>
+          <w:rFonts w:asciiTheme="majorHAnsi" w:eastAsia="Times New Roman" w:hAnsiTheme="majorHAnsi" w:cs="Times New Roman"/>
+          <w:b/>
+          <w:bCs/>
+          <w:kern w:val="0"/>
+          <w:sz w:val="28"/>
+          <w:szCs w:val="28"/>
+          <w:lang w:eastAsia="nb-NO"/>
+          <w14:ligatures w14:val="none"/>
+        </w:rPr>
+        <w:t>Utrdag</w:t>
+      </w:r>
+      <w:proofErr w:type="spellEnd"/>
+      <w:r>
+        <w:rPr>
+          <w:rFonts w:asciiTheme="majorHAnsi" w:eastAsia="Times New Roman" w:hAnsiTheme="majorHAnsi" w:cs="Times New Roman"/>
+          <w:b/>
+          <w:bCs/>
+          <w:kern w:val="0"/>
+          <w:sz w:val="28"/>
+          <w:szCs w:val="28"/>
           <w:lang w:eastAsia="nb-NO"/>
           <w14:ligatures w14:val="none"/>
         </w:rPr>
@@ -2269,18 +2298,18 @@
           <w:tab w:val="left" w:pos="14656"/>
         </w:tabs>
         <w:rPr>
-          <w:rFonts w:eastAsia="Times New Roman" w:cs="Courier New"/>
-          <w:kern w:val="0"/>
-          <w:sz w:val="20"/>
-          <w:szCs w:val="20"/>
-          <w:lang w:eastAsia="nb-NO"/>
-          <w14:ligatures w14:val="none"/>
-        </w:rPr>
-      </w:pPr>
-      <w:proofErr w:type="spellStart"/>
-      <w:r>
-        <w:rPr>
-          <w:rFonts w:eastAsia="Times New Roman" w:cs="Courier New"/>
+          <w:rFonts w:asciiTheme="majorHAnsi" w:eastAsia="Times New Roman" w:hAnsiTheme="majorHAnsi" w:cs="Courier New"/>
+          <w:kern w:val="0"/>
+          <w:sz w:val="20"/>
+          <w:szCs w:val="20"/>
+          <w:lang w:eastAsia="nb-NO"/>
+          <w14:ligatures w14:val="none"/>
+        </w:rPr>
+      </w:pPr>
+      <w:proofErr w:type="spellStart"/>
+      <w:r>
+        <w:rPr>
+          <w:rFonts w:asciiTheme="majorHAnsi" w:eastAsia="Times New Roman" w:hAnsiTheme="majorHAnsi" w:cs="Courier New"/>
           <w:kern w:val="0"/>
           <w:sz w:val="20"/>
           <w:szCs w:val="20"/>
@@ -2292,7 +2321,7 @@
       <w:proofErr w:type="spellEnd"/>
       <w:r>
         <w:rPr>
-          <w:rFonts w:eastAsia="Times New Roman" w:cs="Courier New"/>
+          <w:rFonts w:asciiTheme="majorHAnsi" w:eastAsia="Times New Roman" w:hAnsiTheme="majorHAnsi" w:cs="Courier New"/>
           <w:kern w:val="0"/>
           <w:sz w:val="20"/>
           <w:szCs w:val="20"/>
@@ -2305,7 +2334,7 @@
       <w:proofErr w:type="gramStart"/>
       <w:r>
         <w:rPr>
-          <w:rFonts w:eastAsia="Times New Roman" w:cs="Courier New"/>
+          <w:rFonts w:asciiTheme="majorHAnsi" w:eastAsia="Times New Roman" w:hAnsiTheme="majorHAnsi" w:cs="Courier New"/>
           <w:kern w:val="0"/>
           <w:sz w:val="20"/>
           <w:szCs w:val="20"/>
@@ -2317,7 +2346,7 @@
       <w:proofErr w:type="spellEnd"/>
       <w:r>
         <w:rPr>
-          <w:rFonts w:eastAsia="Times New Roman" w:cs="Courier New"/>
+          <w:rFonts w:asciiTheme="majorHAnsi" w:eastAsia="Times New Roman" w:hAnsiTheme="majorHAnsi" w:cs="Courier New"/>
           <w:kern w:val="0"/>
           <w:sz w:val="20"/>
           <w:szCs w:val="20"/>
@@ -2329,7 +2358,7 @@
       <w:proofErr w:type="gramEnd"/>
       <w:r>
         <w:rPr>
-          <w:rFonts w:eastAsia="Times New Roman" w:cs="Courier New"/>
+          <w:rFonts w:asciiTheme="majorHAnsi" w:eastAsia="Times New Roman" w:hAnsiTheme="majorHAnsi" w:cs="Courier New"/>
           <w:kern w:val="0"/>
           <w:sz w:val="20"/>
           <w:szCs w:val="20"/>
@@ -2360,17 +2389,17 @@
           <w:tab w:val="left" w:pos="14656"/>
         </w:tabs>
         <w:rPr>
-          <w:rFonts w:eastAsia="Times New Roman" w:cs="Courier New"/>
-          <w:kern w:val="0"/>
-          <w:sz w:val="20"/>
-          <w:szCs w:val="20"/>
-          <w:lang w:eastAsia="nb-NO"/>
-          <w14:ligatures w14:val="none"/>
-        </w:rPr>
-      </w:pPr>
-      <w:r>
-        <w:rPr>
-          <w:rFonts w:eastAsia="Times New Roman" w:cs="Courier New"/>
+          <w:rFonts w:asciiTheme="majorHAnsi" w:eastAsia="Times New Roman" w:hAnsiTheme="majorHAnsi" w:cs="Courier New"/>
+          <w:kern w:val="0"/>
+          <w:sz w:val="20"/>
+          <w:szCs w:val="20"/>
+          <w:lang w:eastAsia="nb-NO"/>
+          <w14:ligatures w14:val="none"/>
+        </w:rPr>
+      </w:pPr>
+      <w:r>
+        <w:rPr>
+          <w:rFonts w:asciiTheme="majorHAnsi" w:eastAsia="Times New Roman" w:hAnsiTheme="majorHAnsi" w:cs="Courier New"/>
           <w:kern w:val="0"/>
           <w:sz w:val="20"/>
           <w:szCs w:val="20"/>
@@ -2382,7 +2411,7 @@
       <w:proofErr w:type="spellStart"/>
       <w:r>
         <w:rPr>
-          <w:rFonts w:eastAsia="Times New Roman" w:cs="Courier New"/>
+          <w:rFonts w:asciiTheme="majorHAnsi" w:eastAsia="Times New Roman" w:hAnsiTheme="majorHAnsi" w:cs="Courier New"/>
           <w:kern w:val="0"/>
           <w:sz w:val="20"/>
           <w:szCs w:val="20"/>
@@ -2394,7 +2423,7 @@
       <w:proofErr w:type="spellEnd"/>
       <w:r>
         <w:rPr>
-          <w:rFonts w:eastAsia="Times New Roman" w:cs="Courier New"/>
+          <w:rFonts w:asciiTheme="majorHAnsi" w:eastAsia="Times New Roman" w:hAnsiTheme="majorHAnsi" w:cs="Courier New"/>
           <w:kern w:val="0"/>
           <w:sz w:val="20"/>
           <w:szCs w:val="20"/>
@@ -2406,7 +2435,7 @@
       <w:proofErr w:type="gramStart"/>
       <w:r>
         <w:rPr>
-          <w:rFonts w:eastAsia="Times New Roman" w:cs="Courier New"/>
+          <w:rFonts w:asciiTheme="majorHAnsi" w:eastAsia="Times New Roman" w:hAnsiTheme="majorHAnsi" w:cs="Courier New"/>
           <w:kern w:val="0"/>
           <w:sz w:val="20"/>
           <w:szCs w:val="20"/>
@@ -2418,7 +2447,7 @@
       <w:proofErr w:type="spellStart"/>
       <w:r>
         <w:rPr>
-          <w:rFonts w:eastAsia="Times New Roman" w:cs="Courier New"/>
+          <w:rFonts w:asciiTheme="majorHAnsi" w:eastAsia="Times New Roman" w:hAnsiTheme="majorHAnsi" w:cs="Courier New"/>
           <w:kern w:val="0"/>
           <w:sz w:val="20"/>
           <w:szCs w:val="20"/>
@@ -2431,7 +2460,7 @@
       <w:proofErr w:type="gramEnd"/>
       <w:r>
         <w:rPr>
-          <w:rFonts w:eastAsia="Times New Roman" w:cs="Courier New"/>
+          <w:rFonts w:asciiTheme="majorHAnsi" w:eastAsia="Times New Roman" w:hAnsiTheme="majorHAnsi" w:cs="Courier New"/>
           <w:kern w:val="0"/>
           <w:sz w:val="20"/>
           <w:szCs w:val="20"/>
@@ -2462,17 +2491,17 @@
           <w:tab w:val="left" w:pos="14656"/>
         </w:tabs>
         <w:rPr>
-          <w:rFonts w:eastAsia="Times New Roman" w:cs="Courier New"/>
-          <w:kern w:val="0"/>
-          <w:sz w:val="20"/>
-          <w:szCs w:val="20"/>
-          <w:lang w:eastAsia="nb-NO"/>
-          <w14:ligatures w14:val="none"/>
-        </w:rPr>
-      </w:pPr>
-      <w:r>
-        <w:rPr>
-          <w:rFonts w:eastAsia="Times New Roman" w:cs="Courier New"/>
+          <w:rFonts w:asciiTheme="majorHAnsi" w:eastAsia="Times New Roman" w:hAnsiTheme="majorHAnsi" w:cs="Courier New"/>
+          <w:kern w:val="0"/>
+          <w:sz w:val="20"/>
+          <w:szCs w:val="20"/>
+          <w:lang w:eastAsia="nb-NO"/>
+          <w14:ligatures w14:val="none"/>
+        </w:rPr>
+      </w:pPr>
+      <w:r>
+        <w:rPr>
+          <w:rFonts w:asciiTheme="majorHAnsi" w:eastAsia="Times New Roman" w:hAnsiTheme="majorHAnsi" w:cs="Courier New"/>
           <w:kern w:val="0"/>
           <w:sz w:val="20"/>
           <w:szCs w:val="20"/>
@@ -2484,7 +2513,7 @@
       <w:proofErr w:type="spellStart"/>
       <w:r>
         <w:rPr>
-          <w:rFonts w:eastAsia="Times New Roman" w:cs="Courier New"/>
+          <w:rFonts w:asciiTheme="majorHAnsi" w:eastAsia="Times New Roman" w:hAnsiTheme="majorHAnsi" w:cs="Courier New"/>
           <w:kern w:val="0"/>
           <w:sz w:val="20"/>
           <w:szCs w:val="20"/>
@@ -2496,7 +2525,7 @@
       <w:proofErr w:type="spellEnd"/>
       <w:r>
         <w:rPr>
-          <w:rFonts w:eastAsia="Times New Roman" w:cs="Courier New"/>
+          <w:rFonts w:asciiTheme="majorHAnsi" w:eastAsia="Times New Roman" w:hAnsiTheme="majorHAnsi" w:cs="Courier New"/>
           <w:kern w:val="0"/>
           <w:sz w:val="20"/>
           <w:szCs w:val="20"/>
@@ -2527,17 +2556,17 @@
           <w:tab w:val="left" w:pos="14656"/>
         </w:tabs>
         <w:rPr>
-          <w:rFonts w:eastAsia="Times New Roman" w:cs="Courier New"/>
-          <w:kern w:val="0"/>
-          <w:sz w:val="20"/>
-          <w:szCs w:val="20"/>
-          <w:lang w:eastAsia="nb-NO"/>
-          <w14:ligatures w14:val="none"/>
-        </w:rPr>
-      </w:pPr>
-      <w:r>
-        <w:rPr>
-          <w:rFonts w:eastAsia="Times New Roman" w:cs="Courier New"/>
+          <w:rFonts w:asciiTheme="majorHAnsi" w:eastAsia="Times New Roman" w:hAnsiTheme="majorHAnsi" w:cs="Courier New"/>
+          <w:kern w:val="0"/>
+          <w:sz w:val="20"/>
+          <w:szCs w:val="20"/>
+          <w:lang w:eastAsia="nb-NO"/>
+          <w14:ligatures w14:val="none"/>
+        </w:rPr>
+      </w:pPr>
+      <w:r>
+        <w:rPr>
+          <w:rFonts w:asciiTheme="majorHAnsi" w:eastAsia="Times New Roman" w:hAnsiTheme="majorHAnsi" w:cs="Courier New"/>
           <w:kern w:val="0"/>
           <w:sz w:val="20"/>
           <w:szCs w:val="20"/>
@@ -2568,7 +2597,7 @@
           <w:tab w:val="left" w:pos="14656"/>
         </w:tabs>
         <w:rPr>
-          <w:rFonts w:eastAsia="Times New Roman" w:cs="Courier New"/>
+          <w:rFonts w:asciiTheme="majorHAnsi" w:eastAsia="Times New Roman" w:hAnsiTheme="majorHAnsi" w:cs="Courier New"/>
           <w:kern w:val="0"/>
           <w:sz w:val="20"/>
           <w:szCs w:val="20"/>
@@ -2598,17 +2627,17 @@
           <w:tab w:val="left" w:pos="14656"/>
         </w:tabs>
         <w:rPr>
-          <w:rFonts w:eastAsia="Times New Roman" w:cs="Courier New"/>
-          <w:kern w:val="0"/>
-          <w:sz w:val="20"/>
-          <w:szCs w:val="20"/>
-          <w:lang w:eastAsia="nb-NO"/>
-          <w14:ligatures w14:val="none"/>
-        </w:rPr>
-      </w:pPr>
-      <w:r>
-        <w:rPr>
-          <w:rFonts w:eastAsia="Times New Roman" w:cs="Courier New"/>
+          <w:rFonts w:asciiTheme="majorHAnsi" w:eastAsia="Times New Roman" w:hAnsiTheme="majorHAnsi" w:cs="Courier New"/>
+          <w:kern w:val="0"/>
+          <w:sz w:val="20"/>
+          <w:szCs w:val="20"/>
+          <w:lang w:eastAsia="nb-NO"/>
+          <w14:ligatures w14:val="none"/>
+        </w:rPr>
+      </w:pPr>
+      <w:r>
+        <w:rPr>
+          <w:rFonts w:asciiTheme="majorHAnsi" w:eastAsia="Times New Roman" w:hAnsiTheme="majorHAnsi" w:cs="Courier New"/>
           <w:kern w:val="0"/>
           <w:sz w:val="20"/>
           <w:szCs w:val="20"/>
@@ -2620,7 +2649,7 @@
       <w:proofErr w:type="spellStart"/>
       <w:r>
         <w:rPr>
-          <w:rFonts w:eastAsia="Times New Roman" w:cs="Courier New"/>
+          <w:rFonts w:asciiTheme="majorHAnsi" w:eastAsia="Times New Roman" w:hAnsiTheme="majorHAnsi" w:cs="Courier New"/>
           <w:kern w:val="0"/>
           <w:sz w:val="20"/>
           <w:szCs w:val="20"/>
@@ -2632,7 +2661,7 @@
       <w:proofErr w:type="spellEnd"/>
       <w:r>
         <w:rPr>
-          <w:rFonts w:eastAsia="Times New Roman" w:cs="Courier New"/>
+          <w:rFonts w:asciiTheme="majorHAnsi" w:eastAsia="Times New Roman" w:hAnsiTheme="majorHAnsi" w:cs="Courier New"/>
           <w:kern w:val="0"/>
           <w:sz w:val="20"/>
           <w:szCs w:val="20"/>
@@ -2645,7 +2674,7 @@
       <w:proofErr w:type="gramStart"/>
       <w:r>
         <w:rPr>
-          <w:rFonts w:eastAsia="Times New Roman" w:cs="Courier New"/>
+          <w:rFonts w:asciiTheme="majorHAnsi" w:eastAsia="Times New Roman" w:hAnsiTheme="majorHAnsi" w:cs="Courier New"/>
           <w:kern w:val="0"/>
           <w:sz w:val="20"/>
           <w:szCs w:val="20"/>
@@ -2658,7 +2687,7 @@
       <w:proofErr w:type="gramEnd"/>
       <w:r>
         <w:rPr>
-          <w:rFonts w:eastAsia="Times New Roman" w:cs="Courier New"/>
+          <w:rFonts w:asciiTheme="majorHAnsi" w:eastAsia="Times New Roman" w:hAnsiTheme="majorHAnsi" w:cs="Courier New"/>
           <w:kern w:val="0"/>
           <w:sz w:val="20"/>
           <w:szCs w:val="20"/>
@@ -2689,17 +2718,17 @@
           <w:tab w:val="left" w:pos="14656"/>
         </w:tabs>
         <w:rPr>
-          <w:rFonts w:eastAsia="Times New Roman" w:cs="Courier New"/>
-          <w:kern w:val="0"/>
-          <w:sz w:val="20"/>
-          <w:szCs w:val="20"/>
-          <w:lang w:eastAsia="nb-NO"/>
-          <w14:ligatures w14:val="none"/>
-        </w:rPr>
-      </w:pPr>
-      <w:r>
-        <w:rPr>
-          <w:rFonts w:eastAsia="Times New Roman" w:cs="Courier New"/>
+          <w:rFonts w:asciiTheme="majorHAnsi" w:eastAsia="Times New Roman" w:hAnsiTheme="majorHAnsi" w:cs="Courier New"/>
+          <w:kern w:val="0"/>
+          <w:sz w:val="20"/>
+          <w:szCs w:val="20"/>
+          <w:lang w:eastAsia="nb-NO"/>
+          <w14:ligatures w14:val="none"/>
+        </w:rPr>
+      </w:pPr>
+      <w:r>
+        <w:rPr>
+          <w:rFonts w:asciiTheme="majorHAnsi" w:eastAsia="Times New Roman" w:hAnsiTheme="majorHAnsi" w:cs="Courier New"/>
           <w:kern w:val="0"/>
           <w:sz w:val="20"/>
           <w:szCs w:val="20"/>
@@ -2711,7 +2740,7 @@
       <w:proofErr w:type="spellStart"/>
       <w:r>
         <w:rPr>
-          <w:rFonts w:eastAsia="Times New Roman" w:cs="Courier New"/>
+          <w:rFonts w:asciiTheme="majorHAnsi" w:eastAsia="Times New Roman" w:hAnsiTheme="majorHAnsi" w:cs="Courier New"/>
           <w:kern w:val="0"/>
           <w:sz w:val="20"/>
           <w:szCs w:val="20"/>
@@ -2723,7 +2752,7 @@
       <w:proofErr w:type="spellEnd"/>
       <w:r>
         <w:rPr>
-          <w:rFonts w:eastAsia="Times New Roman" w:cs="Courier New"/>
+          <w:rFonts w:asciiTheme="majorHAnsi" w:eastAsia="Times New Roman" w:hAnsiTheme="majorHAnsi" w:cs="Courier New"/>
           <w:kern w:val="0"/>
           <w:sz w:val="20"/>
           <w:szCs w:val="20"/>
@@ -2754,17 +2783,17 @@
           <w:tab w:val="left" w:pos="14656"/>
         </w:tabs>
         <w:rPr>
-          <w:rFonts w:eastAsia="Times New Roman" w:cs="Courier New"/>
-          <w:kern w:val="0"/>
-          <w:sz w:val="20"/>
-          <w:szCs w:val="20"/>
-          <w:lang w:eastAsia="nb-NO"/>
-          <w14:ligatures w14:val="none"/>
-        </w:rPr>
-      </w:pPr>
-      <w:r>
-        <w:rPr>
-          <w:rFonts w:eastAsia="Times New Roman" w:cs="Courier New"/>
+          <w:rFonts w:asciiTheme="majorHAnsi" w:eastAsia="Times New Roman" w:hAnsiTheme="majorHAnsi" w:cs="Courier New"/>
+          <w:kern w:val="0"/>
+          <w:sz w:val="20"/>
+          <w:szCs w:val="20"/>
+          <w:lang w:eastAsia="nb-NO"/>
+          <w14:ligatures w14:val="none"/>
+        </w:rPr>
+      </w:pPr>
+      <w:r>
+        <w:rPr>
+          <w:rFonts w:asciiTheme="majorHAnsi" w:eastAsia="Times New Roman" w:hAnsiTheme="majorHAnsi" w:cs="Courier New"/>
           <w:kern w:val="0"/>
           <w:sz w:val="20"/>
           <w:szCs w:val="20"/>
@@ -2795,7 +2824,7 @@
           <w:tab w:val="left" w:pos="14656"/>
         </w:tabs>
         <w:rPr>
-          <w:rFonts w:eastAsia="Times New Roman" w:cs="Courier New"/>
+          <w:rFonts w:asciiTheme="majorHAnsi" w:eastAsia="Times New Roman" w:hAnsiTheme="majorHAnsi" w:cs="Courier New"/>
           <w:kern w:val="0"/>
           <w:sz w:val="20"/>
           <w:szCs w:val="20"/>
@@ -2825,17 +2854,17 @@
           <w:tab w:val="left" w:pos="14656"/>
         </w:tabs>
         <w:rPr>
-          <w:rFonts w:eastAsia="Times New Roman" w:cs="Courier New"/>
-          <w:kern w:val="0"/>
-          <w:sz w:val="20"/>
-          <w:szCs w:val="20"/>
-          <w:lang w:eastAsia="nb-NO"/>
-          <w14:ligatures w14:val="none"/>
-        </w:rPr>
-      </w:pPr>
-      <w:r>
-        <w:rPr>
-          <w:rFonts w:eastAsia="Times New Roman" w:cs="Courier New"/>
+          <w:rFonts w:asciiTheme="majorHAnsi" w:eastAsia="Times New Roman" w:hAnsiTheme="majorHAnsi" w:cs="Courier New"/>
+          <w:kern w:val="0"/>
+          <w:sz w:val="20"/>
+          <w:szCs w:val="20"/>
+          <w:lang w:eastAsia="nb-NO"/>
+          <w14:ligatures w14:val="none"/>
+        </w:rPr>
+      </w:pPr>
+      <w:r>
+        <w:rPr>
+          <w:rFonts w:asciiTheme="majorHAnsi" w:eastAsia="Times New Roman" w:hAnsiTheme="majorHAnsi" w:cs="Courier New"/>
           <w:kern w:val="0"/>
           <w:sz w:val="20"/>
           <w:szCs w:val="20"/>
@@ -2847,7 +2876,7 @@
       <w:proofErr w:type="spellStart"/>
       <w:r>
         <w:rPr>
-          <w:rFonts w:eastAsia="Times New Roman" w:cs="Courier New"/>
+          <w:rFonts w:asciiTheme="majorHAnsi" w:eastAsia="Times New Roman" w:hAnsiTheme="majorHAnsi" w:cs="Courier New"/>
           <w:kern w:val="0"/>
           <w:sz w:val="20"/>
           <w:szCs w:val="20"/>
@@ -2859,7 +2888,7 @@
       <w:proofErr w:type="spellEnd"/>
       <w:r>
         <w:rPr>
-          <w:rFonts w:eastAsia="Times New Roman" w:cs="Courier New"/>
+          <w:rFonts w:asciiTheme="majorHAnsi" w:eastAsia="Times New Roman" w:hAnsiTheme="majorHAnsi" w:cs="Courier New"/>
           <w:kern w:val="0"/>
           <w:sz w:val="20"/>
           <w:szCs w:val="20"/>
@@ -2890,17 +2919,17 @@
           <w:tab w:val="left" w:pos="14656"/>
         </w:tabs>
         <w:rPr>
-          <w:rFonts w:eastAsia="Times New Roman" w:cs="Courier New"/>
-          <w:kern w:val="0"/>
-          <w:sz w:val="20"/>
-          <w:szCs w:val="20"/>
-          <w:lang w:eastAsia="nb-NO"/>
-          <w14:ligatures w14:val="none"/>
-        </w:rPr>
-      </w:pPr>
-      <w:r>
-        <w:rPr>
-          <w:rFonts w:eastAsia="Times New Roman" w:cs="Courier New"/>
+          <w:rFonts w:asciiTheme="majorHAnsi" w:eastAsia="Times New Roman" w:hAnsiTheme="majorHAnsi" w:cs="Courier New"/>
+          <w:kern w:val="0"/>
+          <w:sz w:val="20"/>
+          <w:szCs w:val="20"/>
+          <w:lang w:eastAsia="nb-NO"/>
+          <w14:ligatures w14:val="none"/>
+        </w:rPr>
+      </w:pPr>
+      <w:r>
+        <w:rPr>
+          <w:rFonts w:asciiTheme="majorHAnsi" w:eastAsia="Times New Roman" w:hAnsiTheme="majorHAnsi" w:cs="Courier New"/>
           <w:kern w:val="0"/>
           <w:sz w:val="20"/>
           <w:szCs w:val="20"/>
@@ -2912,7 +2941,7 @@
       <w:proofErr w:type="spellStart"/>
       <w:r>
         <w:rPr>
-          <w:rFonts w:eastAsia="Times New Roman" w:cs="Courier New"/>
+          <w:rFonts w:asciiTheme="majorHAnsi" w:eastAsia="Times New Roman" w:hAnsiTheme="majorHAnsi" w:cs="Courier New"/>
           <w:kern w:val="0"/>
           <w:sz w:val="20"/>
           <w:szCs w:val="20"/>
@@ -2924,7 +2953,7 @@
       <w:proofErr w:type="spellEnd"/>
       <w:r>
         <w:rPr>
-          <w:rFonts w:eastAsia="Times New Roman" w:cs="Courier New"/>
+          <w:rFonts w:asciiTheme="majorHAnsi" w:eastAsia="Times New Roman" w:hAnsiTheme="majorHAnsi" w:cs="Courier New"/>
           <w:kern w:val="0"/>
           <w:sz w:val="20"/>
           <w:szCs w:val="20"/>
@@ -2955,17 +2984,17 @@
           <w:tab w:val="left" w:pos="14656"/>
         </w:tabs>
         <w:rPr>
-          <w:rFonts w:eastAsia="Times New Roman" w:cs="Courier New"/>
-          <w:kern w:val="0"/>
-          <w:sz w:val="20"/>
-          <w:szCs w:val="20"/>
-          <w:lang w:eastAsia="nb-NO"/>
-          <w14:ligatures w14:val="none"/>
-        </w:rPr>
-      </w:pPr>
-      <w:r>
-        <w:rPr>
-          <w:rFonts w:eastAsia="Times New Roman" w:cs="Courier New"/>
+          <w:rFonts w:asciiTheme="majorHAnsi" w:eastAsia="Times New Roman" w:hAnsiTheme="majorHAnsi" w:cs="Courier New"/>
+          <w:kern w:val="0"/>
+          <w:sz w:val="20"/>
+          <w:szCs w:val="20"/>
+          <w:lang w:eastAsia="nb-NO"/>
+          <w14:ligatures w14:val="none"/>
+        </w:rPr>
+      </w:pPr>
+      <w:r>
+        <w:rPr>
+          <w:rFonts w:asciiTheme="majorHAnsi" w:eastAsia="Times New Roman" w:hAnsiTheme="majorHAnsi" w:cs="Courier New"/>
           <w:kern w:val="0"/>
           <w:sz w:val="20"/>
           <w:szCs w:val="20"/>
@@ -2978,7 +3007,7 @@
       <w:proofErr w:type="gramStart"/>
       <w:r>
         <w:rPr>
-          <w:rFonts w:eastAsia="Times New Roman" w:cs="Courier New"/>
+          <w:rFonts w:asciiTheme="majorHAnsi" w:eastAsia="Times New Roman" w:hAnsiTheme="majorHAnsi" w:cs="Courier New"/>
           <w:kern w:val="0"/>
           <w:sz w:val="20"/>
           <w:szCs w:val="20"/>
@@ -2990,7 +3019,7 @@
       <w:proofErr w:type="spellEnd"/>
       <w:r>
         <w:rPr>
-          <w:rFonts w:eastAsia="Times New Roman" w:cs="Courier New"/>
+          <w:rFonts w:asciiTheme="majorHAnsi" w:eastAsia="Times New Roman" w:hAnsiTheme="majorHAnsi" w:cs="Courier New"/>
           <w:kern w:val="0"/>
           <w:sz w:val="20"/>
           <w:szCs w:val="20"/>
@@ -3002,7 +3031,7 @@
       <w:proofErr w:type="gramEnd"/>
       <w:r>
         <w:rPr>
-          <w:rFonts w:eastAsia="Times New Roman" w:cs="Courier New"/>
+          <w:rFonts w:asciiTheme="majorHAnsi" w:eastAsia="Times New Roman" w:hAnsiTheme="majorHAnsi" w:cs="Courier New"/>
           <w:kern w:val="0"/>
           <w:sz w:val="20"/>
           <w:szCs w:val="20"/>
@@ -3033,17 +3062,17 @@
           <w:tab w:val="left" w:pos="14656"/>
         </w:tabs>
         <w:rPr>
-          <w:rFonts w:eastAsia="Times New Roman" w:cs="Courier New"/>
-          <w:kern w:val="0"/>
-          <w:sz w:val="20"/>
-          <w:szCs w:val="20"/>
-          <w:lang w:eastAsia="nb-NO"/>
-          <w14:ligatures w14:val="none"/>
-        </w:rPr>
-      </w:pPr>
-      <w:r>
-        <w:rPr>
-          <w:rFonts w:eastAsia="Times New Roman" w:cs="Courier New"/>
+          <w:rFonts w:asciiTheme="majorHAnsi" w:eastAsia="Times New Roman" w:hAnsiTheme="majorHAnsi" w:cs="Courier New"/>
+          <w:kern w:val="0"/>
+          <w:sz w:val="20"/>
+          <w:szCs w:val="20"/>
+          <w:lang w:eastAsia="nb-NO"/>
+          <w14:ligatures w14:val="none"/>
+        </w:rPr>
+      </w:pPr>
+      <w:r>
+        <w:rPr>
+          <w:rFonts w:asciiTheme="majorHAnsi" w:eastAsia="Times New Roman" w:hAnsiTheme="majorHAnsi" w:cs="Courier New"/>
           <w:kern w:val="0"/>
           <w:sz w:val="20"/>
           <w:szCs w:val="20"/>
@@ -3051,86 +3080,6 @@
           <w14:ligatures w14:val="none"/>
         </w:rPr>
         <w:t>}</w:t>
-      </w:r>
-    </w:p>
-    <w:p>
-      <w:pPr>
-        <w:spacing w:before="100" w:beforeAutospacing="1" w:after="100" w:afterAutospacing="1"/>
-        <w:rPr>
-          <w:rFonts w:eastAsia="Times New Roman" w:cs="Times New Roman"/>
-          <w:kern w:val="0"/>
-          <w:lang w:eastAsia="nb-NO"/>
-          <w14:ligatures w14:val="none"/>
-        </w:rPr>
-      </w:pPr>
-      <w:r>
-        <w:rPr>
-          <w:rFonts w:eastAsia="Times New Roman" w:cs="Times New Roman"/>
-          <w:b/>
-          <w:bCs/>
-          <w:kern w:val="0"/>
-          <w:lang w:eastAsia="nb-NO"/>
-          <w14:ligatures w14:val="none"/>
-        </w:rPr>
-        <w:t>Hva skjer og hvorfor:</w:t>
-      </w:r>
-    </w:p>
-    <w:p>
-      <w:pPr>
-        <w:spacing w:before="100" w:beforeAutospacing="1" w:after="100" w:afterAutospacing="1"/>
-        <w:rPr>
-          <w:rFonts w:eastAsia="Times New Roman" w:cs="Times New Roman"/>
-          <w:kern w:val="0"/>
-          <w:lang w:eastAsia="nb-NO"/>
-          <w14:ligatures w14:val="none"/>
-        </w:rPr>
-      </w:pPr>
-      <w:r>
-        <w:rPr>
-          <w:rFonts w:eastAsia="Times New Roman" w:cs="Times New Roman"/>
-          <w:kern w:val="0"/>
-          <w:lang w:eastAsia="nb-NO"/>
-          <w14:ligatures w14:val="none"/>
-        </w:rPr>
-        <w:t>Her registrerer vi at en student er til stede. Først sjekker vi om timen finnes og om brukeren allerede har registrert oppmøte. Hvis ikke, så legger vi til klassen “registrert” på timen og oppdaterer tallene for antall timer. Dette gjør jeg for å holde kontroll på hvem som har møtt opp og oppdatere statistikk.</w:t>
-      </w:r>
-    </w:p>
-    <w:p>
-      <w:pPr>
-        <w:spacing w:before="100" w:beforeAutospacing="1" w:after="100" w:afterAutospacing="1"/>
-        <w:outlineLvl w:val="3"/>
-        <w:rPr>
-          <w:rFonts w:eastAsia="Times New Roman" w:cs="Times New Roman"/>
-          <w:b/>
-          <w:bCs/>
-          <w:kern w:val="0"/>
-          <w:lang w:eastAsia="nb-NO"/>
-          <w14:ligatures w14:val="none"/>
-        </w:rPr>
-      </w:pPr>
-      <w:proofErr w:type="spellStart"/>
-      <w:r>
-        <w:rPr>
-          <w:rFonts w:eastAsia="Times New Roman" w:cs="Times New Roman"/>
-          <w:b/>
-          <w:bCs/>
-          <w:kern w:val="0"/>
-          <w:lang w:eastAsia="nb-NO"/>
-          <w14:ligatures w14:val="none"/>
-        </w:rPr>
-        <w:t>Utrdag</w:t>
-      </w:r>
-      <w:proofErr w:type="spellEnd"/>
-      <w:r>
-        <w:rPr>
-          <w:rFonts w:eastAsia="Times New Roman" w:cs="Times New Roman"/>
-          <w:b/>
-          <w:bCs/>
-          <w:kern w:val="0"/>
-          <w:lang w:eastAsia="nb-NO"/>
-          <w14:ligatures w14:val="none"/>
-        </w:rPr>
-        <w:t xml:space="preserve"> - 3</w:t>
       </w:r>
     </w:p>
     <w:p>
@@ -3154,61 +3103,101 @@
           <w:tab w:val="left" w:pos="14656"/>
         </w:tabs>
         <w:rPr>
-          <w:rFonts w:eastAsia="Times New Roman" w:cs="Courier New"/>
-          <w:kern w:val="0"/>
-          <w:sz w:val="20"/>
-          <w:szCs w:val="20"/>
-          <w:lang w:eastAsia="nb-NO"/>
-          <w14:ligatures w14:val="none"/>
-        </w:rPr>
-      </w:pPr>
-      <w:proofErr w:type="spellStart"/>
-      <w:r>
-        <w:rPr>
-          <w:rFonts w:eastAsia="Times New Roman" w:cs="Courier New"/>
-          <w:kern w:val="0"/>
-          <w:sz w:val="20"/>
-          <w:szCs w:val="20"/>
-          <w:lang w:eastAsia="nb-NO"/>
-          <w14:ligatures w14:val="none"/>
-        </w:rPr>
-        <w:t>studyLessons.forEach</w:t>
-      </w:r>
-      <w:proofErr w:type="spellEnd"/>
-      <w:r>
-        <w:rPr>
-          <w:rFonts w:eastAsia="Times New Roman" w:cs="Courier New"/>
-          <w:kern w:val="0"/>
-          <w:sz w:val="20"/>
-          <w:szCs w:val="20"/>
-          <w:lang w:eastAsia="nb-NO"/>
-          <w14:ligatures w14:val="none"/>
-        </w:rPr>
-        <w:t>((</w:t>
-      </w:r>
-      <w:proofErr w:type="spellStart"/>
-      <w:r>
-        <w:rPr>
-          <w:rFonts w:eastAsia="Times New Roman" w:cs="Courier New"/>
-          <w:kern w:val="0"/>
-          <w:sz w:val="20"/>
-          <w:szCs w:val="20"/>
-          <w:lang w:eastAsia="nb-NO"/>
-          <w14:ligatures w14:val="none"/>
-        </w:rPr>
-        <w:t>lesson</w:t>
-      </w:r>
-      <w:proofErr w:type="spellEnd"/>
-      <w:r>
-        <w:rPr>
-          <w:rFonts w:eastAsia="Times New Roman" w:cs="Courier New"/>
-          <w:kern w:val="0"/>
-          <w:sz w:val="20"/>
-          <w:szCs w:val="20"/>
-          <w:lang w:eastAsia="nb-NO"/>
-          <w14:ligatures w14:val="none"/>
-        </w:rPr>
-        <w:t>) =&gt; {</w:t>
+          <w:rFonts w:asciiTheme="majorHAnsi" w:eastAsia="Times New Roman" w:hAnsiTheme="majorHAnsi" w:cs="Courier New"/>
+          <w:kern w:val="0"/>
+          <w:sz w:val="20"/>
+          <w:szCs w:val="20"/>
+          <w:lang w:eastAsia="nb-NO"/>
+          <w14:ligatures w14:val="none"/>
+        </w:rPr>
+      </w:pPr>
+    </w:p>
+    <w:p>
+      <w:pPr>
+        <w:rPr>
+          <w:rFonts w:asciiTheme="majorHAnsi" w:eastAsia="Times New Roman" w:hAnsiTheme="majorHAnsi" w:cs="Times New Roman"/>
+          <w:kern w:val="0"/>
+          <w:lang w:eastAsia="nb-NO"/>
+          <w14:ligatures w14:val="none"/>
+        </w:rPr>
+      </w:pPr>
+      <w:r>
+        <w:rPr>
+          <w:rFonts w:asciiTheme="majorHAnsi" w:eastAsia="Times New Roman" w:hAnsiTheme="majorHAnsi" w:cs="Times New Roman"/>
+          <w:b/>
+          <w:bCs/>
+          <w:kern w:val="0"/>
+          <w:lang w:eastAsia="nb-NO"/>
+          <w14:ligatures w14:val="none"/>
+        </w:rPr>
+        <w:t>Hva skjer og hvorfor:</w:t>
+      </w:r>
+    </w:p>
+    <w:p>
+      <w:pPr>
+        <w:rPr>
+          <w:rFonts w:asciiTheme="majorHAnsi" w:eastAsia="Times New Roman" w:hAnsiTheme="majorHAnsi" w:cs="Times New Roman"/>
+          <w:kern w:val="0"/>
+          <w:lang w:eastAsia="nb-NO"/>
+          <w14:ligatures w14:val="none"/>
+        </w:rPr>
+      </w:pPr>
+      <w:r>
+        <w:rPr>
+          <w:rFonts w:asciiTheme="majorHAnsi" w:eastAsia="Times New Roman" w:hAnsiTheme="majorHAnsi" w:cs="Times New Roman"/>
+          <w:kern w:val="0"/>
+          <w:lang w:eastAsia="nb-NO"/>
+          <w14:ligatures w14:val="none"/>
+        </w:rPr>
+        <w:t>Her registrerer vi at en student er til stede. Først sjekker vi om timen finnes og om brukeren allerede har registrert oppmøte. Hvis ikke, så legger vi til klassen “registrert” på timen og oppdaterer tallene for antall timer. Dette gjør jeg for å holde kontroll på hvem som har møtt opp og oppdatere statistikk.</w:t>
+      </w:r>
+    </w:p>
+    <w:p>
+      <w:pPr>
+        <w:rPr>
+          <w:rFonts w:asciiTheme="majorHAnsi" w:eastAsia="Times New Roman" w:hAnsiTheme="majorHAnsi" w:cs="Times New Roman"/>
+          <w:kern w:val="0"/>
+          <w:lang w:eastAsia="nb-NO"/>
+          <w14:ligatures w14:val="none"/>
+        </w:rPr>
+      </w:pPr>
+    </w:p>
+    <w:p>
+      <w:pPr>
+        <w:rPr>
+          <w:rFonts w:asciiTheme="majorHAnsi" w:eastAsia="Times New Roman" w:hAnsiTheme="majorHAnsi" w:cs="Times New Roman"/>
+          <w:kern w:val="0"/>
+          <w:lang w:eastAsia="nb-NO"/>
+          <w14:ligatures w14:val="none"/>
+        </w:rPr>
+      </w:pPr>
+      <w:proofErr w:type="spellStart"/>
+      <w:r>
+        <w:rPr>
+          <w:rFonts w:asciiTheme="majorHAnsi" w:eastAsia="Times New Roman" w:hAnsiTheme="majorHAnsi" w:cs="Times New Roman"/>
+          <w:b/>
+          <w:bCs/>
+          <w:kern w:val="0"/>
+          <w:sz w:val="28"/>
+          <w:szCs w:val="28"/>
+          <w:lang w:eastAsia="nb-NO"/>
+          <w14:ligatures w14:val="none"/>
+        </w:rPr>
+        <w:t>Utrdag</w:t>
+      </w:r>
+      <w:proofErr w:type="spellEnd"/>
+      <w:r>
+        <w:rPr>
+          <w:rFonts w:asciiTheme="majorHAnsi" w:eastAsia="Times New Roman" w:hAnsiTheme="majorHAnsi" w:cs="Times New Roman"/>
+          <w:b/>
+          <w:bCs/>
+          <w:kern w:val="0"/>
+          <w:sz w:val="28"/>
+          <w:szCs w:val="28"/>
+          <w:lang w:eastAsia="nb-NO"/>
+          <w14:ligatures w14:val="none"/>
+        </w:rPr>
+        <w:t xml:space="preserve"> - 3</w:t>
       </w:r>
     </w:p>
     <w:p>
@@ -3232,74 +3221,61 @@
           <w:tab w:val="left" w:pos="14656"/>
         </w:tabs>
         <w:rPr>
-          <w:rFonts w:eastAsia="Times New Roman" w:cs="Courier New"/>
-          <w:kern w:val="0"/>
-          <w:sz w:val="20"/>
-          <w:szCs w:val="20"/>
-          <w:lang w:eastAsia="nb-NO"/>
-          <w14:ligatures w14:val="none"/>
-        </w:rPr>
-      </w:pPr>
-      <w:r>
-        <w:rPr>
-          <w:rFonts w:eastAsia="Times New Roman" w:cs="Courier New"/>
-          <w:kern w:val="0"/>
-          <w:sz w:val="20"/>
-          <w:szCs w:val="20"/>
-          <w:lang w:eastAsia="nb-NO"/>
-          <w14:ligatures w14:val="none"/>
-        </w:rPr>
-        <w:t xml:space="preserve">  </w:t>
-      </w:r>
-      <w:proofErr w:type="spellStart"/>
-      <w:proofErr w:type="gramStart"/>
-      <w:r>
-        <w:rPr>
-          <w:rFonts w:eastAsia="Times New Roman" w:cs="Courier New"/>
-          <w:kern w:val="0"/>
-          <w:sz w:val="20"/>
-          <w:szCs w:val="20"/>
-          <w:lang w:eastAsia="nb-NO"/>
-          <w14:ligatures w14:val="none"/>
-        </w:rPr>
-        <w:t>lesson.addEventListener</w:t>
-      </w:r>
-      <w:proofErr w:type="spellEnd"/>
-      <w:proofErr w:type="gramEnd"/>
-      <w:r>
-        <w:rPr>
-          <w:rFonts w:eastAsia="Times New Roman" w:cs="Courier New"/>
-          <w:kern w:val="0"/>
-          <w:sz w:val="20"/>
-          <w:szCs w:val="20"/>
-          <w:lang w:eastAsia="nb-NO"/>
-          <w14:ligatures w14:val="none"/>
-        </w:rPr>
-        <w:t>("</w:t>
-      </w:r>
-      <w:proofErr w:type="spellStart"/>
-      <w:r>
-        <w:rPr>
-          <w:rFonts w:eastAsia="Times New Roman" w:cs="Courier New"/>
-          <w:kern w:val="0"/>
-          <w:sz w:val="20"/>
-          <w:szCs w:val="20"/>
-          <w:lang w:eastAsia="nb-NO"/>
-          <w14:ligatures w14:val="none"/>
-        </w:rPr>
-        <w:t>click</w:t>
-      </w:r>
-      <w:proofErr w:type="spellEnd"/>
-      <w:r>
-        <w:rPr>
-          <w:rFonts w:eastAsia="Times New Roman" w:cs="Courier New"/>
-          <w:kern w:val="0"/>
-          <w:sz w:val="20"/>
-          <w:szCs w:val="20"/>
-          <w:lang w:eastAsia="nb-NO"/>
-          <w14:ligatures w14:val="none"/>
-        </w:rPr>
-        <w:t>", () =&gt; {</w:t>
+          <w:rFonts w:asciiTheme="majorHAnsi" w:eastAsia="Times New Roman" w:hAnsiTheme="majorHAnsi" w:cs="Courier New"/>
+          <w:kern w:val="0"/>
+          <w:sz w:val="20"/>
+          <w:szCs w:val="20"/>
+          <w:lang w:eastAsia="nb-NO"/>
+          <w14:ligatures w14:val="none"/>
+        </w:rPr>
+      </w:pPr>
+      <w:proofErr w:type="spellStart"/>
+      <w:r>
+        <w:rPr>
+          <w:rFonts w:asciiTheme="majorHAnsi" w:eastAsia="Times New Roman" w:hAnsiTheme="majorHAnsi" w:cs="Courier New"/>
+          <w:kern w:val="0"/>
+          <w:sz w:val="20"/>
+          <w:szCs w:val="20"/>
+          <w:lang w:eastAsia="nb-NO"/>
+          <w14:ligatures w14:val="none"/>
+        </w:rPr>
+        <w:t>studyLessons.forEach</w:t>
+      </w:r>
+      <w:proofErr w:type="spellEnd"/>
+      <w:r>
+        <w:rPr>
+          <w:rFonts w:asciiTheme="majorHAnsi" w:eastAsia="Times New Roman" w:hAnsiTheme="majorHAnsi" w:cs="Courier New"/>
+          <w:kern w:val="0"/>
+          <w:sz w:val="20"/>
+          <w:szCs w:val="20"/>
+          <w:lang w:eastAsia="nb-NO"/>
+          <w14:ligatures w14:val="none"/>
+        </w:rPr>
+        <w:t>((</w:t>
+      </w:r>
+      <w:proofErr w:type="spellStart"/>
+      <w:r>
+        <w:rPr>
+          <w:rFonts w:asciiTheme="majorHAnsi" w:eastAsia="Times New Roman" w:hAnsiTheme="majorHAnsi" w:cs="Courier New"/>
+          <w:kern w:val="0"/>
+          <w:sz w:val="20"/>
+          <w:szCs w:val="20"/>
+          <w:lang w:eastAsia="nb-NO"/>
+          <w14:ligatures w14:val="none"/>
+        </w:rPr>
+        <w:t>lesson</w:t>
+      </w:r>
+      <w:proofErr w:type="spellEnd"/>
+      <w:r>
+        <w:rPr>
+          <w:rFonts w:asciiTheme="majorHAnsi" w:eastAsia="Times New Roman" w:hAnsiTheme="majorHAnsi" w:cs="Courier New"/>
+          <w:kern w:val="0"/>
+          <w:sz w:val="20"/>
+          <w:szCs w:val="20"/>
+          <w:lang w:eastAsia="nb-NO"/>
+          <w14:ligatures w14:val="none"/>
+        </w:rPr>
+        <w:t>) =&gt; {</w:t>
       </w:r>
     </w:p>
     <w:p>
@@ -3323,72 +3299,74 @@
           <w:tab w:val="left" w:pos="14656"/>
         </w:tabs>
         <w:rPr>
-          <w:rFonts w:eastAsia="Times New Roman" w:cs="Courier New"/>
-          <w:kern w:val="0"/>
-          <w:sz w:val="20"/>
-          <w:szCs w:val="20"/>
-          <w:lang w:eastAsia="nb-NO"/>
-          <w14:ligatures w14:val="none"/>
-        </w:rPr>
-      </w:pPr>
-      <w:r>
-        <w:rPr>
-          <w:rFonts w:eastAsia="Times New Roman" w:cs="Courier New"/>
-          <w:kern w:val="0"/>
-          <w:sz w:val="20"/>
-          <w:szCs w:val="20"/>
-          <w:lang w:eastAsia="nb-NO"/>
-          <w14:ligatures w14:val="none"/>
-        </w:rPr>
-        <w:t xml:space="preserve">    </w:t>
-      </w:r>
-      <w:proofErr w:type="spellStart"/>
-      <w:r>
-        <w:rPr>
-          <w:rFonts w:eastAsia="Times New Roman" w:cs="Courier New"/>
-          <w:kern w:val="0"/>
-          <w:sz w:val="20"/>
-          <w:szCs w:val="20"/>
-          <w:lang w:eastAsia="nb-NO"/>
-          <w14:ligatures w14:val="none"/>
-        </w:rPr>
-        <w:t>activeLesson</w:t>
-      </w:r>
-      <w:proofErr w:type="spellEnd"/>
-      <w:r>
-        <w:rPr>
-          <w:rFonts w:eastAsia="Times New Roman" w:cs="Courier New"/>
-          <w:kern w:val="0"/>
-          <w:sz w:val="20"/>
-          <w:szCs w:val="20"/>
-          <w:lang w:eastAsia="nb-NO"/>
-          <w14:ligatures w14:val="none"/>
-        </w:rPr>
-        <w:t xml:space="preserve"> = </w:t>
-      </w:r>
-      <w:proofErr w:type="spellStart"/>
-      <w:r>
-        <w:rPr>
-          <w:rFonts w:eastAsia="Times New Roman" w:cs="Courier New"/>
-          <w:kern w:val="0"/>
-          <w:sz w:val="20"/>
-          <w:szCs w:val="20"/>
-          <w:lang w:eastAsia="nb-NO"/>
-          <w14:ligatures w14:val="none"/>
-        </w:rPr>
-        <w:t>lesson</w:t>
-      </w:r>
-      <w:proofErr w:type="spellEnd"/>
-      <w:r>
-        <w:rPr>
-          <w:rFonts w:eastAsia="Times New Roman" w:cs="Courier New"/>
-          <w:kern w:val="0"/>
-          <w:sz w:val="20"/>
-          <w:szCs w:val="20"/>
-          <w:lang w:eastAsia="nb-NO"/>
-          <w14:ligatures w14:val="none"/>
-        </w:rPr>
-        <w:t>;</w:t>
+          <w:rFonts w:asciiTheme="majorHAnsi" w:eastAsia="Times New Roman" w:hAnsiTheme="majorHAnsi" w:cs="Courier New"/>
+          <w:kern w:val="0"/>
+          <w:sz w:val="20"/>
+          <w:szCs w:val="20"/>
+          <w:lang w:eastAsia="nb-NO"/>
+          <w14:ligatures w14:val="none"/>
+        </w:rPr>
+      </w:pPr>
+      <w:r>
+        <w:rPr>
+          <w:rFonts w:asciiTheme="majorHAnsi" w:eastAsia="Times New Roman" w:hAnsiTheme="majorHAnsi" w:cs="Courier New"/>
+          <w:kern w:val="0"/>
+          <w:sz w:val="20"/>
+          <w:szCs w:val="20"/>
+          <w:lang w:eastAsia="nb-NO"/>
+          <w14:ligatures w14:val="none"/>
+        </w:rPr>
+        <w:t xml:space="preserve">  </w:t>
+      </w:r>
+      <w:proofErr w:type="spellStart"/>
+      <w:proofErr w:type="gramStart"/>
+      <w:r>
+        <w:rPr>
+          <w:rFonts w:asciiTheme="majorHAnsi" w:eastAsia="Times New Roman" w:hAnsiTheme="majorHAnsi" w:cs="Courier New"/>
+          <w:kern w:val="0"/>
+          <w:sz w:val="20"/>
+          <w:szCs w:val="20"/>
+          <w:lang w:eastAsia="nb-NO"/>
+          <w14:ligatures w14:val="none"/>
+        </w:rPr>
+        <w:t>lesson.addEventListener</w:t>
+      </w:r>
+      <w:proofErr w:type="spellEnd"/>
+      <w:proofErr w:type="gramEnd"/>
+      <w:r>
+        <w:rPr>
+          <w:rFonts w:asciiTheme="majorHAnsi" w:eastAsia="Times New Roman" w:hAnsiTheme="majorHAnsi" w:cs="Courier New"/>
+          <w:kern w:val="0"/>
+          <w:sz w:val="20"/>
+          <w:szCs w:val="20"/>
+          <w:lang w:eastAsia="nb-NO"/>
+          <w14:ligatures w14:val="none"/>
+        </w:rPr>
+        <w:t>("</w:t>
+      </w:r>
+      <w:proofErr w:type="spellStart"/>
+      <w:r>
+        <w:rPr>
+          <w:rFonts w:asciiTheme="majorHAnsi" w:eastAsia="Times New Roman" w:hAnsiTheme="majorHAnsi" w:cs="Courier New"/>
+          <w:kern w:val="0"/>
+          <w:sz w:val="20"/>
+          <w:szCs w:val="20"/>
+          <w:lang w:eastAsia="nb-NO"/>
+          <w14:ligatures w14:val="none"/>
+        </w:rPr>
+        <w:t>click</w:t>
+      </w:r>
+      <w:proofErr w:type="spellEnd"/>
+      <w:r>
+        <w:rPr>
+          <w:rFonts w:asciiTheme="majorHAnsi" w:eastAsia="Times New Roman" w:hAnsiTheme="majorHAnsi" w:cs="Courier New"/>
+          <w:kern w:val="0"/>
+          <w:sz w:val="20"/>
+          <w:szCs w:val="20"/>
+          <w:lang w:eastAsia="nb-NO"/>
+          <w14:ligatures w14:val="none"/>
+        </w:rPr>
+        <w:t>", () =&gt; {</w:t>
       </w:r>
     </w:p>
     <w:p>
@@ -3412,17 +3390,17 @@
           <w:tab w:val="left" w:pos="14656"/>
         </w:tabs>
         <w:rPr>
-          <w:rFonts w:eastAsia="Times New Roman" w:cs="Courier New"/>
-          <w:kern w:val="0"/>
-          <w:sz w:val="20"/>
-          <w:szCs w:val="20"/>
-          <w:lang w:eastAsia="nb-NO"/>
-          <w14:ligatures w14:val="none"/>
-        </w:rPr>
-      </w:pPr>
-      <w:r>
-        <w:rPr>
-          <w:rFonts w:eastAsia="Times New Roman" w:cs="Courier New"/>
+          <w:rFonts w:asciiTheme="majorHAnsi" w:eastAsia="Times New Roman" w:hAnsiTheme="majorHAnsi" w:cs="Courier New"/>
+          <w:kern w:val="0"/>
+          <w:sz w:val="20"/>
+          <w:szCs w:val="20"/>
+          <w:lang w:eastAsia="nb-NO"/>
+          <w14:ligatures w14:val="none"/>
+        </w:rPr>
+      </w:pPr>
+      <w:r>
+        <w:rPr>
+          <w:rFonts w:asciiTheme="majorHAnsi" w:eastAsia="Times New Roman" w:hAnsiTheme="majorHAnsi" w:cs="Courier New"/>
           <w:kern w:val="0"/>
           <w:sz w:val="20"/>
           <w:szCs w:val="20"/>
@@ -3434,19 +3412,19 @@
       <w:proofErr w:type="spellStart"/>
       <w:r>
         <w:rPr>
-          <w:rFonts w:eastAsia="Times New Roman" w:cs="Courier New"/>
-          <w:kern w:val="0"/>
-          <w:sz w:val="20"/>
-          <w:szCs w:val="20"/>
-          <w:lang w:eastAsia="nb-NO"/>
-          <w14:ligatures w14:val="none"/>
-        </w:rPr>
-        <w:t>modalTitle.textContent</w:t>
-      </w:r>
-      <w:proofErr w:type="spellEnd"/>
-      <w:r>
-        <w:rPr>
-          <w:rFonts w:eastAsia="Times New Roman" w:cs="Courier New"/>
+          <w:rFonts w:asciiTheme="majorHAnsi" w:eastAsia="Times New Roman" w:hAnsiTheme="majorHAnsi" w:cs="Courier New"/>
+          <w:kern w:val="0"/>
+          <w:sz w:val="20"/>
+          <w:szCs w:val="20"/>
+          <w:lang w:eastAsia="nb-NO"/>
+          <w14:ligatures w14:val="none"/>
+        </w:rPr>
+        <w:t>activeLesson</w:t>
+      </w:r>
+      <w:proofErr w:type="spellEnd"/>
+      <w:r>
+        <w:rPr>
+          <w:rFonts w:asciiTheme="majorHAnsi" w:eastAsia="Times New Roman" w:hAnsiTheme="majorHAnsi" w:cs="Courier New"/>
           <w:kern w:val="0"/>
           <w:sz w:val="20"/>
           <w:szCs w:val="20"/>
@@ -3456,41 +3434,28 @@
         <w:t xml:space="preserve"> = </w:t>
       </w:r>
       <w:proofErr w:type="spellStart"/>
-      <w:proofErr w:type="gramStart"/>
-      <w:r>
-        <w:rPr>
-          <w:rFonts w:eastAsia="Times New Roman" w:cs="Courier New"/>
-          <w:kern w:val="0"/>
-          <w:sz w:val="20"/>
-          <w:szCs w:val="20"/>
-          <w:lang w:eastAsia="nb-NO"/>
-          <w14:ligatures w14:val="none"/>
-        </w:rPr>
-        <w:t>lesson.dataset</w:t>
-      </w:r>
-      <w:proofErr w:type="gramEnd"/>
-      <w:r>
-        <w:rPr>
-          <w:rFonts w:eastAsia="Times New Roman" w:cs="Courier New"/>
-          <w:kern w:val="0"/>
-          <w:sz w:val="20"/>
-          <w:szCs w:val="20"/>
-          <w:lang w:eastAsia="nb-NO"/>
-          <w14:ligatures w14:val="none"/>
-        </w:rPr>
-        <w:t>.subject</w:t>
-      </w:r>
-      <w:proofErr w:type="spellEnd"/>
-      <w:r>
-        <w:rPr>
-          <w:rFonts w:eastAsia="Times New Roman" w:cs="Courier New"/>
-          <w:kern w:val="0"/>
-          <w:sz w:val="20"/>
-          <w:szCs w:val="20"/>
-          <w:lang w:eastAsia="nb-NO"/>
-          <w14:ligatures w14:val="none"/>
-        </w:rPr>
-        <w:t xml:space="preserve"> || "IM2A STU - 999999";</w:t>
+      <w:r>
+        <w:rPr>
+          <w:rFonts w:asciiTheme="majorHAnsi" w:eastAsia="Times New Roman" w:hAnsiTheme="majorHAnsi" w:cs="Courier New"/>
+          <w:kern w:val="0"/>
+          <w:sz w:val="20"/>
+          <w:szCs w:val="20"/>
+          <w:lang w:eastAsia="nb-NO"/>
+          <w14:ligatures w14:val="none"/>
+        </w:rPr>
+        <w:t>lesson</w:t>
+      </w:r>
+      <w:proofErr w:type="spellEnd"/>
+      <w:r>
+        <w:rPr>
+          <w:rFonts w:asciiTheme="majorHAnsi" w:eastAsia="Times New Roman" w:hAnsiTheme="majorHAnsi" w:cs="Courier New"/>
+          <w:kern w:val="0"/>
+          <w:sz w:val="20"/>
+          <w:szCs w:val="20"/>
+          <w:lang w:eastAsia="nb-NO"/>
+          <w14:ligatures w14:val="none"/>
+        </w:rPr>
+        <w:t>;</w:t>
       </w:r>
     </w:p>
     <w:p>
@@ -3514,17 +3479,17 @@
           <w:tab w:val="left" w:pos="14656"/>
         </w:tabs>
         <w:rPr>
-          <w:rFonts w:eastAsia="Times New Roman" w:cs="Courier New"/>
-          <w:kern w:val="0"/>
-          <w:sz w:val="20"/>
-          <w:szCs w:val="20"/>
-          <w:lang w:eastAsia="nb-NO"/>
-          <w14:ligatures w14:val="none"/>
-        </w:rPr>
-      </w:pPr>
-      <w:r>
-        <w:rPr>
-          <w:rFonts w:eastAsia="Times New Roman" w:cs="Courier New"/>
+          <w:rFonts w:asciiTheme="majorHAnsi" w:eastAsia="Times New Roman" w:hAnsiTheme="majorHAnsi" w:cs="Courier New"/>
+          <w:kern w:val="0"/>
+          <w:sz w:val="20"/>
+          <w:szCs w:val="20"/>
+          <w:lang w:eastAsia="nb-NO"/>
+          <w14:ligatures w14:val="none"/>
+        </w:rPr>
+      </w:pPr>
+      <w:r>
+        <w:rPr>
+          <w:rFonts w:asciiTheme="majorHAnsi" w:eastAsia="Times New Roman" w:hAnsiTheme="majorHAnsi" w:cs="Courier New"/>
           <w:kern w:val="0"/>
           <w:sz w:val="20"/>
           <w:szCs w:val="20"/>
@@ -3536,19 +3501,19 @@
       <w:proofErr w:type="spellStart"/>
       <w:r>
         <w:rPr>
-          <w:rFonts w:eastAsia="Times New Roman" w:cs="Courier New"/>
-          <w:kern w:val="0"/>
-          <w:sz w:val="20"/>
-          <w:szCs w:val="20"/>
-          <w:lang w:eastAsia="nb-NO"/>
-          <w14:ligatures w14:val="none"/>
-        </w:rPr>
-        <w:t>modalTime.textContent</w:t>
-      </w:r>
-      <w:proofErr w:type="spellEnd"/>
-      <w:r>
-        <w:rPr>
-          <w:rFonts w:eastAsia="Times New Roman" w:cs="Courier New"/>
+          <w:rFonts w:asciiTheme="majorHAnsi" w:eastAsia="Times New Roman" w:hAnsiTheme="majorHAnsi" w:cs="Courier New"/>
+          <w:kern w:val="0"/>
+          <w:sz w:val="20"/>
+          <w:szCs w:val="20"/>
+          <w:lang w:eastAsia="nb-NO"/>
+          <w14:ligatures w14:val="none"/>
+        </w:rPr>
+        <w:t>modalTitle.textContent</w:t>
+      </w:r>
+      <w:proofErr w:type="spellEnd"/>
+      <w:r>
+        <w:rPr>
+          <w:rFonts w:asciiTheme="majorHAnsi" w:eastAsia="Times New Roman" w:hAnsiTheme="majorHAnsi" w:cs="Courier New"/>
           <w:kern w:val="0"/>
           <w:sz w:val="20"/>
           <w:szCs w:val="20"/>
@@ -3561,7 +3526,7 @@
       <w:proofErr w:type="gramStart"/>
       <w:r>
         <w:rPr>
-          <w:rFonts w:eastAsia="Times New Roman" w:cs="Courier New"/>
+          <w:rFonts w:asciiTheme="majorHAnsi" w:eastAsia="Times New Roman" w:hAnsiTheme="majorHAnsi" w:cs="Courier New"/>
           <w:kern w:val="0"/>
           <w:sz w:val="20"/>
           <w:szCs w:val="20"/>
@@ -3573,26 +3538,26 @@
       <w:proofErr w:type="gramEnd"/>
       <w:r>
         <w:rPr>
-          <w:rFonts w:eastAsia="Times New Roman" w:cs="Courier New"/>
-          <w:kern w:val="0"/>
-          <w:sz w:val="20"/>
-          <w:szCs w:val="20"/>
-          <w:lang w:eastAsia="nb-NO"/>
-          <w14:ligatures w14:val="none"/>
-        </w:rPr>
-        <w:t>.time</w:t>
-      </w:r>
-      <w:proofErr w:type="spellEnd"/>
-      <w:r>
-        <w:rPr>
-          <w:rFonts w:eastAsia="Times New Roman" w:cs="Courier New"/>
-          <w:kern w:val="0"/>
-          <w:sz w:val="20"/>
-          <w:szCs w:val="20"/>
-          <w:lang w:eastAsia="nb-NO"/>
-          <w14:ligatures w14:val="none"/>
-        </w:rPr>
-        <w:t xml:space="preserve"> || "08:15 - 09:00";</w:t>
+          <w:rFonts w:asciiTheme="majorHAnsi" w:eastAsia="Times New Roman" w:hAnsiTheme="majorHAnsi" w:cs="Courier New"/>
+          <w:kern w:val="0"/>
+          <w:sz w:val="20"/>
+          <w:szCs w:val="20"/>
+          <w:lang w:eastAsia="nb-NO"/>
+          <w14:ligatures w14:val="none"/>
+        </w:rPr>
+        <w:t>.subject</w:t>
+      </w:r>
+      <w:proofErr w:type="spellEnd"/>
+      <w:r>
+        <w:rPr>
+          <w:rFonts w:asciiTheme="majorHAnsi" w:eastAsia="Times New Roman" w:hAnsiTheme="majorHAnsi" w:cs="Courier New"/>
+          <w:kern w:val="0"/>
+          <w:sz w:val="20"/>
+          <w:szCs w:val="20"/>
+          <w:lang w:eastAsia="nb-NO"/>
+          <w14:ligatures w14:val="none"/>
+        </w:rPr>
+        <w:t xml:space="preserve"> || "IM2A STU - 999999";</w:t>
       </w:r>
     </w:p>
     <w:p>
@@ -3616,17 +3581,17 @@
           <w:tab w:val="left" w:pos="14656"/>
         </w:tabs>
         <w:rPr>
-          <w:rFonts w:eastAsia="Times New Roman" w:cs="Courier New"/>
-          <w:kern w:val="0"/>
-          <w:sz w:val="20"/>
-          <w:szCs w:val="20"/>
-          <w:lang w:eastAsia="nb-NO"/>
-          <w14:ligatures w14:val="none"/>
-        </w:rPr>
-      </w:pPr>
-      <w:r>
-        <w:rPr>
-          <w:rFonts w:eastAsia="Times New Roman" w:cs="Courier New"/>
+          <w:rFonts w:asciiTheme="majorHAnsi" w:eastAsia="Times New Roman" w:hAnsiTheme="majorHAnsi" w:cs="Courier New"/>
+          <w:kern w:val="0"/>
+          <w:sz w:val="20"/>
+          <w:szCs w:val="20"/>
+          <w:lang w:eastAsia="nb-NO"/>
+          <w14:ligatures w14:val="none"/>
+        </w:rPr>
+      </w:pPr>
+      <w:r>
+        <w:rPr>
+          <w:rFonts w:asciiTheme="majorHAnsi" w:eastAsia="Times New Roman" w:hAnsiTheme="majorHAnsi" w:cs="Courier New"/>
           <w:kern w:val="0"/>
           <w:sz w:val="20"/>
           <w:szCs w:val="20"/>
@@ -3638,19 +3603,19 @@
       <w:proofErr w:type="spellStart"/>
       <w:r>
         <w:rPr>
-          <w:rFonts w:eastAsia="Times New Roman" w:cs="Courier New"/>
-          <w:kern w:val="0"/>
-          <w:sz w:val="20"/>
-          <w:szCs w:val="20"/>
-          <w:lang w:eastAsia="nb-NO"/>
-          <w14:ligatures w14:val="none"/>
-        </w:rPr>
-        <w:t>modalDate.textContent</w:t>
-      </w:r>
-      <w:proofErr w:type="spellEnd"/>
-      <w:r>
-        <w:rPr>
-          <w:rFonts w:eastAsia="Times New Roman" w:cs="Courier New"/>
+          <w:rFonts w:asciiTheme="majorHAnsi" w:eastAsia="Times New Roman" w:hAnsiTheme="majorHAnsi" w:cs="Courier New"/>
+          <w:kern w:val="0"/>
+          <w:sz w:val="20"/>
+          <w:szCs w:val="20"/>
+          <w:lang w:eastAsia="nb-NO"/>
+          <w14:ligatures w14:val="none"/>
+        </w:rPr>
+        <w:t>modalTime.textContent</w:t>
+      </w:r>
+      <w:proofErr w:type="spellEnd"/>
+      <w:r>
+        <w:rPr>
+          <w:rFonts w:asciiTheme="majorHAnsi" w:eastAsia="Times New Roman" w:hAnsiTheme="majorHAnsi" w:cs="Courier New"/>
           <w:kern w:val="0"/>
           <w:sz w:val="20"/>
           <w:szCs w:val="20"/>
@@ -3663,7 +3628,7 @@
       <w:proofErr w:type="gramStart"/>
       <w:r>
         <w:rPr>
-          <w:rFonts w:eastAsia="Times New Roman" w:cs="Courier New"/>
+          <w:rFonts w:asciiTheme="majorHAnsi" w:eastAsia="Times New Roman" w:hAnsiTheme="majorHAnsi" w:cs="Courier New"/>
           <w:kern w:val="0"/>
           <w:sz w:val="20"/>
           <w:szCs w:val="20"/>
@@ -3675,26 +3640,26 @@
       <w:proofErr w:type="gramEnd"/>
       <w:r>
         <w:rPr>
-          <w:rFonts w:eastAsia="Times New Roman" w:cs="Courier New"/>
-          <w:kern w:val="0"/>
-          <w:sz w:val="20"/>
-          <w:szCs w:val="20"/>
-          <w:lang w:eastAsia="nb-NO"/>
-          <w14:ligatures w14:val="none"/>
-        </w:rPr>
-        <w:t>.date</w:t>
-      </w:r>
-      <w:proofErr w:type="spellEnd"/>
-      <w:r>
-        <w:rPr>
-          <w:rFonts w:eastAsia="Times New Roman" w:cs="Courier New"/>
-          <w:kern w:val="0"/>
-          <w:sz w:val="20"/>
-          <w:szCs w:val="20"/>
-          <w:lang w:eastAsia="nb-NO"/>
-          <w14:ligatures w14:val="none"/>
-        </w:rPr>
-        <w:t xml:space="preserve"> || "25.03.2026";</w:t>
+          <w:rFonts w:asciiTheme="majorHAnsi" w:eastAsia="Times New Roman" w:hAnsiTheme="majorHAnsi" w:cs="Courier New"/>
+          <w:kern w:val="0"/>
+          <w:sz w:val="20"/>
+          <w:szCs w:val="20"/>
+          <w:lang w:eastAsia="nb-NO"/>
+          <w14:ligatures w14:val="none"/>
+        </w:rPr>
+        <w:t>.time</w:t>
+      </w:r>
+      <w:proofErr w:type="spellEnd"/>
+      <w:r>
+        <w:rPr>
+          <w:rFonts w:asciiTheme="majorHAnsi" w:eastAsia="Times New Roman" w:hAnsiTheme="majorHAnsi" w:cs="Courier New"/>
+          <w:kern w:val="0"/>
+          <w:sz w:val="20"/>
+          <w:szCs w:val="20"/>
+          <w:lang w:eastAsia="nb-NO"/>
+          <w14:ligatures w14:val="none"/>
+        </w:rPr>
+        <w:t xml:space="preserve"> || "08:15 - 09:00";</w:t>
       </w:r>
     </w:p>
     <w:p>
@@ -3718,14 +3683,86 @@
           <w:tab w:val="left" w:pos="14656"/>
         </w:tabs>
         <w:rPr>
-          <w:rFonts w:eastAsia="Times New Roman" w:cs="Courier New"/>
-          <w:kern w:val="0"/>
-          <w:sz w:val="20"/>
-          <w:szCs w:val="20"/>
-          <w:lang w:eastAsia="nb-NO"/>
-          <w14:ligatures w14:val="none"/>
-        </w:rPr>
-      </w:pPr>
+          <w:rFonts w:asciiTheme="majorHAnsi" w:eastAsia="Times New Roman" w:hAnsiTheme="majorHAnsi" w:cs="Courier New"/>
+          <w:kern w:val="0"/>
+          <w:sz w:val="20"/>
+          <w:szCs w:val="20"/>
+          <w:lang w:eastAsia="nb-NO"/>
+          <w14:ligatures w14:val="none"/>
+        </w:rPr>
+      </w:pPr>
+      <w:r>
+        <w:rPr>
+          <w:rFonts w:asciiTheme="majorHAnsi" w:eastAsia="Times New Roman" w:hAnsiTheme="majorHAnsi" w:cs="Courier New"/>
+          <w:kern w:val="0"/>
+          <w:sz w:val="20"/>
+          <w:szCs w:val="20"/>
+          <w:lang w:eastAsia="nb-NO"/>
+          <w14:ligatures w14:val="none"/>
+        </w:rPr>
+        <w:t xml:space="preserve">    </w:t>
+      </w:r>
+      <w:proofErr w:type="spellStart"/>
+      <w:r>
+        <w:rPr>
+          <w:rFonts w:asciiTheme="majorHAnsi" w:eastAsia="Times New Roman" w:hAnsiTheme="majorHAnsi" w:cs="Courier New"/>
+          <w:kern w:val="0"/>
+          <w:sz w:val="20"/>
+          <w:szCs w:val="20"/>
+          <w:lang w:eastAsia="nb-NO"/>
+          <w14:ligatures w14:val="none"/>
+        </w:rPr>
+        <w:t>modalDate.textContent</w:t>
+      </w:r>
+      <w:proofErr w:type="spellEnd"/>
+      <w:r>
+        <w:rPr>
+          <w:rFonts w:asciiTheme="majorHAnsi" w:eastAsia="Times New Roman" w:hAnsiTheme="majorHAnsi" w:cs="Courier New"/>
+          <w:kern w:val="0"/>
+          <w:sz w:val="20"/>
+          <w:szCs w:val="20"/>
+          <w:lang w:eastAsia="nb-NO"/>
+          <w14:ligatures w14:val="none"/>
+        </w:rPr>
+        <w:t xml:space="preserve"> = </w:t>
+      </w:r>
+      <w:proofErr w:type="spellStart"/>
+      <w:proofErr w:type="gramStart"/>
+      <w:r>
+        <w:rPr>
+          <w:rFonts w:asciiTheme="majorHAnsi" w:eastAsia="Times New Roman" w:hAnsiTheme="majorHAnsi" w:cs="Courier New"/>
+          <w:kern w:val="0"/>
+          <w:sz w:val="20"/>
+          <w:szCs w:val="20"/>
+          <w:lang w:eastAsia="nb-NO"/>
+          <w14:ligatures w14:val="none"/>
+        </w:rPr>
+        <w:t>lesson.dataset</w:t>
+      </w:r>
+      <w:proofErr w:type="gramEnd"/>
+      <w:r>
+        <w:rPr>
+          <w:rFonts w:asciiTheme="majorHAnsi" w:eastAsia="Times New Roman" w:hAnsiTheme="majorHAnsi" w:cs="Courier New"/>
+          <w:kern w:val="0"/>
+          <w:sz w:val="20"/>
+          <w:szCs w:val="20"/>
+          <w:lang w:eastAsia="nb-NO"/>
+          <w14:ligatures w14:val="none"/>
+        </w:rPr>
+        <w:t>.date</w:t>
+      </w:r>
+      <w:proofErr w:type="spellEnd"/>
+      <w:r>
+        <w:rPr>
+          <w:rFonts w:asciiTheme="majorHAnsi" w:eastAsia="Times New Roman" w:hAnsiTheme="majorHAnsi" w:cs="Courier New"/>
+          <w:kern w:val="0"/>
+          <w:sz w:val="20"/>
+          <w:szCs w:val="20"/>
+          <w:lang w:eastAsia="nb-NO"/>
+          <w14:ligatures w14:val="none"/>
+        </w:rPr>
+        <w:t xml:space="preserve"> || "25.03.2026";</w:t>
+      </w:r>
     </w:p>
     <w:p>
       <w:pPr>
@@ -3748,75 +3785,14 @@
           <w:tab w:val="left" w:pos="14656"/>
         </w:tabs>
         <w:rPr>
-          <w:rFonts w:eastAsia="Times New Roman" w:cs="Courier New"/>
-          <w:kern w:val="0"/>
-          <w:sz w:val="20"/>
-          <w:szCs w:val="20"/>
-          <w:lang w:eastAsia="nb-NO"/>
-          <w14:ligatures w14:val="none"/>
-        </w:rPr>
-      </w:pPr>
-      <w:r>
-        <w:rPr>
-          <w:rFonts w:eastAsia="Times New Roman" w:cs="Courier New"/>
-          <w:kern w:val="0"/>
-          <w:sz w:val="20"/>
-          <w:szCs w:val="20"/>
-          <w:lang w:eastAsia="nb-NO"/>
-          <w14:ligatures w14:val="none"/>
-        </w:rPr>
-        <w:t xml:space="preserve">    </w:t>
-      </w:r>
-      <w:proofErr w:type="spellStart"/>
-      <w:r>
-        <w:rPr>
-          <w:rFonts w:eastAsia="Times New Roman" w:cs="Courier New"/>
-          <w:kern w:val="0"/>
-          <w:sz w:val="20"/>
-          <w:szCs w:val="20"/>
-          <w:lang w:eastAsia="nb-NO"/>
-          <w14:ligatures w14:val="none"/>
-        </w:rPr>
-        <w:t>if</w:t>
-      </w:r>
-      <w:proofErr w:type="spellEnd"/>
-      <w:r>
-        <w:rPr>
-          <w:rFonts w:eastAsia="Times New Roman" w:cs="Courier New"/>
-          <w:kern w:val="0"/>
-          <w:sz w:val="20"/>
-          <w:szCs w:val="20"/>
-          <w:lang w:eastAsia="nb-NO"/>
-          <w14:ligatures w14:val="none"/>
-        </w:rPr>
-        <w:t xml:space="preserve"> (</w:t>
-      </w:r>
-      <w:proofErr w:type="spellStart"/>
-      <w:proofErr w:type="gramStart"/>
-      <w:r>
-        <w:rPr>
-          <w:rFonts w:eastAsia="Times New Roman" w:cs="Courier New"/>
-          <w:kern w:val="0"/>
-          <w:sz w:val="20"/>
-          <w:szCs w:val="20"/>
-          <w:lang w:eastAsia="nb-NO"/>
-          <w14:ligatures w14:val="none"/>
-        </w:rPr>
-        <w:t>lesson.classList.contains</w:t>
-      </w:r>
-      <w:proofErr w:type="spellEnd"/>
-      <w:proofErr w:type="gramEnd"/>
-      <w:r>
-        <w:rPr>
-          <w:rFonts w:eastAsia="Times New Roman" w:cs="Courier New"/>
-          <w:kern w:val="0"/>
-          <w:sz w:val="20"/>
-          <w:szCs w:val="20"/>
-          <w:lang w:eastAsia="nb-NO"/>
-          <w14:ligatures w14:val="none"/>
-        </w:rPr>
-        <w:t>("registrert")) {</w:t>
-      </w:r>
+          <w:rFonts w:asciiTheme="majorHAnsi" w:eastAsia="Times New Roman" w:hAnsiTheme="majorHAnsi" w:cs="Courier New"/>
+          <w:kern w:val="0"/>
+          <w:sz w:val="20"/>
+          <w:szCs w:val="20"/>
+          <w:lang w:eastAsia="nb-NO"/>
+          <w14:ligatures w14:val="none"/>
+        </w:rPr>
+      </w:pPr>
     </w:p>
     <w:p>
       <w:pPr>
@@ -3839,48 +3815,74 @@
           <w:tab w:val="left" w:pos="14656"/>
         </w:tabs>
         <w:rPr>
-          <w:rFonts w:eastAsia="Times New Roman" w:cs="Courier New"/>
-          <w:kern w:val="0"/>
-          <w:sz w:val="20"/>
-          <w:szCs w:val="20"/>
-          <w:lang w:eastAsia="nb-NO"/>
-          <w14:ligatures w14:val="none"/>
-        </w:rPr>
-      </w:pPr>
-      <w:r>
-        <w:rPr>
-          <w:rFonts w:eastAsia="Times New Roman" w:cs="Courier New"/>
-          <w:kern w:val="0"/>
-          <w:sz w:val="20"/>
-          <w:szCs w:val="20"/>
-          <w:lang w:eastAsia="nb-NO"/>
-          <w14:ligatures w14:val="none"/>
-        </w:rPr>
-        <w:t xml:space="preserve">      </w:t>
-      </w:r>
-      <w:proofErr w:type="spellStart"/>
-      <w:r>
-        <w:rPr>
-          <w:rFonts w:eastAsia="Times New Roman" w:cs="Courier New"/>
-          <w:kern w:val="0"/>
-          <w:sz w:val="20"/>
-          <w:szCs w:val="20"/>
-          <w:lang w:eastAsia="nb-NO"/>
-          <w14:ligatures w14:val="none"/>
-        </w:rPr>
-        <w:t>absenceWrap.textContent</w:t>
-      </w:r>
-      <w:proofErr w:type="spellEnd"/>
-      <w:r>
-        <w:rPr>
-          <w:rFonts w:eastAsia="Times New Roman" w:cs="Courier New"/>
-          <w:kern w:val="0"/>
-          <w:sz w:val="20"/>
-          <w:szCs w:val="20"/>
-          <w:lang w:eastAsia="nb-NO"/>
-          <w14:ligatures w14:val="none"/>
-        </w:rPr>
-        <w:t xml:space="preserve"> = "M";</w:t>
+          <w:rFonts w:asciiTheme="majorHAnsi" w:eastAsia="Times New Roman" w:hAnsiTheme="majorHAnsi" w:cs="Courier New"/>
+          <w:kern w:val="0"/>
+          <w:sz w:val="20"/>
+          <w:szCs w:val="20"/>
+          <w:lang w:eastAsia="nb-NO"/>
+          <w14:ligatures w14:val="none"/>
+        </w:rPr>
+      </w:pPr>
+      <w:r>
+        <w:rPr>
+          <w:rFonts w:asciiTheme="majorHAnsi" w:eastAsia="Times New Roman" w:hAnsiTheme="majorHAnsi" w:cs="Courier New"/>
+          <w:kern w:val="0"/>
+          <w:sz w:val="20"/>
+          <w:szCs w:val="20"/>
+          <w:lang w:eastAsia="nb-NO"/>
+          <w14:ligatures w14:val="none"/>
+        </w:rPr>
+        <w:t xml:space="preserve">    </w:t>
+      </w:r>
+      <w:proofErr w:type="spellStart"/>
+      <w:r>
+        <w:rPr>
+          <w:rFonts w:asciiTheme="majorHAnsi" w:eastAsia="Times New Roman" w:hAnsiTheme="majorHAnsi" w:cs="Courier New"/>
+          <w:kern w:val="0"/>
+          <w:sz w:val="20"/>
+          <w:szCs w:val="20"/>
+          <w:lang w:eastAsia="nb-NO"/>
+          <w14:ligatures w14:val="none"/>
+        </w:rPr>
+        <w:t>if</w:t>
+      </w:r>
+      <w:proofErr w:type="spellEnd"/>
+      <w:r>
+        <w:rPr>
+          <w:rFonts w:asciiTheme="majorHAnsi" w:eastAsia="Times New Roman" w:hAnsiTheme="majorHAnsi" w:cs="Courier New"/>
+          <w:kern w:val="0"/>
+          <w:sz w:val="20"/>
+          <w:szCs w:val="20"/>
+          <w:lang w:eastAsia="nb-NO"/>
+          <w14:ligatures w14:val="none"/>
+        </w:rPr>
+        <w:t xml:space="preserve"> (</w:t>
+      </w:r>
+      <w:proofErr w:type="spellStart"/>
+      <w:proofErr w:type="gramStart"/>
+      <w:r>
+        <w:rPr>
+          <w:rFonts w:asciiTheme="majorHAnsi" w:eastAsia="Times New Roman" w:hAnsiTheme="majorHAnsi" w:cs="Courier New"/>
+          <w:kern w:val="0"/>
+          <w:sz w:val="20"/>
+          <w:szCs w:val="20"/>
+          <w:lang w:eastAsia="nb-NO"/>
+          <w14:ligatures w14:val="none"/>
+        </w:rPr>
+        <w:t>lesson.classList.contains</w:t>
+      </w:r>
+      <w:proofErr w:type="spellEnd"/>
+      <w:proofErr w:type="gramEnd"/>
+      <w:r>
+        <w:rPr>
+          <w:rFonts w:asciiTheme="majorHAnsi" w:eastAsia="Times New Roman" w:hAnsiTheme="majorHAnsi" w:cs="Courier New"/>
+          <w:kern w:val="0"/>
+          <w:sz w:val="20"/>
+          <w:szCs w:val="20"/>
+          <w:lang w:eastAsia="nb-NO"/>
+          <w14:ligatures w14:val="none"/>
+        </w:rPr>
+        <w:t>("registrert")) {</w:t>
       </w:r>
     </w:p>
     <w:p>
@@ -3904,49 +3906,48 @@
           <w:tab w:val="left" w:pos="14656"/>
         </w:tabs>
         <w:rPr>
-          <w:rFonts w:eastAsia="Times New Roman" w:cs="Courier New"/>
-          <w:kern w:val="0"/>
-          <w:sz w:val="20"/>
-          <w:szCs w:val="20"/>
-          <w:lang w:eastAsia="nb-NO"/>
-          <w14:ligatures w14:val="none"/>
-        </w:rPr>
-      </w:pPr>
-      <w:r>
-        <w:rPr>
-          <w:rFonts w:eastAsia="Times New Roman" w:cs="Courier New"/>
-          <w:kern w:val="0"/>
-          <w:sz w:val="20"/>
-          <w:szCs w:val="20"/>
-          <w:lang w:eastAsia="nb-NO"/>
-          <w14:ligatures w14:val="none"/>
-        </w:rPr>
-        <w:lastRenderedPageBreak/>
-        <w:t xml:space="preserve">    } </w:t>
-      </w:r>
-      <w:proofErr w:type="spellStart"/>
-      <w:r>
-        <w:rPr>
-          <w:rFonts w:eastAsia="Times New Roman" w:cs="Courier New"/>
-          <w:kern w:val="0"/>
-          <w:sz w:val="20"/>
-          <w:szCs w:val="20"/>
-          <w:lang w:eastAsia="nb-NO"/>
-          <w14:ligatures w14:val="none"/>
-        </w:rPr>
-        <w:t>else</w:t>
-      </w:r>
-      <w:proofErr w:type="spellEnd"/>
-      <w:r>
-        <w:rPr>
-          <w:rFonts w:eastAsia="Times New Roman" w:cs="Courier New"/>
-          <w:kern w:val="0"/>
-          <w:sz w:val="20"/>
-          <w:szCs w:val="20"/>
-          <w:lang w:eastAsia="nb-NO"/>
-          <w14:ligatures w14:val="none"/>
-        </w:rPr>
-        <w:t xml:space="preserve"> {</w:t>
+          <w:rFonts w:asciiTheme="majorHAnsi" w:eastAsia="Times New Roman" w:hAnsiTheme="majorHAnsi" w:cs="Courier New"/>
+          <w:kern w:val="0"/>
+          <w:sz w:val="20"/>
+          <w:szCs w:val="20"/>
+          <w:lang w:eastAsia="nb-NO"/>
+          <w14:ligatures w14:val="none"/>
+        </w:rPr>
+      </w:pPr>
+      <w:r>
+        <w:rPr>
+          <w:rFonts w:asciiTheme="majorHAnsi" w:eastAsia="Times New Roman" w:hAnsiTheme="majorHAnsi" w:cs="Courier New"/>
+          <w:kern w:val="0"/>
+          <w:sz w:val="20"/>
+          <w:szCs w:val="20"/>
+          <w:lang w:eastAsia="nb-NO"/>
+          <w14:ligatures w14:val="none"/>
+        </w:rPr>
+        <w:t xml:space="preserve">      </w:t>
+      </w:r>
+      <w:proofErr w:type="spellStart"/>
+      <w:r>
+        <w:rPr>
+          <w:rFonts w:asciiTheme="majorHAnsi" w:eastAsia="Times New Roman" w:hAnsiTheme="majorHAnsi" w:cs="Courier New"/>
+          <w:kern w:val="0"/>
+          <w:sz w:val="20"/>
+          <w:szCs w:val="20"/>
+          <w:lang w:eastAsia="nb-NO"/>
+          <w14:ligatures w14:val="none"/>
+        </w:rPr>
+        <w:t>absenceWrap.textContent</w:t>
+      </w:r>
+      <w:proofErr w:type="spellEnd"/>
+      <w:r>
+        <w:rPr>
+          <w:rFonts w:asciiTheme="majorHAnsi" w:eastAsia="Times New Roman" w:hAnsiTheme="majorHAnsi" w:cs="Courier New"/>
+          <w:kern w:val="0"/>
+          <w:sz w:val="20"/>
+          <w:szCs w:val="20"/>
+          <w:lang w:eastAsia="nb-NO"/>
+          <w14:ligatures w14:val="none"/>
+        </w:rPr>
+        <w:t xml:space="preserve"> = "M";</w:t>
       </w:r>
     </w:p>
     <w:p>
@@ -3970,48 +3971,48 @@
           <w:tab w:val="left" w:pos="14656"/>
         </w:tabs>
         <w:rPr>
-          <w:rFonts w:eastAsia="Times New Roman" w:cs="Courier New"/>
-          <w:kern w:val="0"/>
-          <w:sz w:val="20"/>
-          <w:szCs w:val="20"/>
-          <w:lang w:eastAsia="nb-NO"/>
-          <w14:ligatures w14:val="none"/>
-        </w:rPr>
-      </w:pPr>
-      <w:r>
-        <w:rPr>
-          <w:rFonts w:eastAsia="Times New Roman" w:cs="Courier New"/>
-          <w:kern w:val="0"/>
-          <w:sz w:val="20"/>
-          <w:szCs w:val="20"/>
-          <w:lang w:eastAsia="nb-NO"/>
-          <w14:ligatures w14:val="none"/>
-        </w:rPr>
-        <w:t xml:space="preserve">      </w:t>
-      </w:r>
-      <w:proofErr w:type="spellStart"/>
-      <w:r>
-        <w:rPr>
-          <w:rFonts w:eastAsia="Times New Roman" w:cs="Courier New"/>
-          <w:kern w:val="0"/>
-          <w:sz w:val="20"/>
-          <w:szCs w:val="20"/>
-          <w:lang w:eastAsia="nb-NO"/>
-          <w14:ligatures w14:val="none"/>
-        </w:rPr>
-        <w:t>absenceWrap.innerHTML</w:t>
-      </w:r>
-      <w:proofErr w:type="spellEnd"/>
-      <w:r>
-        <w:rPr>
-          <w:rFonts w:eastAsia="Times New Roman" w:cs="Courier New"/>
-          <w:kern w:val="0"/>
-          <w:sz w:val="20"/>
-          <w:szCs w:val="20"/>
-          <w:lang w:eastAsia="nb-NO"/>
-          <w14:ligatures w14:val="none"/>
-        </w:rPr>
-        <w:t xml:space="preserve"> =</w:t>
+          <w:rFonts w:asciiTheme="majorHAnsi" w:eastAsia="Times New Roman" w:hAnsiTheme="majorHAnsi" w:cs="Courier New"/>
+          <w:kern w:val="0"/>
+          <w:sz w:val="20"/>
+          <w:szCs w:val="20"/>
+          <w:lang w:eastAsia="nb-NO"/>
+          <w14:ligatures w14:val="none"/>
+        </w:rPr>
+      </w:pPr>
+      <w:r>
+        <w:rPr>
+          <w:rFonts w:asciiTheme="majorHAnsi" w:eastAsia="Times New Roman" w:hAnsiTheme="majorHAnsi" w:cs="Courier New"/>
+          <w:kern w:val="0"/>
+          <w:sz w:val="20"/>
+          <w:szCs w:val="20"/>
+          <w:lang w:eastAsia="nb-NO"/>
+          <w14:ligatures w14:val="none"/>
+        </w:rPr>
+        <w:t xml:space="preserve">    } </w:t>
+      </w:r>
+      <w:proofErr w:type="spellStart"/>
+      <w:r>
+        <w:rPr>
+          <w:rFonts w:asciiTheme="majorHAnsi" w:eastAsia="Times New Roman" w:hAnsiTheme="majorHAnsi" w:cs="Courier New"/>
+          <w:kern w:val="0"/>
+          <w:sz w:val="20"/>
+          <w:szCs w:val="20"/>
+          <w:lang w:eastAsia="nb-NO"/>
+          <w14:ligatures w14:val="none"/>
+        </w:rPr>
+        <w:t>else</w:t>
+      </w:r>
+      <w:proofErr w:type="spellEnd"/>
+      <w:r>
+        <w:rPr>
+          <w:rFonts w:asciiTheme="majorHAnsi" w:eastAsia="Times New Roman" w:hAnsiTheme="majorHAnsi" w:cs="Courier New"/>
+          <w:kern w:val="0"/>
+          <w:sz w:val="20"/>
+          <w:szCs w:val="20"/>
+          <w:lang w:eastAsia="nb-NO"/>
+          <w14:ligatures w14:val="none"/>
+        </w:rPr>
+        <w:t xml:space="preserve"> {</w:t>
       </w:r>
     </w:p>
     <w:p>
@@ -4035,144 +4036,48 @@
           <w:tab w:val="left" w:pos="14656"/>
         </w:tabs>
         <w:rPr>
-          <w:rFonts w:eastAsia="Times New Roman" w:cs="Courier New"/>
-          <w:kern w:val="0"/>
-          <w:sz w:val="20"/>
-          <w:szCs w:val="20"/>
-          <w:lang w:eastAsia="nb-NO"/>
-          <w14:ligatures w14:val="none"/>
-        </w:rPr>
-      </w:pPr>
-      <w:r>
-        <w:rPr>
-          <w:rFonts w:eastAsia="Times New Roman" w:cs="Courier New"/>
-          <w:kern w:val="0"/>
-          <w:sz w:val="20"/>
-          <w:szCs w:val="20"/>
-          <w:lang w:eastAsia="nb-NO"/>
-          <w14:ligatures w14:val="none"/>
-        </w:rPr>
-        <w:t xml:space="preserve">        '&lt;</w:t>
-      </w:r>
-      <w:proofErr w:type="spellStart"/>
-      <w:r>
-        <w:rPr>
-          <w:rFonts w:eastAsia="Times New Roman" w:cs="Courier New"/>
-          <w:kern w:val="0"/>
-          <w:sz w:val="20"/>
-          <w:szCs w:val="20"/>
-          <w:lang w:eastAsia="nb-NO"/>
-          <w14:ligatures w14:val="none"/>
-        </w:rPr>
-        <w:t>button</w:t>
-      </w:r>
-      <w:proofErr w:type="spellEnd"/>
-      <w:r>
-        <w:rPr>
-          <w:rFonts w:eastAsia="Times New Roman" w:cs="Courier New"/>
-          <w:kern w:val="0"/>
-          <w:sz w:val="20"/>
-          <w:szCs w:val="20"/>
-          <w:lang w:eastAsia="nb-NO"/>
-          <w14:ligatures w14:val="none"/>
-        </w:rPr>
-        <w:t xml:space="preserve"> id="</w:t>
-      </w:r>
-      <w:proofErr w:type="spellStart"/>
-      <w:r>
-        <w:rPr>
-          <w:rFonts w:eastAsia="Times New Roman" w:cs="Courier New"/>
-          <w:kern w:val="0"/>
-          <w:sz w:val="20"/>
-          <w:szCs w:val="20"/>
-          <w:lang w:eastAsia="nb-NO"/>
-          <w14:ligatures w14:val="none"/>
-        </w:rPr>
-        <w:t>registerBtn</w:t>
-      </w:r>
-      <w:proofErr w:type="spellEnd"/>
-      <w:r>
-        <w:rPr>
-          <w:rFonts w:eastAsia="Times New Roman" w:cs="Courier New"/>
-          <w:kern w:val="0"/>
-          <w:sz w:val="20"/>
-          <w:szCs w:val="20"/>
-          <w:lang w:eastAsia="nb-NO"/>
-          <w14:ligatures w14:val="none"/>
-        </w:rPr>
-        <w:t xml:space="preserve">" </w:t>
-      </w:r>
-      <w:proofErr w:type="spellStart"/>
-      <w:r>
-        <w:rPr>
-          <w:rFonts w:eastAsia="Times New Roman" w:cs="Courier New"/>
-          <w:kern w:val="0"/>
-          <w:sz w:val="20"/>
-          <w:szCs w:val="20"/>
-          <w:lang w:eastAsia="nb-NO"/>
-          <w14:ligatures w14:val="none"/>
-        </w:rPr>
-        <w:t>class</w:t>
-      </w:r>
-      <w:proofErr w:type="spellEnd"/>
-      <w:r>
-        <w:rPr>
-          <w:rFonts w:eastAsia="Times New Roman" w:cs="Courier New"/>
-          <w:kern w:val="0"/>
-          <w:sz w:val="20"/>
-          <w:szCs w:val="20"/>
-          <w:lang w:eastAsia="nb-NO"/>
-          <w14:ligatures w14:val="none"/>
-        </w:rPr>
-        <w:t>="liten-knapp" type="</w:t>
-      </w:r>
-      <w:proofErr w:type="spellStart"/>
-      <w:r>
-        <w:rPr>
-          <w:rFonts w:eastAsia="Times New Roman" w:cs="Courier New"/>
-          <w:kern w:val="0"/>
-          <w:sz w:val="20"/>
-          <w:szCs w:val="20"/>
-          <w:lang w:eastAsia="nb-NO"/>
-          <w14:ligatures w14:val="none"/>
-        </w:rPr>
-        <w:t>button</w:t>
-      </w:r>
-      <w:proofErr w:type="spellEnd"/>
-      <w:r>
-        <w:rPr>
-          <w:rFonts w:eastAsia="Times New Roman" w:cs="Courier New"/>
-          <w:kern w:val="0"/>
-          <w:sz w:val="20"/>
-          <w:szCs w:val="20"/>
-          <w:lang w:eastAsia="nb-NO"/>
-          <w14:ligatures w14:val="none"/>
-        </w:rPr>
-        <w:t>"&gt;Registrer&lt;/</w:t>
-      </w:r>
-      <w:proofErr w:type="spellStart"/>
-      <w:r>
-        <w:rPr>
-          <w:rFonts w:eastAsia="Times New Roman" w:cs="Courier New"/>
-          <w:kern w:val="0"/>
-          <w:sz w:val="20"/>
-          <w:szCs w:val="20"/>
-          <w:lang w:eastAsia="nb-NO"/>
-          <w14:ligatures w14:val="none"/>
-        </w:rPr>
-        <w:t>button</w:t>
-      </w:r>
-      <w:proofErr w:type="spellEnd"/>
-      <w:r>
-        <w:rPr>
-          <w:rFonts w:eastAsia="Times New Roman" w:cs="Courier New"/>
-          <w:kern w:val="0"/>
-          <w:sz w:val="20"/>
-          <w:szCs w:val="20"/>
-          <w:lang w:eastAsia="nb-NO"/>
-          <w14:ligatures w14:val="none"/>
-        </w:rPr>
-        <w:t>&gt;';</w:t>
+          <w:rFonts w:asciiTheme="majorHAnsi" w:eastAsia="Times New Roman" w:hAnsiTheme="majorHAnsi" w:cs="Courier New"/>
+          <w:kern w:val="0"/>
+          <w:sz w:val="20"/>
+          <w:szCs w:val="20"/>
+          <w:lang w:eastAsia="nb-NO"/>
+          <w14:ligatures w14:val="none"/>
+        </w:rPr>
+      </w:pPr>
+      <w:r>
+        <w:rPr>
+          <w:rFonts w:asciiTheme="majorHAnsi" w:eastAsia="Times New Roman" w:hAnsiTheme="majorHAnsi" w:cs="Courier New"/>
+          <w:kern w:val="0"/>
+          <w:sz w:val="20"/>
+          <w:szCs w:val="20"/>
+          <w:lang w:eastAsia="nb-NO"/>
+          <w14:ligatures w14:val="none"/>
+        </w:rPr>
+        <w:t xml:space="preserve">      </w:t>
+      </w:r>
+      <w:proofErr w:type="spellStart"/>
+      <w:r>
+        <w:rPr>
+          <w:rFonts w:asciiTheme="majorHAnsi" w:eastAsia="Times New Roman" w:hAnsiTheme="majorHAnsi" w:cs="Courier New"/>
+          <w:kern w:val="0"/>
+          <w:sz w:val="20"/>
+          <w:szCs w:val="20"/>
+          <w:lang w:eastAsia="nb-NO"/>
+          <w14:ligatures w14:val="none"/>
+        </w:rPr>
+        <w:t>absenceWrap.innerHTML</w:t>
+      </w:r>
+      <w:proofErr w:type="spellEnd"/>
+      <w:r>
+        <w:rPr>
+          <w:rFonts w:asciiTheme="majorHAnsi" w:eastAsia="Times New Roman" w:hAnsiTheme="majorHAnsi" w:cs="Courier New"/>
+          <w:kern w:val="0"/>
+          <w:sz w:val="20"/>
+          <w:szCs w:val="20"/>
+          <w:lang w:eastAsia="nb-NO"/>
+          <w14:ligatures w14:val="none"/>
+        </w:rPr>
+        <w:t xml:space="preserve"> =</w:t>
       </w:r>
     </w:p>
     <w:p>
@@ -4196,103 +4101,53 @@
           <w:tab w:val="left" w:pos="14656"/>
         </w:tabs>
         <w:rPr>
-          <w:rFonts w:eastAsia="Times New Roman" w:cs="Courier New"/>
-          <w:kern w:val="0"/>
-          <w:sz w:val="20"/>
-          <w:szCs w:val="20"/>
-          <w:lang w:eastAsia="nb-NO"/>
-          <w14:ligatures w14:val="none"/>
-        </w:rPr>
-      </w:pPr>
-      <w:r>
-        <w:rPr>
-          <w:rFonts w:eastAsia="Times New Roman" w:cs="Courier New"/>
-          <w:kern w:val="0"/>
-          <w:sz w:val="20"/>
-          <w:szCs w:val="20"/>
-          <w:lang w:eastAsia="nb-NO"/>
-          <w14:ligatures w14:val="none"/>
-        </w:rPr>
-        <w:t xml:space="preserve">      </w:t>
-      </w:r>
-      <w:proofErr w:type="spellStart"/>
-      <w:r>
-        <w:rPr>
-          <w:rFonts w:eastAsia="Times New Roman" w:cs="Courier New"/>
-          <w:kern w:val="0"/>
-          <w:sz w:val="20"/>
-          <w:szCs w:val="20"/>
-          <w:lang w:eastAsia="nb-NO"/>
-          <w14:ligatures w14:val="none"/>
-        </w:rPr>
-        <w:t>const</w:t>
-      </w:r>
-      <w:proofErr w:type="spellEnd"/>
-      <w:r>
-        <w:rPr>
-          <w:rFonts w:eastAsia="Times New Roman" w:cs="Courier New"/>
-          <w:kern w:val="0"/>
-          <w:sz w:val="20"/>
-          <w:szCs w:val="20"/>
-          <w:lang w:eastAsia="nb-NO"/>
-          <w14:ligatures w14:val="none"/>
-        </w:rPr>
-        <w:t xml:space="preserve"> </w:t>
-      </w:r>
-      <w:proofErr w:type="spellStart"/>
-      <w:r>
-        <w:rPr>
-          <w:rFonts w:eastAsia="Times New Roman" w:cs="Courier New"/>
-          <w:kern w:val="0"/>
-          <w:sz w:val="20"/>
-          <w:szCs w:val="20"/>
-          <w:lang w:eastAsia="nb-NO"/>
-          <w14:ligatures w14:val="none"/>
-        </w:rPr>
-        <w:t>dynamicBtn</w:t>
-      </w:r>
-      <w:proofErr w:type="spellEnd"/>
-      <w:r>
-        <w:rPr>
-          <w:rFonts w:eastAsia="Times New Roman" w:cs="Courier New"/>
-          <w:kern w:val="0"/>
-          <w:sz w:val="20"/>
-          <w:szCs w:val="20"/>
-          <w:lang w:eastAsia="nb-NO"/>
-          <w14:ligatures w14:val="none"/>
-        </w:rPr>
-        <w:t xml:space="preserve"> = </w:t>
-      </w:r>
-      <w:proofErr w:type="spellStart"/>
-      <w:proofErr w:type="gramStart"/>
-      <w:r>
-        <w:rPr>
-          <w:rFonts w:eastAsia="Times New Roman" w:cs="Courier New"/>
-          <w:kern w:val="0"/>
-          <w:sz w:val="20"/>
-          <w:szCs w:val="20"/>
-          <w:lang w:eastAsia="nb-NO"/>
-          <w14:ligatures w14:val="none"/>
-        </w:rPr>
-        <w:t>document.getElementById</w:t>
-      </w:r>
-      <w:proofErr w:type="spellEnd"/>
-      <w:proofErr w:type="gramEnd"/>
-      <w:r>
-        <w:rPr>
-          <w:rFonts w:eastAsia="Times New Roman" w:cs="Courier New"/>
-          <w:kern w:val="0"/>
-          <w:sz w:val="20"/>
-          <w:szCs w:val="20"/>
-          <w:lang w:eastAsia="nb-NO"/>
-          <w14:ligatures w14:val="none"/>
-        </w:rPr>
-        <w:t>("</w:t>
-      </w:r>
-      <w:proofErr w:type="spellStart"/>
-      <w:r>
-        <w:rPr>
-          <w:rFonts w:eastAsia="Times New Roman" w:cs="Courier New"/>
+          <w:rFonts w:asciiTheme="majorHAnsi" w:eastAsia="Times New Roman" w:hAnsiTheme="majorHAnsi" w:cs="Courier New"/>
+          <w:kern w:val="0"/>
+          <w:sz w:val="20"/>
+          <w:szCs w:val="20"/>
+          <w:lang w:eastAsia="nb-NO"/>
+          <w14:ligatures w14:val="none"/>
+        </w:rPr>
+      </w:pPr>
+      <w:r>
+        <w:rPr>
+          <w:rFonts w:asciiTheme="majorHAnsi" w:eastAsia="Times New Roman" w:hAnsiTheme="majorHAnsi" w:cs="Courier New"/>
+          <w:kern w:val="0"/>
+          <w:sz w:val="20"/>
+          <w:szCs w:val="20"/>
+          <w:lang w:eastAsia="nb-NO"/>
+          <w14:ligatures w14:val="none"/>
+        </w:rPr>
+        <w:t xml:space="preserve">        '&lt;</w:t>
+      </w:r>
+      <w:proofErr w:type="spellStart"/>
+      <w:r>
+        <w:rPr>
+          <w:rFonts w:asciiTheme="majorHAnsi" w:eastAsia="Times New Roman" w:hAnsiTheme="majorHAnsi" w:cs="Courier New"/>
+          <w:kern w:val="0"/>
+          <w:sz w:val="20"/>
+          <w:szCs w:val="20"/>
+          <w:lang w:eastAsia="nb-NO"/>
+          <w14:ligatures w14:val="none"/>
+        </w:rPr>
+        <w:t>button</w:t>
+      </w:r>
+      <w:proofErr w:type="spellEnd"/>
+      <w:r>
+        <w:rPr>
+          <w:rFonts w:asciiTheme="majorHAnsi" w:eastAsia="Times New Roman" w:hAnsiTheme="majorHAnsi" w:cs="Courier New"/>
+          <w:kern w:val="0"/>
+          <w:sz w:val="20"/>
+          <w:szCs w:val="20"/>
+          <w:lang w:eastAsia="nb-NO"/>
+          <w14:ligatures w14:val="none"/>
+        </w:rPr>
+        <w:t xml:space="preserve"> id="</w:t>
+      </w:r>
+      <w:proofErr w:type="spellStart"/>
+      <w:r>
+        <w:rPr>
+          <w:rFonts w:asciiTheme="majorHAnsi" w:eastAsia="Times New Roman" w:hAnsiTheme="majorHAnsi" w:cs="Courier New"/>
           <w:kern w:val="0"/>
           <w:sz w:val="20"/>
           <w:szCs w:val="20"/>
@@ -4304,14 +4159,86 @@
       <w:proofErr w:type="spellEnd"/>
       <w:r>
         <w:rPr>
-          <w:rFonts w:eastAsia="Times New Roman" w:cs="Courier New"/>
-          <w:kern w:val="0"/>
-          <w:sz w:val="20"/>
-          <w:szCs w:val="20"/>
-          <w:lang w:eastAsia="nb-NO"/>
-          <w14:ligatures w14:val="none"/>
-        </w:rPr>
-        <w:t>");</w:t>
+          <w:rFonts w:asciiTheme="majorHAnsi" w:eastAsia="Times New Roman" w:hAnsiTheme="majorHAnsi" w:cs="Courier New"/>
+          <w:kern w:val="0"/>
+          <w:sz w:val="20"/>
+          <w:szCs w:val="20"/>
+          <w:lang w:eastAsia="nb-NO"/>
+          <w14:ligatures w14:val="none"/>
+        </w:rPr>
+        <w:t xml:space="preserve">" </w:t>
+      </w:r>
+      <w:proofErr w:type="spellStart"/>
+      <w:r>
+        <w:rPr>
+          <w:rFonts w:asciiTheme="majorHAnsi" w:eastAsia="Times New Roman" w:hAnsiTheme="majorHAnsi" w:cs="Courier New"/>
+          <w:kern w:val="0"/>
+          <w:sz w:val="20"/>
+          <w:szCs w:val="20"/>
+          <w:lang w:eastAsia="nb-NO"/>
+          <w14:ligatures w14:val="none"/>
+        </w:rPr>
+        <w:t>class</w:t>
+      </w:r>
+      <w:proofErr w:type="spellEnd"/>
+      <w:r>
+        <w:rPr>
+          <w:rFonts w:asciiTheme="majorHAnsi" w:eastAsia="Times New Roman" w:hAnsiTheme="majorHAnsi" w:cs="Courier New"/>
+          <w:kern w:val="0"/>
+          <w:sz w:val="20"/>
+          <w:szCs w:val="20"/>
+          <w:lang w:eastAsia="nb-NO"/>
+          <w14:ligatures w14:val="none"/>
+        </w:rPr>
+        <w:t>="liten-knapp" type="</w:t>
+      </w:r>
+      <w:proofErr w:type="spellStart"/>
+      <w:r>
+        <w:rPr>
+          <w:rFonts w:asciiTheme="majorHAnsi" w:eastAsia="Times New Roman" w:hAnsiTheme="majorHAnsi" w:cs="Courier New"/>
+          <w:kern w:val="0"/>
+          <w:sz w:val="20"/>
+          <w:szCs w:val="20"/>
+          <w:lang w:eastAsia="nb-NO"/>
+          <w14:ligatures w14:val="none"/>
+        </w:rPr>
+        <w:t>button</w:t>
+      </w:r>
+      <w:proofErr w:type="spellEnd"/>
+      <w:r>
+        <w:rPr>
+          <w:rFonts w:asciiTheme="majorHAnsi" w:eastAsia="Times New Roman" w:hAnsiTheme="majorHAnsi" w:cs="Courier New"/>
+          <w:kern w:val="0"/>
+          <w:sz w:val="20"/>
+          <w:szCs w:val="20"/>
+          <w:lang w:eastAsia="nb-NO"/>
+          <w14:ligatures w14:val="none"/>
+        </w:rPr>
+        <w:t>"&gt;Registrer&lt;/</w:t>
+      </w:r>
+      <w:proofErr w:type="spellStart"/>
+      <w:r>
+        <w:rPr>
+          <w:rFonts w:asciiTheme="majorHAnsi" w:eastAsia="Times New Roman" w:hAnsiTheme="majorHAnsi" w:cs="Courier New"/>
+          <w:kern w:val="0"/>
+          <w:sz w:val="20"/>
+          <w:szCs w:val="20"/>
+          <w:lang w:eastAsia="nb-NO"/>
+          <w14:ligatures w14:val="none"/>
+        </w:rPr>
+        <w:t>button</w:t>
+      </w:r>
+      <w:proofErr w:type="spellEnd"/>
+      <w:r>
+        <w:rPr>
+          <w:rFonts w:asciiTheme="majorHAnsi" w:eastAsia="Times New Roman" w:hAnsiTheme="majorHAnsi" w:cs="Courier New"/>
+          <w:kern w:val="0"/>
+          <w:sz w:val="20"/>
+          <w:szCs w:val="20"/>
+          <w:lang w:eastAsia="nb-NO"/>
+          <w14:ligatures w14:val="none"/>
+        </w:rPr>
+        <w:t>&gt;';</w:t>
       </w:r>
     </w:p>
     <w:p>
@@ -4335,17 +4262,17 @@
           <w:tab w:val="left" w:pos="14656"/>
         </w:tabs>
         <w:rPr>
-          <w:rFonts w:eastAsia="Times New Roman" w:cs="Courier New"/>
-          <w:kern w:val="0"/>
-          <w:sz w:val="20"/>
-          <w:szCs w:val="20"/>
-          <w:lang w:eastAsia="nb-NO"/>
-          <w14:ligatures w14:val="none"/>
-        </w:rPr>
-      </w:pPr>
-      <w:r>
-        <w:rPr>
-          <w:rFonts w:eastAsia="Times New Roman" w:cs="Courier New"/>
+          <w:rFonts w:asciiTheme="majorHAnsi" w:eastAsia="Times New Roman" w:hAnsiTheme="majorHAnsi" w:cs="Courier New"/>
+          <w:kern w:val="0"/>
+          <w:sz w:val="20"/>
+          <w:szCs w:val="20"/>
+          <w:lang w:eastAsia="nb-NO"/>
+          <w14:ligatures w14:val="none"/>
+        </w:rPr>
+      </w:pPr>
+      <w:r>
+        <w:rPr>
+          <w:rFonts w:asciiTheme="majorHAnsi" w:eastAsia="Times New Roman" w:hAnsiTheme="majorHAnsi" w:cs="Courier New"/>
           <w:kern w:val="0"/>
           <w:sz w:val="20"/>
           <w:szCs w:val="20"/>
@@ -4357,19 +4284,69 @@
       <w:proofErr w:type="spellStart"/>
       <w:r>
         <w:rPr>
-          <w:rFonts w:eastAsia="Times New Roman" w:cs="Courier New"/>
-          <w:kern w:val="0"/>
-          <w:sz w:val="20"/>
-          <w:szCs w:val="20"/>
-          <w:lang w:eastAsia="nb-NO"/>
-          <w14:ligatures w14:val="none"/>
-        </w:rPr>
-        <w:t>dynamicBtn.addEventListener</w:t>
-      </w:r>
-      <w:proofErr w:type="spellEnd"/>
-      <w:r>
-        <w:rPr>
-          <w:rFonts w:eastAsia="Times New Roman" w:cs="Courier New"/>
+          <w:rFonts w:asciiTheme="majorHAnsi" w:eastAsia="Times New Roman" w:hAnsiTheme="majorHAnsi" w:cs="Courier New"/>
+          <w:kern w:val="0"/>
+          <w:sz w:val="20"/>
+          <w:szCs w:val="20"/>
+          <w:lang w:eastAsia="nb-NO"/>
+          <w14:ligatures w14:val="none"/>
+        </w:rPr>
+        <w:t>const</w:t>
+      </w:r>
+      <w:proofErr w:type="spellEnd"/>
+      <w:r>
+        <w:rPr>
+          <w:rFonts w:asciiTheme="majorHAnsi" w:eastAsia="Times New Roman" w:hAnsiTheme="majorHAnsi" w:cs="Courier New"/>
+          <w:kern w:val="0"/>
+          <w:sz w:val="20"/>
+          <w:szCs w:val="20"/>
+          <w:lang w:eastAsia="nb-NO"/>
+          <w14:ligatures w14:val="none"/>
+        </w:rPr>
+        <w:t xml:space="preserve"> </w:t>
+      </w:r>
+      <w:proofErr w:type="spellStart"/>
+      <w:r>
+        <w:rPr>
+          <w:rFonts w:asciiTheme="majorHAnsi" w:eastAsia="Times New Roman" w:hAnsiTheme="majorHAnsi" w:cs="Courier New"/>
+          <w:kern w:val="0"/>
+          <w:sz w:val="20"/>
+          <w:szCs w:val="20"/>
+          <w:lang w:eastAsia="nb-NO"/>
+          <w14:ligatures w14:val="none"/>
+        </w:rPr>
+        <w:t>dynamicBtn</w:t>
+      </w:r>
+      <w:proofErr w:type="spellEnd"/>
+      <w:r>
+        <w:rPr>
+          <w:rFonts w:asciiTheme="majorHAnsi" w:eastAsia="Times New Roman" w:hAnsiTheme="majorHAnsi" w:cs="Courier New"/>
+          <w:kern w:val="0"/>
+          <w:sz w:val="20"/>
+          <w:szCs w:val="20"/>
+          <w:lang w:eastAsia="nb-NO"/>
+          <w14:ligatures w14:val="none"/>
+        </w:rPr>
+        <w:t xml:space="preserve"> = </w:t>
+      </w:r>
+      <w:proofErr w:type="spellStart"/>
+      <w:proofErr w:type="gramStart"/>
+      <w:r>
+        <w:rPr>
+          <w:rFonts w:asciiTheme="majorHAnsi" w:eastAsia="Times New Roman" w:hAnsiTheme="majorHAnsi" w:cs="Courier New"/>
+          <w:kern w:val="0"/>
+          <w:sz w:val="20"/>
+          <w:szCs w:val="20"/>
+          <w:lang w:eastAsia="nb-NO"/>
+          <w14:ligatures w14:val="none"/>
+        </w:rPr>
+        <w:t>document.getElementById</w:t>
+      </w:r>
+      <w:proofErr w:type="spellEnd"/>
+      <w:proofErr w:type="gramEnd"/>
+      <w:r>
+        <w:rPr>
+          <w:rFonts w:asciiTheme="majorHAnsi" w:eastAsia="Times New Roman" w:hAnsiTheme="majorHAnsi" w:cs="Courier New"/>
           <w:kern w:val="0"/>
           <w:sz w:val="20"/>
           <w:szCs w:val="20"/>
@@ -4381,50 +4358,26 @@
       <w:proofErr w:type="spellStart"/>
       <w:r>
         <w:rPr>
-          <w:rFonts w:eastAsia="Times New Roman" w:cs="Courier New"/>
-          <w:kern w:val="0"/>
-          <w:sz w:val="20"/>
-          <w:szCs w:val="20"/>
-          <w:lang w:eastAsia="nb-NO"/>
-          <w14:ligatures w14:val="none"/>
-        </w:rPr>
-        <w:t>click</w:t>
-      </w:r>
-      <w:proofErr w:type="spellEnd"/>
-      <w:r>
-        <w:rPr>
-          <w:rFonts w:eastAsia="Times New Roman" w:cs="Courier New"/>
-          <w:kern w:val="0"/>
-          <w:sz w:val="20"/>
-          <w:szCs w:val="20"/>
-          <w:lang w:eastAsia="nb-NO"/>
-          <w14:ligatures w14:val="none"/>
-        </w:rPr>
-        <w:t xml:space="preserve">", </w:t>
-      </w:r>
-      <w:proofErr w:type="spellStart"/>
-      <w:r>
-        <w:rPr>
-          <w:rFonts w:eastAsia="Times New Roman" w:cs="Courier New"/>
-          <w:kern w:val="0"/>
-          <w:sz w:val="20"/>
-          <w:szCs w:val="20"/>
-          <w:lang w:eastAsia="nb-NO"/>
-          <w14:ligatures w14:val="none"/>
-        </w:rPr>
-        <w:t>registerAbsence</w:t>
-      </w:r>
-      <w:proofErr w:type="spellEnd"/>
-      <w:r>
-        <w:rPr>
-          <w:rFonts w:eastAsia="Times New Roman" w:cs="Courier New"/>
-          <w:kern w:val="0"/>
-          <w:sz w:val="20"/>
-          <w:szCs w:val="20"/>
-          <w:lang w:eastAsia="nb-NO"/>
-          <w14:ligatures w14:val="none"/>
-        </w:rPr>
-        <w:t>);</w:t>
+          <w:rFonts w:asciiTheme="majorHAnsi" w:eastAsia="Times New Roman" w:hAnsiTheme="majorHAnsi" w:cs="Courier New"/>
+          <w:kern w:val="0"/>
+          <w:sz w:val="20"/>
+          <w:szCs w:val="20"/>
+          <w:lang w:eastAsia="nb-NO"/>
+          <w14:ligatures w14:val="none"/>
+        </w:rPr>
+        <w:t>registerBtn</w:t>
+      </w:r>
+      <w:proofErr w:type="spellEnd"/>
+      <w:r>
+        <w:rPr>
+          <w:rFonts w:asciiTheme="majorHAnsi" w:eastAsia="Times New Roman" w:hAnsiTheme="majorHAnsi" w:cs="Courier New"/>
+          <w:kern w:val="0"/>
+          <w:sz w:val="20"/>
+          <w:szCs w:val="20"/>
+          <w:lang w:eastAsia="nb-NO"/>
+          <w14:ligatures w14:val="none"/>
+        </w:rPr>
+        <w:t>");</w:t>
       </w:r>
     </w:p>
     <w:p>
@@ -4448,24 +4401,96 @@
           <w:tab w:val="left" w:pos="14656"/>
         </w:tabs>
         <w:rPr>
-          <w:rFonts w:eastAsia="Times New Roman" w:cs="Courier New"/>
-          <w:kern w:val="0"/>
-          <w:sz w:val="20"/>
-          <w:szCs w:val="20"/>
-          <w:lang w:eastAsia="nb-NO"/>
-          <w14:ligatures w14:val="none"/>
-        </w:rPr>
-      </w:pPr>
-      <w:r>
-        <w:rPr>
-          <w:rFonts w:eastAsia="Times New Roman" w:cs="Courier New"/>
-          <w:kern w:val="0"/>
-          <w:sz w:val="20"/>
-          <w:szCs w:val="20"/>
-          <w:lang w:eastAsia="nb-NO"/>
-          <w14:ligatures w14:val="none"/>
-        </w:rPr>
-        <w:t xml:space="preserve">    }</w:t>
+          <w:rFonts w:asciiTheme="majorHAnsi" w:eastAsia="Times New Roman" w:hAnsiTheme="majorHAnsi" w:cs="Courier New"/>
+          <w:kern w:val="0"/>
+          <w:sz w:val="20"/>
+          <w:szCs w:val="20"/>
+          <w:lang w:eastAsia="nb-NO"/>
+          <w14:ligatures w14:val="none"/>
+        </w:rPr>
+      </w:pPr>
+      <w:r>
+        <w:rPr>
+          <w:rFonts w:asciiTheme="majorHAnsi" w:eastAsia="Times New Roman" w:hAnsiTheme="majorHAnsi" w:cs="Courier New"/>
+          <w:kern w:val="0"/>
+          <w:sz w:val="20"/>
+          <w:szCs w:val="20"/>
+          <w:lang w:eastAsia="nb-NO"/>
+          <w14:ligatures w14:val="none"/>
+        </w:rPr>
+        <w:t xml:space="preserve">      </w:t>
+      </w:r>
+      <w:proofErr w:type="spellStart"/>
+      <w:r>
+        <w:rPr>
+          <w:rFonts w:asciiTheme="majorHAnsi" w:eastAsia="Times New Roman" w:hAnsiTheme="majorHAnsi" w:cs="Courier New"/>
+          <w:kern w:val="0"/>
+          <w:sz w:val="20"/>
+          <w:szCs w:val="20"/>
+          <w:lang w:eastAsia="nb-NO"/>
+          <w14:ligatures w14:val="none"/>
+        </w:rPr>
+        <w:t>dynamicBtn.addEventListener</w:t>
+      </w:r>
+      <w:proofErr w:type="spellEnd"/>
+      <w:r>
+        <w:rPr>
+          <w:rFonts w:asciiTheme="majorHAnsi" w:eastAsia="Times New Roman" w:hAnsiTheme="majorHAnsi" w:cs="Courier New"/>
+          <w:kern w:val="0"/>
+          <w:sz w:val="20"/>
+          <w:szCs w:val="20"/>
+          <w:lang w:eastAsia="nb-NO"/>
+          <w14:ligatures w14:val="none"/>
+        </w:rPr>
+        <w:t>("</w:t>
+      </w:r>
+      <w:proofErr w:type="spellStart"/>
+      <w:r>
+        <w:rPr>
+          <w:rFonts w:asciiTheme="majorHAnsi" w:eastAsia="Times New Roman" w:hAnsiTheme="majorHAnsi" w:cs="Courier New"/>
+          <w:kern w:val="0"/>
+          <w:sz w:val="20"/>
+          <w:szCs w:val="20"/>
+          <w:lang w:eastAsia="nb-NO"/>
+          <w14:ligatures w14:val="none"/>
+        </w:rPr>
+        <w:t>click</w:t>
+      </w:r>
+      <w:proofErr w:type="spellEnd"/>
+      <w:r>
+        <w:rPr>
+          <w:rFonts w:asciiTheme="majorHAnsi" w:eastAsia="Times New Roman" w:hAnsiTheme="majorHAnsi" w:cs="Courier New"/>
+          <w:kern w:val="0"/>
+          <w:sz w:val="20"/>
+          <w:szCs w:val="20"/>
+          <w:lang w:eastAsia="nb-NO"/>
+          <w14:ligatures w14:val="none"/>
+        </w:rPr>
+        <w:t xml:space="preserve">", </w:t>
+      </w:r>
+      <w:proofErr w:type="spellStart"/>
+      <w:r>
+        <w:rPr>
+          <w:rFonts w:asciiTheme="majorHAnsi" w:eastAsia="Times New Roman" w:hAnsiTheme="majorHAnsi" w:cs="Courier New"/>
+          <w:kern w:val="0"/>
+          <w:sz w:val="20"/>
+          <w:szCs w:val="20"/>
+          <w:lang w:eastAsia="nb-NO"/>
+          <w14:ligatures w14:val="none"/>
+        </w:rPr>
+        <w:t>registerAbsence</w:t>
+      </w:r>
+      <w:proofErr w:type="spellEnd"/>
+      <w:r>
+        <w:rPr>
+          <w:rFonts w:asciiTheme="majorHAnsi" w:eastAsia="Times New Roman" w:hAnsiTheme="majorHAnsi" w:cs="Courier New"/>
+          <w:kern w:val="0"/>
+          <w:sz w:val="20"/>
+          <w:szCs w:val="20"/>
+          <w:lang w:eastAsia="nb-NO"/>
+          <w14:ligatures w14:val="none"/>
+        </w:rPr>
+        <w:t>);</w:t>
       </w:r>
     </w:p>
     <w:p>
@@ -4489,14 +4514,25 @@
           <w:tab w:val="left" w:pos="14656"/>
         </w:tabs>
         <w:rPr>
-          <w:rFonts w:eastAsia="Times New Roman" w:cs="Courier New"/>
-          <w:kern w:val="0"/>
-          <w:sz w:val="20"/>
-          <w:szCs w:val="20"/>
-          <w:lang w:eastAsia="nb-NO"/>
-          <w14:ligatures w14:val="none"/>
-        </w:rPr>
-      </w:pPr>
+          <w:rFonts w:asciiTheme="majorHAnsi" w:eastAsia="Times New Roman" w:hAnsiTheme="majorHAnsi" w:cs="Courier New"/>
+          <w:kern w:val="0"/>
+          <w:sz w:val="20"/>
+          <w:szCs w:val="20"/>
+          <w:lang w:eastAsia="nb-NO"/>
+          <w14:ligatures w14:val="none"/>
+        </w:rPr>
+      </w:pPr>
+      <w:r>
+        <w:rPr>
+          <w:rFonts w:asciiTheme="majorHAnsi" w:eastAsia="Times New Roman" w:hAnsiTheme="majorHAnsi" w:cs="Courier New"/>
+          <w:kern w:val="0"/>
+          <w:sz w:val="20"/>
+          <w:szCs w:val="20"/>
+          <w:lang w:eastAsia="nb-NO"/>
+          <w14:ligatures w14:val="none"/>
+        </w:rPr>
+        <w:t xml:space="preserve">    }</w:t>
+      </w:r>
     </w:p>
     <w:p>
       <w:pPr>
@@ -4519,51 +4555,14 @@
           <w:tab w:val="left" w:pos="14656"/>
         </w:tabs>
         <w:rPr>
-          <w:rFonts w:eastAsia="Times New Roman" w:cs="Courier New"/>
-          <w:kern w:val="0"/>
-          <w:sz w:val="20"/>
-          <w:szCs w:val="20"/>
-          <w:lang w:eastAsia="nb-NO"/>
-          <w14:ligatures w14:val="none"/>
-        </w:rPr>
-      </w:pPr>
-      <w:r>
-        <w:rPr>
-          <w:rFonts w:eastAsia="Times New Roman" w:cs="Courier New"/>
-          <w:kern w:val="0"/>
-          <w:sz w:val="20"/>
-          <w:szCs w:val="20"/>
-          <w:lang w:eastAsia="nb-NO"/>
-          <w14:ligatures w14:val="none"/>
-        </w:rPr>
-        <w:t xml:space="preserve">    </w:t>
-      </w:r>
-      <w:proofErr w:type="spellStart"/>
-      <w:proofErr w:type="gramStart"/>
-      <w:r>
-        <w:rPr>
-          <w:rFonts w:eastAsia="Times New Roman" w:cs="Courier New"/>
-          <w:kern w:val="0"/>
-          <w:sz w:val="20"/>
-          <w:szCs w:val="20"/>
-          <w:lang w:eastAsia="nb-NO"/>
-          <w14:ligatures w14:val="none"/>
-        </w:rPr>
-        <w:t>modal.classList.remove</w:t>
-      </w:r>
-      <w:proofErr w:type="spellEnd"/>
-      <w:proofErr w:type="gramEnd"/>
-      <w:r>
-        <w:rPr>
-          <w:rFonts w:eastAsia="Times New Roman" w:cs="Courier New"/>
-          <w:kern w:val="0"/>
-          <w:sz w:val="20"/>
-          <w:szCs w:val="20"/>
-          <w:lang w:eastAsia="nb-NO"/>
-          <w14:ligatures w14:val="none"/>
-        </w:rPr>
-        <w:t>("skjult");</w:t>
-      </w:r>
+          <w:rFonts w:asciiTheme="majorHAnsi" w:eastAsia="Times New Roman" w:hAnsiTheme="majorHAnsi" w:cs="Courier New"/>
+          <w:kern w:val="0"/>
+          <w:sz w:val="20"/>
+          <w:szCs w:val="20"/>
+          <w:lang w:eastAsia="nb-NO"/>
+          <w14:ligatures w14:val="none"/>
+        </w:rPr>
+      </w:pPr>
     </w:p>
     <w:p>
       <w:pPr>
@@ -4586,17 +4585,17 @@
           <w:tab w:val="left" w:pos="14656"/>
         </w:tabs>
         <w:rPr>
-          <w:rFonts w:eastAsia="Times New Roman" w:cs="Courier New"/>
-          <w:kern w:val="0"/>
-          <w:sz w:val="20"/>
-          <w:szCs w:val="20"/>
-          <w:lang w:eastAsia="nb-NO"/>
-          <w14:ligatures w14:val="none"/>
-        </w:rPr>
-      </w:pPr>
-      <w:r>
-        <w:rPr>
-          <w:rFonts w:eastAsia="Times New Roman" w:cs="Courier New"/>
+          <w:rFonts w:asciiTheme="majorHAnsi" w:eastAsia="Times New Roman" w:hAnsiTheme="majorHAnsi" w:cs="Courier New"/>
+          <w:kern w:val="0"/>
+          <w:sz w:val="20"/>
+          <w:szCs w:val="20"/>
+          <w:lang w:eastAsia="nb-NO"/>
+          <w14:ligatures w14:val="none"/>
+        </w:rPr>
+      </w:pPr>
+      <w:r>
+        <w:rPr>
+          <w:rFonts w:asciiTheme="majorHAnsi" w:eastAsia="Times New Roman" w:hAnsiTheme="majorHAnsi" w:cs="Courier New"/>
           <w:kern w:val="0"/>
           <w:sz w:val="20"/>
           <w:szCs w:val="20"/>
@@ -4609,51 +4608,27 @@
       <w:proofErr w:type="gramStart"/>
       <w:r>
         <w:rPr>
-          <w:rFonts w:eastAsia="Times New Roman" w:cs="Courier New"/>
-          <w:kern w:val="0"/>
-          <w:sz w:val="20"/>
-          <w:szCs w:val="20"/>
-          <w:lang w:eastAsia="nb-NO"/>
-          <w14:ligatures w14:val="none"/>
-        </w:rPr>
-        <w:t>modal.setAttribute</w:t>
+          <w:rFonts w:asciiTheme="majorHAnsi" w:eastAsia="Times New Roman" w:hAnsiTheme="majorHAnsi" w:cs="Courier New"/>
+          <w:kern w:val="0"/>
+          <w:sz w:val="20"/>
+          <w:szCs w:val="20"/>
+          <w:lang w:eastAsia="nb-NO"/>
+          <w14:ligatures w14:val="none"/>
+        </w:rPr>
+        <w:t>modal.classList.remove</w:t>
       </w:r>
       <w:proofErr w:type="spellEnd"/>
       <w:proofErr w:type="gramEnd"/>
       <w:r>
         <w:rPr>
-          <w:rFonts w:eastAsia="Times New Roman" w:cs="Courier New"/>
-          <w:kern w:val="0"/>
-          <w:sz w:val="20"/>
-          <w:szCs w:val="20"/>
-          <w:lang w:eastAsia="nb-NO"/>
-          <w14:ligatures w14:val="none"/>
-        </w:rPr>
-        <w:t>("</w:t>
-      </w:r>
-      <w:proofErr w:type="spellStart"/>
-      <w:r>
-        <w:rPr>
-          <w:rFonts w:eastAsia="Times New Roman" w:cs="Courier New"/>
-          <w:kern w:val="0"/>
-          <w:sz w:val="20"/>
-          <w:szCs w:val="20"/>
-          <w:lang w:eastAsia="nb-NO"/>
-          <w14:ligatures w14:val="none"/>
-        </w:rPr>
-        <w:t>aria-hidden</w:t>
-      </w:r>
-      <w:proofErr w:type="spellEnd"/>
-      <w:r>
-        <w:rPr>
-          <w:rFonts w:eastAsia="Times New Roman" w:cs="Courier New"/>
-          <w:kern w:val="0"/>
-          <w:sz w:val="20"/>
-          <w:szCs w:val="20"/>
-          <w:lang w:eastAsia="nb-NO"/>
-          <w14:ligatures w14:val="none"/>
-        </w:rPr>
-        <w:t>", "false");</w:t>
+          <w:rFonts w:asciiTheme="majorHAnsi" w:eastAsia="Times New Roman" w:hAnsiTheme="majorHAnsi" w:cs="Courier New"/>
+          <w:kern w:val="0"/>
+          <w:sz w:val="20"/>
+          <w:szCs w:val="20"/>
+          <w:lang w:eastAsia="nb-NO"/>
+          <w14:ligatures w14:val="none"/>
+        </w:rPr>
+        <w:t>("skjult");</w:t>
       </w:r>
     </w:p>
     <w:p>
@@ -4677,24 +4652,74 @@
           <w:tab w:val="left" w:pos="14656"/>
         </w:tabs>
         <w:rPr>
-          <w:rFonts w:eastAsia="Times New Roman" w:cs="Courier New"/>
-          <w:kern w:val="0"/>
-          <w:sz w:val="20"/>
-          <w:szCs w:val="20"/>
-          <w:lang w:eastAsia="nb-NO"/>
-          <w14:ligatures w14:val="none"/>
-        </w:rPr>
-      </w:pPr>
-      <w:r>
-        <w:rPr>
-          <w:rFonts w:eastAsia="Times New Roman" w:cs="Courier New"/>
-          <w:kern w:val="0"/>
-          <w:sz w:val="20"/>
-          <w:szCs w:val="20"/>
-          <w:lang w:eastAsia="nb-NO"/>
-          <w14:ligatures w14:val="none"/>
-        </w:rPr>
-        <w:t xml:space="preserve">  });</w:t>
+          <w:rFonts w:asciiTheme="majorHAnsi" w:eastAsia="Times New Roman" w:hAnsiTheme="majorHAnsi" w:cs="Courier New"/>
+          <w:kern w:val="0"/>
+          <w:sz w:val="20"/>
+          <w:szCs w:val="20"/>
+          <w:lang w:eastAsia="nb-NO"/>
+          <w14:ligatures w14:val="none"/>
+        </w:rPr>
+      </w:pPr>
+      <w:r>
+        <w:rPr>
+          <w:rFonts w:asciiTheme="majorHAnsi" w:eastAsia="Times New Roman" w:hAnsiTheme="majorHAnsi" w:cs="Courier New"/>
+          <w:kern w:val="0"/>
+          <w:sz w:val="20"/>
+          <w:szCs w:val="20"/>
+          <w:lang w:eastAsia="nb-NO"/>
+          <w14:ligatures w14:val="none"/>
+        </w:rPr>
+        <w:t xml:space="preserve">    </w:t>
+      </w:r>
+      <w:proofErr w:type="spellStart"/>
+      <w:proofErr w:type="gramStart"/>
+      <w:r>
+        <w:rPr>
+          <w:rFonts w:asciiTheme="majorHAnsi" w:eastAsia="Times New Roman" w:hAnsiTheme="majorHAnsi" w:cs="Courier New"/>
+          <w:kern w:val="0"/>
+          <w:sz w:val="20"/>
+          <w:szCs w:val="20"/>
+          <w:lang w:eastAsia="nb-NO"/>
+          <w14:ligatures w14:val="none"/>
+        </w:rPr>
+        <w:t>modal.setAttribute</w:t>
+      </w:r>
+      <w:proofErr w:type="spellEnd"/>
+      <w:proofErr w:type="gramEnd"/>
+      <w:r>
+        <w:rPr>
+          <w:rFonts w:asciiTheme="majorHAnsi" w:eastAsia="Times New Roman" w:hAnsiTheme="majorHAnsi" w:cs="Courier New"/>
+          <w:kern w:val="0"/>
+          <w:sz w:val="20"/>
+          <w:szCs w:val="20"/>
+          <w:lang w:eastAsia="nb-NO"/>
+          <w14:ligatures w14:val="none"/>
+        </w:rPr>
+        <w:t>("</w:t>
+      </w:r>
+      <w:proofErr w:type="spellStart"/>
+      <w:r>
+        <w:rPr>
+          <w:rFonts w:asciiTheme="majorHAnsi" w:eastAsia="Times New Roman" w:hAnsiTheme="majorHAnsi" w:cs="Courier New"/>
+          <w:kern w:val="0"/>
+          <w:sz w:val="20"/>
+          <w:szCs w:val="20"/>
+          <w:lang w:eastAsia="nb-NO"/>
+          <w14:ligatures w14:val="none"/>
+        </w:rPr>
+        <w:t>aria-hidden</w:t>
+      </w:r>
+      <w:proofErr w:type="spellEnd"/>
+      <w:r>
+        <w:rPr>
+          <w:rFonts w:asciiTheme="majorHAnsi" w:eastAsia="Times New Roman" w:hAnsiTheme="majorHAnsi" w:cs="Courier New"/>
+          <w:kern w:val="0"/>
+          <w:sz w:val="20"/>
+          <w:szCs w:val="20"/>
+          <w:lang w:eastAsia="nb-NO"/>
+          <w14:ligatures w14:val="none"/>
+        </w:rPr>
+        <w:t>", "false");</w:t>
       </w:r>
     </w:p>
     <w:p>
@@ -4718,17 +4743,58 @@
           <w:tab w:val="left" w:pos="14656"/>
         </w:tabs>
         <w:rPr>
-          <w:rFonts w:eastAsia="Times New Roman" w:cs="Courier New"/>
-          <w:kern w:val="0"/>
-          <w:sz w:val="20"/>
-          <w:szCs w:val="20"/>
-          <w:lang w:eastAsia="nb-NO"/>
-          <w14:ligatures w14:val="none"/>
-        </w:rPr>
-      </w:pPr>
-      <w:r>
-        <w:rPr>
-          <w:rFonts w:eastAsia="Times New Roman" w:cs="Courier New"/>
+          <w:rFonts w:asciiTheme="majorHAnsi" w:eastAsia="Times New Roman" w:hAnsiTheme="majorHAnsi" w:cs="Courier New"/>
+          <w:kern w:val="0"/>
+          <w:sz w:val="20"/>
+          <w:szCs w:val="20"/>
+          <w:lang w:eastAsia="nb-NO"/>
+          <w14:ligatures w14:val="none"/>
+        </w:rPr>
+      </w:pPr>
+      <w:r>
+        <w:rPr>
+          <w:rFonts w:asciiTheme="majorHAnsi" w:eastAsia="Times New Roman" w:hAnsiTheme="majorHAnsi" w:cs="Courier New"/>
+          <w:kern w:val="0"/>
+          <w:sz w:val="20"/>
+          <w:szCs w:val="20"/>
+          <w:lang w:eastAsia="nb-NO"/>
+          <w14:ligatures w14:val="none"/>
+        </w:rPr>
+        <w:t xml:space="preserve">  });</w:t>
+      </w:r>
+    </w:p>
+    <w:p>
+      <w:pPr>
+        <w:tabs>
+          <w:tab w:val="left" w:pos="916"/>
+          <w:tab w:val="left" w:pos="1832"/>
+          <w:tab w:val="left" w:pos="2748"/>
+          <w:tab w:val="left" w:pos="3664"/>
+          <w:tab w:val="left" w:pos="4580"/>
+          <w:tab w:val="left" w:pos="5496"/>
+          <w:tab w:val="left" w:pos="6412"/>
+          <w:tab w:val="left" w:pos="7328"/>
+          <w:tab w:val="left" w:pos="8244"/>
+          <w:tab w:val="left" w:pos="9160"/>
+          <w:tab w:val="left" w:pos="10076"/>
+          <w:tab w:val="left" w:pos="10992"/>
+          <w:tab w:val="left" w:pos="11908"/>
+          <w:tab w:val="left" w:pos="12824"/>
+          <w:tab w:val="left" w:pos="13740"/>
+          <w:tab w:val="left" w:pos="14656"/>
+        </w:tabs>
+        <w:rPr>
+          <w:rFonts w:asciiTheme="majorHAnsi" w:eastAsia="Times New Roman" w:hAnsiTheme="majorHAnsi" w:cs="Courier New"/>
+          <w:kern w:val="0"/>
+          <w:sz w:val="20"/>
+          <w:szCs w:val="20"/>
+          <w:lang w:eastAsia="nb-NO"/>
+          <w14:ligatures w14:val="none"/>
+        </w:rPr>
+      </w:pPr>
+      <w:r>
+        <w:rPr>
+          <w:rFonts w:asciiTheme="majorHAnsi" w:eastAsia="Times New Roman" w:hAnsiTheme="majorHAnsi" w:cs="Courier New"/>
           <w:kern w:val="0"/>
           <w:sz w:val="20"/>
           <w:szCs w:val="20"/>
@@ -4740,39 +4806,127 @@
     </w:p>
     <w:p>
       <w:pPr>
-        <w:spacing w:before="100" w:beforeAutospacing="1" w:after="100" w:afterAutospacing="1"/>
-        <w:rPr>
-          <w:rFonts w:eastAsia="Times New Roman" w:cs="Times New Roman"/>
-          <w:kern w:val="0"/>
-          <w:lang w:eastAsia="nb-NO"/>
-          <w14:ligatures w14:val="none"/>
-        </w:rPr>
-      </w:pPr>
-      <w:r>
-        <w:rPr>
-          <w:rFonts w:eastAsia="Times New Roman" w:cs="Times New Roman"/>
+        <w:tabs>
+          <w:tab w:val="left" w:pos="916"/>
+          <w:tab w:val="left" w:pos="1832"/>
+          <w:tab w:val="left" w:pos="2748"/>
+          <w:tab w:val="left" w:pos="3664"/>
+          <w:tab w:val="left" w:pos="4580"/>
+          <w:tab w:val="left" w:pos="5496"/>
+          <w:tab w:val="left" w:pos="6412"/>
+          <w:tab w:val="left" w:pos="7328"/>
+          <w:tab w:val="left" w:pos="8244"/>
+          <w:tab w:val="left" w:pos="9160"/>
+          <w:tab w:val="left" w:pos="10076"/>
+          <w:tab w:val="left" w:pos="10992"/>
+          <w:tab w:val="left" w:pos="11908"/>
+          <w:tab w:val="left" w:pos="12824"/>
+          <w:tab w:val="left" w:pos="13740"/>
+          <w:tab w:val="left" w:pos="14656"/>
+        </w:tabs>
+        <w:rPr>
+          <w:rFonts w:asciiTheme="majorHAnsi" w:eastAsia="Times New Roman" w:hAnsiTheme="majorHAnsi" w:cs="Courier New"/>
+          <w:kern w:val="0"/>
+          <w:sz w:val="20"/>
+          <w:szCs w:val="20"/>
+          <w:lang w:eastAsia="nb-NO"/>
+          <w14:ligatures w14:val="none"/>
+        </w:rPr>
+      </w:pPr>
+    </w:p>
+    <w:p>
+      <w:pPr>
+        <w:rPr>
+          <w:rFonts w:asciiTheme="majorHAnsi" w:eastAsia="Times New Roman" w:hAnsiTheme="majorHAnsi" w:cs="Times New Roman"/>
           <w:b/>
           <w:bCs/>
           <w:kern w:val="0"/>
           <w:lang w:eastAsia="nb-NO"/>
           <w14:ligatures w14:val="none"/>
         </w:rPr>
+      </w:pPr>
+    </w:p>
+    <w:p>
+      <w:pPr>
+        <w:rPr>
+          <w:rFonts w:asciiTheme="majorHAnsi" w:eastAsia="Times New Roman" w:hAnsiTheme="majorHAnsi" w:cs="Times New Roman"/>
+          <w:b/>
+          <w:bCs/>
+          <w:kern w:val="0"/>
+          <w:lang w:eastAsia="nb-NO"/>
+          <w14:ligatures w14:val="none"/>
+        </w:rPr>
+      </w:pPr>
+    </w:p>
+    <w:p>
+      <w:pPr>
+        <w:rPr>
+          <w:rFonts w:asciiTheme="majorHAnsi" w:eastAsia="Times New Roman" w:hAnsiTheme="majorHAnsi" w:cs="Times New Roman"/>
+          <w:b/>
+          <w:bCs/>
+          <w:kern w:val="0"/>
+          <w:lang w:eastAsia="nb-NO"/>
+          <w14:ligatures w14:val="none"/>
+        </w:rPr>
+      </w:pPr>
+    </w:p>
+    <w:p>
+      <w:pPr>
+        <w:rPr>
+          <w:rFonts w:asciiTheme="majorHAnsi" w:eastAsia="Times New Roman" w:hAnsiTheme="majorHAnsi" w:cs="Times New Roman"/>
+          <w:b/>
+          <w:bCs/>
+          <w:kern w:val="0"/>
+          <w:lang w:eastAsia="nb-NO"/>
+          <w14:ligatures w14:val="none"/>
+        </w:rPr>
+      </w:pPr>
+    </w:p>
+    <w:p>
+      <w:pPr>
+        <w:rPr>
+          <w:rFonts w:asciiTheme="majorHAnsi" w:eastAsia="Times New Roman" w:hAnsiTheme="majorHAnsi" w:cs="Times New Roman"/>
+          <w:b/>
+          <w:bCs/>
+          <w:kern w:val="0"/>
+          <w:lang w:eastAsia="nb-NO"/>
+          <w14:ligatures w14:val="none"/>
+        </w:rPr>
+      </w:pPr>
+    </w:p>
+    <w:p>
+      <w:pPr>
+        <w:rPr>
+          <w:rFonts w:asciiTheme="majorHAnsi" w:eastAsia="Times New Roman" w:hAnsiTheme="majorHAnsi" w:cs="Times New Roman"/>
+          <w:kern w:val="0"/>
+          <w:lang w:eastAsia="nb-NO"/>
+          <w14:ligatures w14:val="none"/>
+        </w:rPr>
+      </w:pPr>
+      <w:r>
+        <w:rPr>
+          <w:rFonts w:asciiTheme="majorHAnsi" w:eastAsia="Times New Roman" w:hAnsiTheme="majorHAnsi" w:cs="Times New Roman"/>
+          <w:b/>
+          <w:bCs/>
+          <w:kern w:val="0"/>
+          <w:lang w:eastAsia="nb-NO"/>
+          <w14:ligatures w14:val="none"/>
+        </w:rPr>
         <w:t>Hva skjer og hvorfor:</w:t>
       </w:r>
     </w:p>
     <w:p>
       <w:pPr>
-        <w:spacing w:before="100" w:beforeAutospacing="1" w:after="100" w:afterAutospacing="1"/>
-        <w:rPr>
-          <w:rFonts w:eastAsia="Times New Roman" w:cs="Times New Roman"/>
-          <w:kern w:val="0"/>
-          <w:lang w:eastAsia="nb-NO"/>
-          <w14:ligatures w14:val="none"/>
-        </w:rPr>
-      </w:pPr>
-      <w:r>
-        <w:rPr>
-          <w:rFonts w:eastAsia="Times New Roman" w:cs="Times New Roman"/>
+        <w:rPr>
+          <w:rFonts w:asciiTheme="majorHAnsi" w:eastAsia="Times New Roman" w:hAnsiTheme="majorHAnsi" w:cs="Times New Roman"/>
+          <w:kern w:val="0"/>
+          <w:lang w:eastAsia="nb-NO"/>
+          <w14:ligatures w14:val="none"/>
+        </w:rPr>
+      </w:pPr>
+      <w:r>
+        <w:rPr>
+          <w:rFonts w:asciiTheme="majorHAnsi" w:eastAsia="Times New Roman" w:hAnsiTheme="majorHAnsi" w:cs="Times New Roman"/>
           <w:kern w:val="0"/>
           <w:lang w:eastAsia="nb-NO"/>
           <w14:ligatures w14:val="none"/>
@@ -4782,7 +4936,7 @@
       <w:proofErr w:type="spellStart"/>
       <w:r>
         <w:rPr>
-          <w:rFonts w:eastAsia="Times New Roman" w:cs="Times New Roman"/>
+          <w:rFonts w:asciiTheme="majorHAnsi" w:eastAsia="Times New Roman" w:hAnsiTheme="majorHAnsi" w:cs="Times New Roman"/>
           <w:kern w:val="0"/>
           <w:lang w:eastAsia="nb-NO"/>
           <w14:ligatures w14:val="none"/>
@@ -4792,12 +4946,105 @@
       <w:proofErr w:type="spellEnd"/>
       <w:r>
         <w:rPr>
-          <w:rFonts w:eastAsia="Times New Roman" w:cs="Times New Roman"/>
+          <w:rFonts w:asciiTheme="majorHAnsi" w:eastAsia="Times New Roman" w:hAnsiTheme="majorHAnsi" w:cs="Times New Roman"/>
           <w:kern w:val="0"/>
           <w:lang w:eastAsia="nb-NO"/>
           <w14:ligatures w14:val="none"/>
         </w:rPr>
         <w:t xml:space="preserve"> ikke allerede har registrert oppmøte. Jeg gjorde det sånn for at studenten kan enklere se informasjon og registrere oppmøte direkte på siden.</w:t>
+      </w:r>
+    </w:p>
+    <w:p>
+      <w:pPr>
+        <w:rPr>
+          <w:rFonts w:asciiTheme="majorHAnsi" w:eastAsia="Times New Roman" w:hAnsiTheme="majorHAnsi" w:cs="Times New Roman"/>
+          <w:kern w:val="0"/>
+          <w:lang w:eastAsia="nb-NO"/>
+          <w14:ligatures w14:val="none"/>
+        </w:rPr>
+      </w:pPr>
+    </w:p>
+    <w:p>
+      <w:pPr>
+        <w:rPr>
+          <w:rFonts w:asciiTheme="majorHAnsi" w:eastAsia="Times New Roman" w:hAnsiTheme="majorHAnsi" w:cs="Times New Roman"/>
+          <w:kern w:val="0"/>
+          <w:lang w:eastAsia="nb-NO"/>
+          <w14:ligatures w14:val="none"/>
+        </w:rPr>
+      </w:pPr>
+      <w:proofErr w:type="spellStart"/>
+      <w:r>
+        <w:rPr>
+          <w:rFonts w:asciiTheme="majorHAnsi" w:eastAsia="Times New Roman" w:hAnsiTheme="majorHAnsi" w:cs="Times New Roman"/>
+          <w:kern w:val="0"/>
+          <w:lang w:eastAsia="nb-NO"/>
+          <w14:ligatures w14:val="none"/>
+        </w:rPr>
+        <w:t>Github</w:t>
+      </w:r>
+      <w:proofErr w:type="spellEnd"/>
+      <w:r>
+        <w:rPr>
+          <w:rFonts w:asciiTheme="majorHAnsi" w:eastAsia="Times New Roman" w:hAnsiTheme="majorHAnsi" w:cs="Times New Roman"/>
+          <w:kern w:val="0"/>
+          <w:lang w:eastAsia="nb-NO"/>
+          <w14:ligatures w14:val="none"/>
+        </w:rPr>
+        <w:t xml:space="preserve"> link:</w:t>
+      </w:r>
+      <w:r>
+        <w:rPr>
+          <w:rFonts w:asciiTheme="majorHAnsi" w:eastAsia="Times New Roman" w:hAnsiTheme="majorHAnsi" w:cs="Times New Roman"/>
+          <w:kern w:val="0"/>
+          <w:lang w:eastAsia="nb-NO"/>
+          <w14:ligatures w14:val="none"/>
+        </w:rPr>
+        <w:br/>
+      </w:r>
+      <w:hyperlink r:id="rId5" w:history="1">
+        <w:r>
+          <w:rPr>
+            <w:rFonts w:asciiTheme="majorHAnsi" w:eastAsia="Times New Roman" w:hAnsiTheme="majorHAnsi" w:cs="Times New Roman"/>
+            <w:color w:val="0000FF"/>
+            <w:kern w:val="0"/>
+            <w:u w:val="single"/>
+            <w:lang w:eastAsia="nb-NO"/>
+            <w14:ligatures w14:val="none"/>
+          </w:rPr>
+          <w:t>https://anmoljib.github.io/iSko</w:t>
+        </w:r>
+        <w:r>
+          <w:rPr>
+            <w:rFonts w:asciiTheme="majorHAnsi" w:eastAsia="Times New Roman" w:hAnsiTheme="majorHAnsi" w:cs="Times New Roman"/>
+            <w:color w:val="0000FF"/>
+            <w:kern w:val="0"/>
+            <w:u w:val="single"/>
+            <w:lang w:eastAsia="nb-NO"/>
+            <w14:ligatures w14:val="none"/>
+          </w:rPr>
+          <w:t>l</w:t>
+        </w:r>
+        <w:r>
+          <w:rPr>
+            <w:rFonts w:asciiTheme="majorHAnsi" w:eastAsia="Times New Roman" w:hAnsiTheme="majorHAnsi" w:cs="Times New Roman"/>
+            <w:color w:val="0000FF"/>
+            <w:kern w:val="0"/>
+            <w:u w:val="single"/>
+            <w:lang w:eastAsia="nb-NO"/>
+            <w14:ligatures w14:val="none"/>
+          </w:rPr>
+          <w:t>eProsjekt/</w:t>
+        </w:r>
+      </w:hyperlink>
+      <w:r>
+        <w:rPr>
+          <w:rFonts w:asciiTheme="majorHAnsi" w:eastAsia="Times New Roman" w:hAnsiTheme="majorHAnsi" w:cs="Times New Roman"/>
+          <w:kern w:val="0"/>
+          <w:lang w:eastAsia="nb-NO"/>
+          <w14:ligatures w14:val="none"/>
+        </w:rPr>
+        <w:t> </w:t>
       </w:r>
     </w:p>
     <w:p/>
